--- a/docs/执行SQL结果导出Excel接口文档.docx
+++ b/docs/执行SQL结果导出Excel接口文档.docx
@@ -13,7 +13,7 @@
           <w:color w:val="0B2545"/>
           <w:sz w:val="44"/>
         </w:rPr>
-        <w:t>SQL 执行结果导出接口说明</w:t>
+        <w:t>SQL 执行与导出接口说明</w:t>
       </w:r>
     </w:p>
     <w:p>
@@ -37,7 +37,7 @@
           <w:rFonts w:ascii="Calibri" w:hAnsi="Calibri" w:eastAsia="Microsoft YaHei"/>
           <w:sz w:val="20"/>
         </w:rPr>
-        <w:t>文档版本：v1.2</w:t>
+        <w:t>文档版本：v2.0</w:t>
       </w:r>
     </w:p>
     <w:p>
@@ -49,7 +49,7 @@
           <w:rFonts w:ascii="Calibri" w:hAnsi="Calibri" w:eastAsia="Microsoft YaHei"/>
           <w:sz w:val="20"/>
         </w:rPr>
-        <w:t>更新日期：2026-07-09</w:t>
+        <w:t>更新日期：2026-07-10</w:t>
       </w:r>
     </w:p>
     <w:p>
@@ -208,7 +208,7 @@
                 <w:rFonts w:ascii="Calibri" w:hAnsi="Calibri" w:eastAsia="Microsoft YaHei"/>
                 <w:sz w:val="16"/>
               </w:rPr>
-              <w:t>/api/actuator/execute/export</w:t>
+              <w:t>/api/actuator/execute</w:t>
             </w:r>
           </w:p>
         </w:tc>
@@ -256,7 +256,7 @@
                 <w:rFonts w:ascii="Calibri" w:hAnsi="Calibri" w:eastAsia="Microsoft YaHei"/>
                 <w:sz w:val="16"/>
               </w:rPr>
-              <w:t>执行 SQL，并生成临时 Excel 文件</w:t>
+              <w:t>执行 SQL；可通过 exportExcel 控制返回查询数据或生成 Excel 文件</w:t>
             </w:r>
           </w:p>
         </w:tc>
@@ -280,7 +280,7 @@
                 <w:rFonts w:ascii="Calibri" w:hAnsi="Calibri" w:eastAsia="Microsoft YaHei"/>
                 <w:sz w:val="16"/>
               </w:rPr>
-              <w:t>JSON，返回文件名</w:t>
+              <w:t>JSON</w:t>
             </w:r>
           </w:p>
         </w:tc>
@@ -412,7 +412,7 @@
           <w:rFonts w:ascii="Calibri" w:hAnsi="Calibri" w:eastAsia="Microsoft YaHei"/>
           <w:sz w:val="19"/>
         </w:rPr>
-        <w:t>/api/actuator/execute/export 不直接返回文件流。</w:t>
+        <w:t>不再单独提供导出接口。</w:t>
       </w:r>
     </w:p>
     <w:p>
@@ -426,7 +426,7 @@
           <w:rFonts w:ascii="Calibri" w:hAnsi="Calibri" w:eastAsia="Microsoft YaHei"/>
           <w:sz w:val="19"/>
         </w:rPr>
-        <w:t>导出接口成功后返回临时文件名。</w:t>
+        <w:t>exportExcel 不传或为 false 时，/api/actuator/execute 保持原逻辑，直接返回 SQL 查询数据。</w:t>
       </w:r>
     </w:p>
     <w:p>
@@ -440,7 +440,7 @@
           <w:rFonts w:ascii="Calibri" w:hAnsi="Calibri" w:eastAsia="Microsoft YaHei"/>
           <w:sz w:val="19"/>
         </w:rPr>
-        <w:t>文件下载由 /api/common/download 完成。</w:t>
+        <w:t>exportExcel=true 时，/api/actuator/execute 生成临时 Excel 文件，并在 data 中返回文件名。</w:t>
       </w:r>
     </w:p>
     <w:p>
@@ -454,7 +454,7 @@
           <w:rFonts w:ascii="Calibri" w:hAnsi="Calibri" w:eastAsia="Microsoft YaHei"/>
           <w:sz w:val="19"/>
         </w:rPr>
-        <w:t>原 /api/actuator/execute 查询接口保持不变。</w:t>
+        <w:t>文件下载仍通过 /api/common/download 完成。</w:t>
       </w:r>
     </w:p>
     <w:p>
@@ -462,7 +462,7 @@
         <w:pStyle w:val="Heading1"/>
       </w:pPr>
       <w:r>
-        <w:t>2. 生成导出文件</w:t>
+        <w:t>2. 执行 SQL 或生成导出文件</w:t>
       </w:r>
     </w:p>
     <w:p>
@@ -589,7 +589,7 @@
                 <w:rFonts w:ascii="Calibri" w:hAnsi="Calibri" w:eastAsia="Microsoft YaHei"/>
                 <w:sz w:val="16"/>
               </w:rPr>
-              <w:t>/api/actuator/execute/export</w:t>
+              <w:t>/api/actuator/execute</w:t>
             </w:r>
           </w:p>
         </w:tc>
@@ -739,57 +739,7 @@
                 <w:rFonts w:ascii="Calibri" w:hAnsi="Calibri" w:eastAsia="Microsoft YaHei"/>
                 <w:sz w:val="16"/>
               </w:rPr>
-              <w:t>ResultModel&lt;String&gt;</w:t>
-            </w:r>
-          </w:p>
-        </w:tc>
-      </w:tr>
-      <w:tr>
-        <w:tc>
-          <w:tcPr>
-            <w:tcW w:type="dxa" w:w="4896"/>
-            <w:tcMar>
-              <w:top w:w="80" w:type="dxa"/>
-              <w:start w:w="100" w:type="dxa"/>
-              <w:bottom w:w="80" w:type="dxa"/>
-              <w:end w:w="100" w:type="dxa"/>
-            </w:tcMar>
-            <w:vAlign w:val="center"/>
-          </w:tcPr>
-          <w:p>
-            <w:pPr>
-              <w:spacing w:after="0"/>
-            </w:pPr>
-            <w:r>
-              <w:rPr>
-                <w:rFonts w:ascii="Calibri" w:hAnsi="Calibri" w:eastAsia="Microsoft YaHei"/>
-                <w:sz w:val="16"/>
-              </w:rPr>
-              <w:t>成功返回数据</w:t>
-            </w:r>
-          </w:p>
-        </w:tc>
-        <w:tc>
-          <w:tcPr>
-            <w:tcW w:type="dxa" w:w="4896"/>
-            <w:tcMar>
-              <w:top w:w="80" w:type="dxa"/>
-              <w:start w:w="100" w:type="dxa"/>
-              <w:bottom w:w="80" w:type="dxa"/>
-              <w:end w:w="100" w:type="dxa"/>
-            </w:tcMar>
-            <w:vAlign w:val="center"/>
-          </w:tcPr>
-          <w:p>
-            <w:pPr>
-              <w:spacing w:after="0"/>
-            </w:pPr>
-            <w:r>
-              <w:rPr>
-                <w:rFonts w:ascii="Calibri" w:hAnsi="Calibri" w:eastAsia="Microsoft YaHei"/>
-                <w:sz w:val="16"/>
-              </w:rPr>
-              <w:t>临时 Excel 文件名</w:t>
+              <w:t>ResultModel&lt;?&gt;</w:t>
             </w:r>
           </w:p>
         </w:tc>
@@ -1348,6 +1298,104 @@
                 <w:rFonts w:ascii="Calibri" w:hAnsi="Calibri" w:eastAsia="Microsoft YaHei"/>
                 <w:sz w:val="16"/>
               </w:rPr>
+              <w:t>exportExcel</w:t>
+            </w:r>
+          </w:p>
+        </w:tc>
+        <w:tc>
+          <w:tcPr>
+            <w:tcW w:type="dxa" w:w="2448"/>
+            <w:tcMar>
+              <w:top w:w="80" w:type="dxa"/>
+              <w:start w:w="100" w:type="dxa"/>
+              <w:bottom w:w="80" w:type="dxa"/>
+              <w:end w:w="100" w:type="dxa"/>
+            </w:tcMar>
+            <w:vAlign w:val="center"/>
+          </w:tcPr>
+          <w:p>
+            <w:pPr>
+              <w:spacing w:after="0"/>
+            </w:pPr>
+            <w:r>
+              <w:rPr>
+                <w:rFonts w:ascii="Calibri" w:hAnsi="Calibri" w:eastAsia="Microsoft YaHei"/>
+                <w:sz w:val="16"/>
+              </w:rPr>
+              <w:t>boolean</w:t>
+            </w:r>
+          </w:p>
+        </w:tc>
+        <w:tc>
+          <w:tcPr>
+            <w:tcW w:type="dxa" w:w="2448"/>
+            <w:tcMar>
+              <w:top w:w="80" w:type="dxa"/>
+              <w:start w:w="100" w:type="dxa"/>
+              <w:bottom w:w="80" w:type="dxa"/>
+              <w:end w:w="100" w:type="dxa"/>
+            </w:tcMar>
+            <w:vAlign w:val="center"/>
+          </w:tcPr>
+          <w:p>
+            <w:pPr>
+              <w:spacing w:after="0"/>
+            </w:pPr>
+            <w:r>
+              <w:rPr>
+                <w:rFonts w:ascii="Calibri" w:hAnsi="Calibri" w:eastAsia="Microsoft YaHei"/>
+                <w:sz w:val="16"/>
+              </w:rPr>
+              <w:t>否</w:t>
+            </w:r>
+          </w:p>
+        </w:tc>
+        <w:tc>
+          <w:tcPr>
+            <w:tcW w:type="dxa" w:w="2448"/>
+            <w:tcMar>
+              <w:top w:w="80" w:type="dxa"/>
+              <w:start w:w="100" w:type="dxa"/>
+              <w:bottom w:w="80" w:type="dxa"/>
+              <w:end w:w="100" w:type="dxa"/>
+            </w:tcMar>
+            <w:vAlign w:val="center"/>
+          </w:tcPr>
+          <w:p>
+            <w:pPr>
+              <w:spacing w:after="0"/>
+            </w:pPr>
+            <w:r>
+              <w:rPr>
+                <w:rFonts w:ascii="Calibri" w:hAnsi="Calibri" w:eastAsia="Microsoft YaHei"/>
+                <w:sz w:val="16"/>
+              </w:rPr>
+              <w:t>是否导出 Excel。true 表示生成 Excel 并返回文件名；不传或 false 表示返回原查询数据。</w:t>
+            </w:r>
+          </w:p>
+        </w:tc>
+      </w:tr>
+      <w:tr>
+        <w:tc>
+          <w:tcPr>
+            <w:tcW w:type="dxa" w:w="2448"/>
+            <w:tcMar>
+              <w:top w:w="80" w:type="dxa"/>
+              <w:start w:w="100" w:type="dxa"/>
+              <w:bottom w:w="80" w:type="dxa"/>
+              <w:end w:w="100" w:type="dxa"/>
+            </w:tcMar>
+            <w:vAlign w:val="center"/>
+          </w:tcPr>
+          <w:p>
+            <w:pPr>
+              <w:spacing w:after="0"/>
+            </w:pPr>
+            <w:r>
+              <w:rPr>
+                <w:rFonts w:ascii="Calibri" w:hAnsi="Calibri" w:eastAsia="Microsoft YaHei"/>
+                <w:sz w:val="16"/>
+              </w:rPr>
               <w:t>fieldAuth</w:t>
             </w:r>
           </w:p>
@@ -1828,366 +1876,7 @@
         <w:pStyle w:val="Heading2"/>
       </w:pPr>
       <w:r>
-        <w:t>2.3 params 参数说明</w:t>
-      </w:r>
-    </w:p>
-    <w:p>
-      <w:pPr>
-        <w:spacing w:after="100"/>
-      </w:pPr>
-      <w:r>
-        <w:rPr>
-          <w:rFonts w:ascii="Calibri" w:hAnsi="Calibri" w:eastAsia="Microsoft YaHei"/>
-          <w:sz w:val="20"/>
-        </w:rPr>
-        <w:t>params 中的字段由接口配置决定。后端会校验参数是否存在、必填参数是否完整、参数类型是否正确。</w:t>
-      </w:r>
-    </w:p>
-    <w:p>
-      <w:pPr>
-        <w:spacing w:after="100"/>
-      </w:pPr>
-      <w:r>
-        <w:rPr>
-          <w:rFonts w:ascii="Calibri" w:hAnsi="Calibri" w:eastAsia="Microsoft YaHei"/>
-          <w:sz w:val="20"/>
-        </w:rPr>
-        <w:t>特殊鉴权字段：</w:t>
-      </w:r>
-    </w:p>
-    <w:tbl>
-      <w:tblPr>
-        <w:tblStyle w:val="TableGrid"/>
-        <w:tblW w:type="auto" w:w="0"/>
-        <w:jc w:val="left"/>
-        <w:tblLayout w:type="autofit"/>
-        <w:tblLook w:firstColumn="1" w:firstRow="1" w:lastColumn="0" w:lastRow="0" w:noHBand="0" w:noVBand="1" w:val="04A0"/>
-      </w:tblPr>
-      <w:tblGrid>
-        <w:gridCol w:w="3264"/>
-        <w:gridCol w:w="3264"/>
-        <w:gridCol w:w="3264"/>
-      </w:tblGrid>
-      <w:tr>
-        <w:trPr>
-          <w:tblHeader w:val="true"/>
-        </w:trPr>
-        <w:tc>
-          <w:tcPr>
-            <w:tcW w:type="dxa" w:w="3264"/>
-            <w:shd w:fill="E8EEF5"/>
-            <w:tcMar>
-              <w:top w:w="80" w:type="dxa"/>
-              <w:start w:w="100" w:type="dxa"/>
-              <w:bottom w:w="80" w:type="dxa"/>
-              <w:end w:w="100" w:type="dxa"/>
-            </w:tcMar>
-            <w:vAlign w:val="center"/>
-          </w:tcPr>
-          <w:p>
-            <w:pPr>
-              <w:spacing w:after="0"/>
-            </w:pPr>
-            <w:r>
-              <w:rPr>
-                <w:rFonts w:ascii="Calibri" w:hAnsi="Calibri" w:eastAsia="Microsoft YaHei"/>
-                <w:b/>
-                <w:color w:val="1F4D78"/>
-                <w:sz w:val="17"/>
-              </w:rPr>
-              <w:t>字段</w:t>
-            </w:r>
-          </w:p>
-        </w:tc>
-        <w:tc>
-          <w:tcPr>
-            <w:tcW w:type="dxa" w:w="3264"/>
-            <w:shd w:fill="E8EEF5"/>
-            <w:tcMar>
-              <w:top w:w="80" w:type="dxa"/>
-              <w:start w:w="100" w:type="dxa"/>
-              <w:bottom w:w="80" w:type="dxa"/>
-              <w:end w:w="100" w:type="dxa"/>
-            </w:tcMar>
-            <w:vAlign w:val="center"/>
-          </w:tcPr>
-          <w:p>
-            <w:pPr>
-              <w:spacing w:after="0"/>
-            </w:pPr>
-            <w:r>
-              <w:rPr>
-                <w:rFonts w:ascii="Calibri" w:hAnsi="Calibri" w:eastAsia="Microsoft YaHei"/>
-                <w:b/>
-                <w:color w:val="1F4D78"/>
-                <w:sz w:val="17"/>
-              </w:rPr>
-              <w:t>类型</w:t>
-            </w:r>
-          </w:p>
-        </w:tc>
-        <w:tc>
-          <w:tcPr>
-            <w:tcW w:type="dxa" w:w="3264"/>
-            <w:shd w:fill="E8EEF5"/>
-            <w:tcMar>
-              <w:top w:w="80" w:type="dxa"/>
-              <w:start w:w="100" w:type="dxa"/>
-              <w:bottom w:w="80" w:type="dxa"/>
-              <w:end w:w="100" w:type="dxa"/>
-            </w:tcMar>
-            <w:vAlign w:val="center"/>
-          </w:tcPr>
-          <w:p>
-            <w:pPr>
-              <w:spacing w:after="0"/>
-            </w:pPr>
-            <w:r>
-              <w:rPr>
-                <w:rFonts w:ascii="Calibri" w:hAnsi="Calibri" w:eastAsia="Microsoft YaHei"/>
-                <w:b/>
-                <w:color w:val="1F4D78"/>
-                <w:sz w:val="17"/>
-              </w:rPr>
-              <w:t>说明</w:t>
-            </w:r>
-          </w:p>
-        </w:tc>
-      </w:tr>
-      <w:tr>
-        <w:tc>
-          <w:tcPr>
-            <w:tcW w:type="dxa" w:w="3264"/>
-            <w:tcMar>
-              <w:top w:w="80" w:type="dxa"/>
-              <w:start w:w="100" w:type="dxa"/>
-              <w:bottom w:w="80" w:type="dxa"/>
-              <w:end w:w="100" w:type="dxa"/>
-            </w:tcMar>
-            <w:vAlign w:val="center"/>
-          </w:tcPr>
-          <w:p>
-            <w:pPr>
-              <w:spacing w:after="0"/>
-            </w:pPr>
-            <w:r>
-              <w:rPr>
-                <w:rFonts w:ascii="Calibri" w:hAnsi="Calibri" w:eastAsia="Microsoft YaHei"/>
-                <w:sz w:val="16"/>
-              </w:rPr>
-              <w:t>managerField</w:t>
-            </w:r>
-          </w:p>
-        </w:tc>
-        <w:tc>
-          <w:tcPr>
-            <w:tcW w:type="dxa" w:w="3264"/>
-            <w:tcMar>
-              <w:top w:w="80" w:type="dxa"/>
-              <w:start w:w="100" w:type="dxa"/>
-              <w:bottom w:w="80" w:type="dxa"/>
-              <w:end w:w="100" w:type="dxa"/>
-            </w:tcMar>
-            <w:vAlign w:val="center"/>
-          </w:tcPr>
-          <w:p>
-            <w:pPr>
-              <w:spacing w:after="0"/>
-            </w:pPr>
-            <w:r>
-              <w:rPr>
-                <w:rFonts w:ascii="Calibri" w:hAnsi="Calibri" w:eastAsia="Microsoft YaHei"/>
-                <w:sz w:val="16"/>
-              </w:rPr>
-              <w:t>integer</w:t>
-            </w:r>
-          </w:p>
-        </w:tc>
-        <w:tc>
-          <w:tcPr>
-            <w:tcW w:type="dxa" w:w="3264"/>
-            <w:tcMar>
-              <w:top w:w="80" w:type="dxa"/>
-              <w:start w:w="100" w:type="dxa"/>
-              <w:bottom w:w="80" w:type="dxa"/>
-              <w:end w:w="100" w:type="dxa"/>
-            </w:tcMar>
-            <w:vAlign w:val="center"/>
-          </w:tcPr>
-          <w:p>
-            <w:pPr>
-              <w:spacing w:after="0"/>
-            </w:pPr>
-            <w:r>
-              <w:rPr>
-                <w:rFonts w:ascii="Calibri" w:hAnsi="Calibri" w:eastAsia="Microsoft YaHei"/>
-                <w:sz w:val="16"/>
-              </w:rPr>
-              <w:t>投顾或经理维度鉴权字段。</w:t>
-            </w:r>
-          </w:p>
-        </w:tc>
-      </w:tr>
-      <w:tr>
-        <w:tc>
-          <w:tcPr>
-            <w:tcW w:type="dxa" w:w="3264"/>
-            <w:tcMar>
-              <w:top w:w="80" w:type="dxa"/>
-              <w:start w:w="100" w:type="dxa"/>
-              <w:bottom w:w="80" w:type="dxa"/>
-              <w:end w:w="100" w:type="dxa"/>
-            </w:tcMar>
-            <w:vAlign w:val="center"/>
-          </w:tcPr>
-          <w:p>
-            <w:pPr>
-              <w:spacing w:after="0"/>
-            </w:pPr>
-            <w:r>
-              <w:rPr>
-                <w:rFonts w:ascii="Calibri" w:hAnsi="Calibri" w:eastAsia="Microsoft YaHei"/>
-                <w:sz w:val="16"/>
-              </w:rPr>
-              <w:t>fundIdsField</w:t>
-            </w:r>
-          </w:p>
-        </w:tc>
-        <w:tc>
-          <w:tcPr>
-            <w:tcW w:type="dxa" w:w="3264"/>
-            <w:tcMar>
-              <w:top w:w="80" w:type="dxa"/>
-              <w:start w:w="100" w:type="dxa"/>
-              <w:bottom w:w="80" w:type="dxa"/>
-              <w:end w:w="100" w:type="dxa"/>
-            </w:tcMar>
-            <w:vAlign w:val="center"/>
-          </w:tcPr>
-          <w:p>
-            <w:pPr>
-              <w:spacing w:after="0"/>
-            </w:pPr>
-            <w:r>
-              <w:rPr>
-                <w:rFonts w:ascii="Calibri" w:hAnsi="Calibri" w:eastAsia="Microsoft YaHei"/>
-                <w:sz w:val="16"/>
-              </w:rPr>
-              <w:t>string</w:t>
-            </w:r>
-          </w:p>
-        </w:tc>
-        <w:tc>
-          <w:tcPr>
-            <w:tcW w:type="dxa" w:w="3264"/>
-            <w:tcMar>
-              <w:top w:w="80" w:type="dxa"/>
-              <w:start w:w="100" w:type="dxa"/>
-              <w:bottom w:w="80" w:type="dxa"/>
-              <w:end w:w="100" w:type="dxa"/>
-            </w:tcMar>
-            <w:vAlign w:val="center"/>
-          </w:tcPr>
-          <w:p>
-            <w:pPr>
-              <w:spacing w:after="0"/>
-            </w:pPr>
-            <w:r>
-              <w:rPr>
-                <w:rFonts w:ascii="Calibri" w:hAnsi="Calibri" w:eastAsia="Microsoft YaHei"/>
-                <w:sz w:val="16"/>
-              </w:rPr>
-              <w:t>产品 ID 列表鉴权字段。</w:t>
-            </w:r>
-          </w:p>
-        </w:tc>
-      </w:tr>
-      <w:tr>
-        <w:tc>
-          <w:tcPr>
-            <w:tcW w:type="dxa" w:w="3264"/>
-            <w:tcMar>
-              <w:top w:w="80" w:type="dxa"/>
-              <w:start w:w="100" w:type="dxa"/>
-              <w:bottom w:w="80" w:type="dxa"/>
-              <w:end w:w="100" w:type="dxa"/>
-            </w:tcMar>
-            <w:vAlign w:val="center"/>
-          </w:tcPr>
-          <w:p>
-            <w:pPr>
-              <w:spacing w:after="0"/>
-            </w:pPr>
-            <w:r>
-              <w:rPr>
-                <w:rFonts w:ascii="Calibri" w:hAnsi="Calibri" w:eastAsia="Microsoft YaHei"/>
-                <w:sz w:val="16"/>
-              </w:rPr>
-              <w:t>fundCodesField</w:t>
-            </w:r>
-          </w:p>
-        </w:tc>
-        <w:tc>
-          <w:tcPr>
-            <w:tcW w:type="dxa" w:w="3264"/>
-            <w:tcMar>
-              <w:top w:w="80" w:type="dxa"/>
-              <w:start w:w="100" w:type="dxa"/>
-              <w:bottom w:w="80" w:type="dxa"/>
-              <w:end w:w="100" w:type="dxa"/>
-            </w:tcMar>
-            <w:vAlign w:val="center"/>
-          </w:tcPr>
-          <w:p>
-            <w:pPr>
-              <w:spacing w:after="0"/>
-            </w:pPr>
-            <w:r>
-              <w:rPr>
-                <w:rFonts w:ascii="Calibri" w:hAnsi="Calibri" w:eastAsia="Microsoft YaHei"/>
-                <w:sz w:val="16"/>
-              </w:rPr>
-              <w:t>string</w:t>
-            </w:r>
-          </w:p>
-        </w:tc>
-        <w:tc>
-          <w:tcPr>
-            <w:tcW w:type="dxa" w:w="3264"/>
-            <w:tcMar>
-              <w:top w:w="80" w:type="dxa"/>
-              <w:start w:w="100" w:type="dxa"/>
-              <w:bottom w:w="80" w:type="dxa"/>
-              <w:end w:w="100" w:type="dxa"/>
-            </w:tcMar>
-            <w:vAlign w:val="center"/>
-          </w:tcPr>
-          <w:p>
-            <w:pPr>
-              <w:spacing w:after="0"/>
-            </w:pPr>
-            <w:r>
-              <w:rPr>
-                <w:rFonts w:ascii="Calibri" w:hAnsi="Calibri" w:eastAsia="Microsoft YaHei"/>
-                <w:sz w:val="16"/>
-              </w:rPr>
-              <w:t>产品代码列表鉴权字段。</w:t>
-            </w:r>
-          </w:p>
-        </w:tc>
-      </w:tr>
-    </w:tbl>
-    <w:p>
-      <w:pPr>
-        <w:spacing w:after="40"/>
-      </w:pPr>
-    </w:p>
-    <w:p>
-      <w:pPr>
-        <w:pStyle w:val="Heading2"/>
-      </w:pPr>
-      <w:r>
-        <w:t>2.4 请求示例</w:t>
+        <w:t>2.3 查询请求示例</w:t>
       </w:r>
     </w:p>
     <w:p>
@@ -2258,20 +1947,6 @@
           <w:sz w:val="17"/>
         </w:rPr>
         <w:t xml:space="preserve">  "systemCode": "front-system",</w:t>
-      </w:r>
-    </w:p>
-    <w:p>
-      <w:pPr>
-        <w:pStyle w:val="CodeBlock"/>
-        <w:ind w:left="216" w:right="144"/>
-        <w:shd w:fill="F6F8FA"/>
-      </w:pPr>
-      <w:r>
-        <w:rPr>
-          <w:rFonts w:ascii="Consolas" w:hAnsi="Consolas" w:eastAsia="Microsoft YaHei"/>
-          <w:sz w:val="17"/>
-        </w:rPr>
-        <w:t xml:space="preserve">  "fieldAuth": false,</w:t>
       </w:r>
     </w:p>
     <w:p>
@@ -2382,7 +2057,7 @@
         <w:pStyle w:val="Heading2"/>
       </w:pPr>
       <w:r>
-        <w:t>2.5 成功响应</w:t>
+        <w:t>2.4 查询成功响应</w:t>
       </w:r>
     </w:p>
     <w:p>
@@ -2438,7 +2113,367 @@
           <w:rFonts w:ascii="Consolas" w:hAnsi="Consolas" w:eastAsia="Microsoft YaHei"/>
           <w:sz w:val="17"/>
         </w:rPr>
-        <w:t xml:space="preserve">  "data": "0d4c7b54-7d59-4c17-a4af-76a68b3f2201_demoApi_20260709153000.xlsx"</w:t>
+        <w:t xml:space="preserve">  "data": {</w:t>
+      </w:r>
+    </w:p>
+    <w:p>
+      <w:pPr>
+        <w:pStyle w:val="CodeBlock"/>
+        <w:ind w:left="216" w:right="144"/>
+        <w:shd w:fill="F6F8FA"/>
+      </w:pPr>
+      <w:r>
+        <w:rPr>
+          <w:rFonts w:ascii="Consolas" w:hAnsi="Consolas" w:eastAsia="Microsoft YaHei"/>
+          <w:sz w:val="17"/>
+        </w:rPr>
+        <w:t xml:space="preserve">    "pageNum": 1,</w:t>
+      </w:r>
+    </w:p>
+    <w:p>
+      <w:pPr>
+        <w:pStyle w:val="CodeBlock"/>
+        <w:ind w:left="216" w:right="144"/>
+        <w:shd w:fill="F6F8FA"/>
+      </w:pPr>
+      <w:r>
+        <w:rPr>
+          <w:rFonts w:ascii="Consolas" w:hAnsi="Consolas" w:eastAsia="Microsoft YaHei"/>
+          <w:sz w:val="17"/>
+        </w:rPr>
+        <w:t xml:space="preserve">    "pageSize": 20,</w:t>
+      </w:r>
+    </w:p>
+    <w:p>
+      <w:pPr>
+        <w:pStyle w:val="CodeBlock"/>
+        <w:ind w:left="216" w:right="144"/>
+        <w:shd w:fill="F6F8FA"/>
+      </w:pPr>
+      <w:r>
+        <w:rPr>
+          <w:rFonts w:ascii="Consolas" w:hAnsi="Consolas" w:eastAsia="Microsoft YaHei"/>
+          <w:sz w:val="17"/>
+        </w:rPr>
+        <w:t xml:space="preserve">    "total": 31,</w:t>
+      </w:r>
+    </w:p>
+    <w:p>
+      <w:pPr>
+        <w:pStyle w:val="CodeBlock"/>
+        <w:ind w:left="216" w:right="144"/>
+        <w:shd w:fill="F6F8FA"/>
+      </w:pPr>
+      <w:r>
+        <w:rPr>
+          <w:rFonts w:ascii="Consolas" w:hAnsi="Consolas" w:eastAsia="Microsoft YaHei"/>
+          <w:sz w:val="17"/>
+        </w:rPr>
+        <w:t xml:space="preserve">    "list": []</w:t>
+      </w:r>
+    </w:p>
+    <w:p>
+      <w:pPr>
+        <w:pStyle w:val="CodeBlock"/>
+        <w:ind w:left="216" w:right="144"/>
+        <w:shd w:fill="F6F8FA"/>
+      </w:pPr>
+      <w:r>
+        <w:rPr>
+          <w:rFonts w:ascii="Consolas" w:hAnsi="Consolas" w:eastAsia="Microsoft YaHei"/>
+          <w:sz w:val="17"/>
+        </w:rPr>
+        <w:t xml:space="preserve">  }</w:t>
+      </w:r>
+    </w:p>
+    <w:p>
+      <w:pPr>
+        <w:pStyle w:val="CodeBlock"/>
+        <w:ind w:left="216" w:right="144"/>
+        <w:shd w:fill="F6F8FA"/>
+      </w:pPr>
+      <w:r>
+        <w:rPr>
+          <w:rFonts w:ascii="Consolas" w:hAnsi="Consolas" w:eastAsia="Microsoft YaHei"/>
+          <w:sz w:val="17"/>
+        </w:rPr>
+        <w:t>}</w:t>
+      </w:r>
+    </w:p>
+    <w:p>
+      <w:pPr>
+        <w:spacing w:after="40"/>
+      </w:pPr>
+    </w:p>
+    <w:p>
+      <w:pPr>
+        <w:spacing w:after="100"/>
+      </w:pPr>
+      <w:r>
+        <w:rPr>
+          <w:rFonts w:ascii="Calibri" w:hAnsi="Calibri" w:eastAsia="Microsoft YaHei"/>
+          <w:sz w:val="20"/>
+        </w:rPr>
+        <w:t>说明：查询响应数据结构由 SQL 是否分页以及查询结果决定，保持原逻辑不变。</w:t>
+      </w:r>
+    </w:p>
+    <w:p>
+      <w:pPr>
+        <w:pStyle w:val="Heading2"/>
+      </w:pPr>
+      <w:r>
+        <w:t>2.5 导出请求示例</w:t>
+      </w:r>
+    </w:p>
+    <w:p>
+      <w:pPr>
+        <w:pStyle w:val="CodeBlock"/>
+        <w:ind w:left="216" w:right="144"/>
+        <w:shd w:fill="F6F8FA"/>
+      </w:pPr>
+      <w:r>
+        <w:rPr>
+          <w:rFonts w:ascii="Consolas" w:hAnsi="Consolas" w:eastAsia="Microsoft YaHei"/>
+          <w:sz w:val="17"/>
+        </w:rPr>
+        <w:t>{</w:t>
+      </w:r>
+    </w:p>
+    <w:p>
+      <w:pPr>
+        <w:pStyle w:val="CodeBlock"/>
+        <w:ind w:left="216" w:right="144"/>
+        <w:shd w:fill="F6F8FA"/>
+      </w:pPr>
+      <w:r>
+        <w:rPr>
+          <w:rFonts w:ascii="Consolas" w:hAnsi="Consolas" w:eastAsia="Microsoft YaHei"/>
+          <w:sz w:val="17"/>
+        </w:rPr>
+        <w:t xml:space="preserve">  "tenant": "demo",</w:t>
+      </w:r>
+    </w:p>
+    <w:p>
+      <w:pPr>
+        <w:pStyle w:val="CodeBlock"/>
+        <w:ind w:left="216" w:right="144"/>
+        <w:shd w:fill="F6F8FA"/>
+      </w:pPr>
+      <w:r>
+        <w:rPr>
+          <w:rFonts w:ascii="Consolas" w:hAnsi="Consolas" w:eastAsia="Microsoft YaHei"/>
+          <w:sz w:val="17"/>
+        </w:rPr>
+        <w:t xml:space="preserve">  "apiCode": "demoApi",</w:t>
+      </w:r>
+    </w:p>
+    <w:p>
+      <w:pPr>
+        <w:pStyle w:val="CodeBlock"/>
+        <w:ind w:left="216" w:right="144"/>
+        <w:shd w:fill="F6F8FA"/>
+      </w:pPr>
+      <w:r>
+        <w:rPr>
+          <w:rFonts w:ascii="Consolas" w:hAnsi="Consolas" w:eastAsia="Microsoft YaHei"/>
+          <w:sz w:val="17"/>
+        </w:rPr>
+        <w:t xml:space="preserve">  "token": "调用token",</w:t>
+      </w:r>
+    </w:p>
+    <w:p>
+      <w:pPr>
+        <w:pStyle w:val="CodeBlock"/>
+        <w:ind w:left="216" w:right="144"/>
+        <w:shd w:fill="F6F8FA"/>
+      </w:pPr>
+      <w:r>
+        <w:rPr>
+          <w:rFonts w:ascii="Consolas" w:hAnsi="Consolas" w:eastAsia="Microsoft YaHei"/>
+          <w:sz w:val="17"/>
+        </w:rPr>
+        <w:t xml:space="preserve">  "systemCode": "front-system",</w:t>
+      </w:r>
+    </w:p>
+    <w:p>
+      <w:pPr>
+        <w:pStyle w:val="CodeBlock"/>
+        <w:ind w:left="216" w:right="144"/>
+        <w:shd w:fill="F6F8FA"/>
+      </w:pPr>
+      <w:r>
+        <w:rPr>
+          <w:rFonts w:ascii="Consolas" w:hAnsi="Consolas" w:eastAsia="Microsoft YaHei"/>
+          <w:sz w:val="17"/>
+        </w:rPr>
+        <w:t xml:space="preserve">  "exportExcel": true,</w:t>
+      </w:r>
+    </w:p>
+    <w:p>
+      <w:pPr>
+        <w:pStyle w:val="CodeBlock"/>
+        <w:ind w:left="216" w:right="144"/>
+        <w:shd w:fill="F6F8FA"/>
+      </w:pPr>
+      <w:r>
+        <w:rPr>
+          <w:rFonts w:ascii="Consolas" w:hAnsi="Consolas" w:eastAsia="Microsoft YaHei"/>
+          <w:sz w:val="17"/>
+        </w:rPr>
+        <w:t xml:space="preserve">  "pageNeed": true,</w:t>
+      </w:r>
+    </w:p>
+    <w:p>
+      <w:pPr>
+        <w:pStyle w:val="CodeBlock"/>
+        <w:ind w:left="216" w:right="144"/>
+        <w:shd w:fill="F6F8FA"/>
+      </w:pPr>
+      <w:r>
+        <w:rPr>
+          <w:rFonts w:ascii="Consolas" w:hAnsi="Consolas" w:eastAsia="Microsoft YaHei"/>
+          <w:sz w:val="17"/>
+        </w:rPr>
+        <w:t xml:space="preserve">  "pageNum": 1,</w:t>
+      </w:r>
+    </w:p>
+    <w:p>
+      <w:pPr>
+        <w:pStyle w:val="CodeBlock"/>
+        <w:ind w:left="216" w:right="144"/>
+        <w:shd w:fill="F6F8FA"/>
+      </w:pPr>
+      <w:r>
+        <w:rPr>
+          <w:rFonts w:ascii="Consolas" w:hAnsi="Consolas" w:eastAsia="Microsoft YaHei"/>
+          <w:sz w:val="17"/>
+        </w:rPr>
+        <w:t xml:space="preserve">  "pageSize": 20,</w:t>
+      </w:r>
+    </w:p>
+    <w:p>
+      <w:pPr>
+        <w:pStyle w:val="CodeBlock"/>
+        <w:ind w:left="216" w:right="144"/>
+        <w:shd w:fill="F6F8FA"/>
+      </w:pPr>
+      <w:r>
+        <w:rPr>
+          <w:rFonts w:ascii="Consolas" w:hAnsi="Consolas" w:eastAsia="Microsoft YaHei"/>
+          <w:sz w:val="17"/>
+        </w:rPr>
+        <w:t xml:space="preserve">  "params": {</w:t>
+      </w:r>
+    </w:p>
+    <w:p>
+      <w:pPr>
+        <w:pStyle w:val="CodeBlock"/>
+        <w:ind w:left="216" w:right="144"/>
+        <w:shd w:fill="F6F8FA"/>
+      </w:pPr>
+      <w:r>
+        <w:rPr>
+          <w:rFonts w:ascii="Consolas" w:hAnsi="Consolas" w:eastAsia="Microsoft YaHei"/>
+          <w:sz w:val="17"/>
+        </w:rPr>
+        <w:t xml:space="preserve">    "status": "1"</w:t>
+      </w:r>
+    </w:p>
+    <w:p>
+      <w:pPr>
+        <w:pStyle w:val="CodeBlock"/>
+        <w:ind w:left="216" w:right="144"/>
+        <w:shd w:fill="F6F8FA"/>
+      </w:pPr>
+      <w:r>
+        <w:rPr>
+          <w:rFonts w:ascii="Consolas" w:hAnsi="Consolas" w:eastAsia="Microsoft YaHei"/>
+          <w:sz w:val="17"/>
+        </w:rPr>
+        <w:t xml:space="preserve">  }</w:t>
+      </w:r>
+    </w:p>
+    <w:p>
+      <w:pPr>
+        <w:pStyle w:val="CodeBlock"/>
+        <w:ind w:left="216" w:right="144"/>
+        <w:shd w:fill="F6F8FA"/>
+      </w:pPr>
+      <w:r>
+        <w:rPr>
+          <w:rFonts w:ascii="Consolas" w:hAnsi="Consolas" w:eastAsia="Microsoft YaHei"/>
+          <w:sz w:val="17"/>
+        </w:rPr>
+        <w:t>}</w:t>
+      </w:r>
+    </w:p>
+    <w:p>
+      <w:pPr>
+        <w:spacing w:after="40"/>
+      </w:pPr>
+    </w:p>
+    <w:p>
+      <w:pPr>
+        <w:pStyle w:val="Heading2"/>
+      </w:pPr>
+      <w:r>
+        <w:t>2.6 导出成功响应</w:t>
+      </w:r>
+    </w:p>
+    <w:p>
+      <w:pPr>
+        <w:pStyle w:val="CodeBlock"/>
+        <w:ind w:left="216" w:right="144"/>
+        <w:shd w:fill="F6F8FA"/>
+      </w:pPr>
+      <w:r>
+        <w:rPr>
+          <w:rFonts w:ascii="Consolas" w:hAnsi="Consolas" w:eastAsia="Microsoft YaHei"/>
+          <w:sz w:val="17"/>
+        </w:rPr>
+        <w:t>{</w:t>
+      </w:r>
+    </w:p>
+    <w:p>
+      <w:pPr>
+        <w:pStyle w:val="CodeBlock"/>
+        <w:ind w:left="216" w:right="144"/>
+        <w:shd w:fill="F6F8FA"/>
+      </w:pPr>
+      <w:r>
+        <w:rPr>
+          <w:rFonts w:ascii="Consolas" w:hAnsi="Consolas" w:eastAsia="Microsoft YaHei"/>
+          <w:sz w:val="17"/>
+        </w:rPr>
+        <w:t xml:space="preserve">  "code": 0,</w:t>
+      </w:r>
+    </w:p>
+    <w:p>
+      <w:pPr>
+        <w:pStyle w:val="CodeBlock"/>
+        <w:ind w:left="216" w:right="144"/>
+        <w:shd w:fill="F6F8FA"/>
+      </w:pPr>
+      <w:r>
+        <w:rPr>
+          <w:rFonts w:ascii="Consolas" w:hAnsi="Consolas" w:eastAsia="Microsoft YaHei"/>
+          <w:sz w:val="17"/>
+        </w:rPr>
+        <w:t xml:space="preserve">  "message": "操作成功！",</w:t>
+      </w:r>
+    </w:p>
+    <w:p>
+      <w:pPr>
+        <w:pStyle w:val="CodeBlock"/>
+        <w:ind w:left="216" w:right="144"/>
+        <w:shd w:fill="F6F8FA"/>
+      </w:pPr>
+      <w:r>
+        <w:rPr>
+          <w:rFonts w:ascii="Consolas" w:hAnsi="Consolas" w:eastAsia="Microsoft YaHei"/>
+          <w:sz w:val="17"/>
+        </w:rPr>
+        <w:t xml:space="preserve">  "data": "0d4c7b54-7d59-4c17-a4af-76a68b3f2201_demoApi_20260710153000.xlsx"</w:t>
       </w:r>
     </w:p>
     <w:p>
@@ -2788,7 +2823,7 @@
                 <w:rFonts w:ascii="Calibri" w:hAnsi="Calibri" w:eastAsia="Microsoft YaHei"/>
                 <w:sz w:val="16"/>
               </w:rPr>
-              <w:t>临时 Excel 文件名，用于调用下载接口。</w:t>
+              <w:t>exportExcel=true 时为临时 Excel 文件名，用于调用下载接口。</w:t>
             </w:r>
           </w:p>
         </w:tc>
@@ -2804,7 +2839,7 @@
         <w:pStyle w:val="Heading2"/>
       </w:pPr>
       <w:r>
-        <w:t>2.6 失败响应</w:t>
+        <w:t>2.7 失败响应</w:t>
       </w:r>
     </w:p>
     <w:p>
@@ -3944,7 +3979,7 @@
                 <w:rFonts w:ascii="Calibri" w:hAnsi="Calibri" w:eastAsia="Microsoft YaHei"/>
                 <w:sz w:val="16"/>
               </w:rPr>
-              <w:t>导出接口返回的 data。</w:t>
+              <w:t>/api/actuator/execute 在 exportExcel=true 时返回的 data。</w:t>
             </w:r>
           </w:p>
         </w:tc>
@@ -4232,7 +4267,7 @@
           <w:rFonts w:ascii="Consolas" w:hAnsi="Consolas" w:eastAsia="Microsoft YaHei"/>
           <w:sz w:val="17"/>
         </w:rPr>
-        <w:t xml:space="preserve">  "fileName": "0d4c7b54-7d59-4c17-a4af-76a68b3f2201_demoApi_20260709153000.xlsx",</w:t>
+        <w:t xml:space="preserve">  "fileName": "0d4c7b54-7d59-4c17-a4af-76a68b3f2201_demoApi_20260710153000.xlsx",</w:t>
       </w:r>
     </w:p>
     <w:p>
@@ -4691,6 +4726,56 @@
                 <w:sz w:val="17"/>
               </w:rPr>
               <w:t>说明</w:t>
+            </w:r>
+          </w:p>
+        </w:tc>
+      </w:tr>
+      <w:tr>
+        <w:tc>
+          <w:tcPr>
+            <w:tcW w:type="dxa" w:w="4896"/>
+            <w:tcMar>
+              <w:top w:w="80" w:type="dxa"/>
+              <w:start w:w="100" w:type="dxa"/>
+              <w:bottom w:w="80" w:type="dxa"/>
+              <w:end w:w="100" w:type="dxa"/>
+            </w:tcMar>
+            <w:vAlign w:val="center"/>
+          </w:tcPr>
+          <w:p>
+            <w:pPr>
+              <w:spacing w:after="0"/>
+            </w:pPr>
+            <w:r>
+              <w:rPr>
+                <w:rFonts w:ascii="Calibri" w:hAnsi="Calibri" w:eastAsia="Microsoft YaHei"/>
+                <w:sz w:val="16"/>
+              </w:rPr>
+              <w:t>导出入口</w:t>
+            </w:r>
+          </w:p>
+        </w:tc>
+        <w:tc>
+          <w:tcPr>
+            <w:tcW w:type="dxa" w:w="4896"/>
+            <w:tcMar>
+              <w:top w:w="80" w:type="dxa"/>
+              <w:start w:w="100" w:type="dxa"/>
+              <w:bottom w:w="80" w:type="dxa"/>
+              <w:end w:w="100" w:type="dxa"/>
+            </w:tcMar>
+            <w:vAlign w:val="center"/>
+          </w:tcPr>
+          <w:p>
+            <w:pPr>
+              <w:spacing w:after="0"/>
+            </w:pPr>
+            <w:r>
+              <w:rPr>
+                <w:rFonts w:ascii="Calibri" w:hAnsi="Calibri" w:eastAsia="Microsoft YaHei"/>
+                <w:sz w:val="16"/>
+              </w:rPr>
+              <w:t>/api/actuator/execute，请求体中传 exportExcel=true。</w:t>
             </w:r>
           </w:p>
         </w:tc>
@@ -5402,11 +5487,11 @@
       <w:headerReference w:type="default" r:id="rId9"/>
       <w:footerReference w:type="default" r:id="rId10"/>
       <w:headerReference w:type="first" r:id="rId11"/>
-      <w:headerReference w:type="even" r:id="rId12"/>
-      <w:footerReference w:type="first" r:id="rId13"/>
+      <w:footerReference w:type="first" r:id="rId12"/>
+      <w:headerReference w:type="even" r:id="rId13"/>
       <w:footerReference w:type="even" r:id="rId14"/>
       <w:pgSz w:w="12240" w:h="15840"/>
-      <w:pgMar w:top="1224" w:right="1224" w:bottom="1224" w:left="1224" w:header="648" w:footer="648" w:gutter="0"/>
+      <w:pgMar w:top="1224" w:right="1224" w:bottom="1224" w:left="1224" w:header="720" w:footer="720" w:gutter="0"/>
       <w:cols w:space="720"/>
       <w:docGrid w:linePitch="360"/>
     </w:sectPr>
@@ -5419,7 +5504,6 @@
   <w:p>
     <w:pPr>
       <w:pStyle w:val="Footer"/>
-      <w:jc w:val="center"/>
     </w:pPr>
     <w:r/>
   </w:p>
@@ -5453,7 +5537,6 @@
   <w:p>
     <w:pPr>
       <w:pStyle w:val="Header"/>
-      <w:jc w:val="right"/>
     </w:pPr>
     <w:r/>
   </w:p>

--- a/docs/执行SQL结果导出Excel接口文档.docx
+++ b/docs/执行SQL结果导出Excel接口文档.docx
@@ -4,52 +4,47 @@
   <w:body>
     <w:p>
       <w:pPr>
-        <w:spacing w:after="80"/>
+        <w:pStyle w:val="Title"/>
+        <w:jc w:val="center"/>
       </w:pPr>
       <w:r>
         <w:rPr>
-          <w:rFonts w:ascii="Calibri" w:hAnsi="Calibri" w:eastAsia="Microsoft YaHei"/>
+          <w:rFonts w:ascii="Microsoft YaHei" w:hAnsi="Microsoft YaHei" w:eastAsia="Microsoft YaHei"/>
           <w:b/>
-          <w:color w:val="0B2545"/>
+          <w:color w:val="1F4E79"/>
           <w:sz w:val="44"/>
         </w:rPr>
-        <w:t>SQL 执行与导出接口说明</w:t>
+        <w:t>SQL 执行与 Excel 导出接口说明</w:t>
       </w:r>
     </w:p>
     <w:p>
-      <w:pPr>
-        <w:spacing w:after="100"/>
-      </w:pPr>
       <w:r>
         <w:rPr>
-          <w:rFonts w:ascii="Calibri" w:hAnsi="Calibri" w:eastAsia="Microsoft YaHei"/>
-          <w:sz w:val="20"/>
+          <w:rFonts w:ascii="Microsoft YaHei" w:hAnsi="Microsoft YaHei" w:eastAsia="Microsoft YaHei"/>
+          <w:b w:val="0"/>
+          <w:sz w:val="21"/>
         </w:rPr>
         <w:t>适用项目：glxt-api</w:t>
       </w:r>
     </w:p>
     <w:p>
-      <w:pPr>
-        <w:spacing w:after="100"/>
-      </w:pPr>
       <w:r>
         <w:rPr>
-          <w:rFonts w:ascii="Calibri" w:hAnsi="Calibri" w:eastAsia="Microsoft YaHei"/>
-          <w:sz w:val="20"/>
+          <w:rFonts w:ascii="Microsoft YaHei" w:hAnsi="Microsoft YaHei" w:eastAsia="Microsoft YaHei"/>
+          <w:b w:val="0"/>
+          <w:sz w:val="21"/>
         </w:rPr>
-        <w:t>文档版本：v2.0</w:t>
+        <w:t>文档版本：v3.0</w:t>
       </w:r>
     </w:p>
     <w:p>
-      <w:pPr>
-        <w:spacing w:after="100"/>
-      </w:pPr>
       <w:r>
         <w:rPr>
-          <w:rFonts w:ascii="Calibri" w:hAnsi="Calibri" w:eastAsia="Microsoft YaHei"/>
-          <w:sz w:val="20"/>
+          <w:rFonts w:ascii="Microsoft YaHei" w:hAnsi="Microsoft YaHei" w:eastAsia="Microsoft YaHei"/>
+          <w:b w:val="0"/>
+          <w:sz w:val="21"/>
         </w:rPr>
-        <w:t>更新日期：2026-07-10</w:t>
+        <w:t>更新日期：2026-07-21</w:t>
       </w:r>
     </w:p>
     <w:p>
@@ -57,6 +52,12 @@
         <w:pStyle w:val="Heading1"/>
       </w:pPr>
       <w:r>
+        <w:rPr>
+          <w:rFonts w:ascii="Microsoft YaHei" w:hAnsi="Microsoft YaHei" w:eastAsia="Microsoft YaHei"/>
+          <w:b/>
+          <w:color w:val="1F4E79"/>
+          <w:sz w:val="32"/>
+        </w:rPr>
         <w:t>1. 接口概览</w:t>
       </w:r>
     </w:p>
@@ -64,42 +65,29 @@
       <w:tblPr>
         <w:tblStyle w:val="TableGrid"/>
         <w:tblW w:type="auto" w:w="0"/>
-        <w:jc w:val="left"/>
-        <w:tblLayout w:type="autofit"/>
+        <w:jc w:val="center"/>
         <w:tblLook w:firstColumn="1" w:firstRow="1" w:lastColumn="0" w:lastRow="0" w:noHBand="0" w:noVBand="1" w:val="04A0"/>
       </w:tblPr>
       <w:tblGrid>
-        <w:gridCol w:w="2448"/>
-        <w:gridCol w:w="2448"/>
-        <w:gridCol w:w="2448"/>
-        <w:gridCol w:w="2448"/>
+        <w:gridCol w:w="2160"/>
+        <w:gridCol w:w="2160"/>
+        <w:gridCol w:w="2160"/>
+        <w:gridCol w:w="2160"/>
       </w:tblGrid>
       <w:tr>
-        <w:trPr>
-          <w:tblHeader w:val="true"/>
-        </w:trPr>
         <w:tc>
           <w:tcPr>
-            <w:tcW w:type="dxa" w:w="2448"/>
-            <w:shd w:fill="E8EEF5"/>
-            <w:tcMar>
-              <w:top w:w="80" w:type="dxa"/>
-              <w:start w:w="100" w:type="dxa"/>
-              <w:bottom w:w="80" w:type="dxa"/>
-              <w:end w:w="100" w:type="dxa"/>
-            </w:tcMar>
+            <w:tcW w:type="dxa" w:w="2160"/>
+            <w:shd w:fill="D9EAF7"/>
             <w:vAlign w:val="center"/>
           </w:tcPr>
           <w:p>
-            <w:pPr>
-              <w:spacing w:after="0"/>
-            </w:pPr>
+            <w:r/>
             <w:r>
               <w:rPr>
-                <w:rFonts w:ascii="Calibri" w:hAnsi="Calibri" w:eastAsia="Microsoft YaHei"/>
+                <w:rFonts w:ascii="Microsoft YaHei" w:hAnsi="Microsoft YaHei" w:eastAsia="Microsoft YaHei"/>
                 <w:b/>
-                <w:color w:val="1F4D78"/>
-                <w:sz w:val="17"/>
+                <w:sz w:val="21"/>
               </w:rPr>
               <w:t>接口</w:t>
             </w:r>
@@ -107,26 +95,17 @@
         </w:tc>
         <w:tc>
           <w:tcPr>
-            <w:tcW w:type="dxa" w:w="2448"/>
-            <w:shd w:fill="E8EEF5"/>
-            <w:tcMar>
-              <w:top w:w="80" w:type="dxa"/>
-              <w:start w:w="100" w:type="dxa"/>
-              <w:bottom w:w="80" w:type="dxa"/>
-              <w:end w:w="100" w:type="dxa"/>
-            </w:tcMar>
+            <w:tcW w:type="dxa" w:w="2160"/>
+            <w:shd w:fill="D9EAF7"/>
             <w:vAlign w:val="center"/>
           </w:tcPr>
           <w:p>
-            <w:pPr>
-              <w:spacing w:after="0"/>
-            </w:pPr>
+            <w:r/>
             <w:r>
               <w:rPr>
-                <w:rFonts w:ascii="Calibri" w:hAnsi="Calibri" w:eastAsia="Microsoft YaHei"/>
+                <w:rFonts w:ascii="Microsoft YaHei" w:hAnsi="Microsoft YaHei" w:eastAsia="Microsoft YaHei"/>
                 <w:b/>
-                <w:color w:val="1F4D78"/>
-                <w:sz w:val="17"/>
+                <w:sz w:val="21"/>
               </w:rPr>
               <w:t>方法</w:t>
             </w:r>
@@ -134,26 +113,17 @@
         </w:tc>
         <w:tc>
           <w:tcPr>
-            <w:tcW w:type="dxa" w:w="2448"/>
-            <w:shd w:fill="E8EEF5"/>
-            <w:tcMar>
-              <w:top w:w="80" w:type="dxa"/>
-              <w:start w:w="100" w:type="dxa"/>
-              <w:bottom w:w="80" w:type="dxa"/>
-              <w:end w:w="100" w:type="dxa"/>
-            </w:tcMar>
+            <w:tcW w:type="dxa" w:w="2160"/>
+            <w:shd w:fill="D9EAF7"/>
             <w:vAlign w:val="center"/>
           </w:tcPr>
           <w:p>
-            <w:pPr>
-              <w:spacing w:after="0"/>
-            </w:pPr>
+            <w:r/>
             <w:r>
               <w:rPr>
-                <w:rFonts w:ascii="Calibri" w:hAnsi="Calibri" w:eastAsia="Microsoft YaHei"/>
+                <w:rFonts w:ascii="Microsoft YaHei" w:hAnsi="Microsoft YaHei" w:eastAsia="Microsoft YaHei"/>
                 <w:b/>
-                <w:color w:val="1F4D78"/>
-                <w:sz w:val="17"/>
+                <w:sz w:val="21"/>
               </w:rPr>
               <w:t>说明</w:t>
             </w:r>
@@ -161,28 +131,19 @@
         </w:tc>
         <w:tc>
           <w:tcPr>
-            <w:tcW w:type="dxa" w:w="2448"/>
-            <w:shd w:fill="E8EEF5"/>
-            <w:tcMar>
-              <w:top w:w="80" w:type="dxa"/>
-              <w:start w:w="100" w:type="dxa"/>
-              <w:bottom w:w="80" w:type="dxa"/>
-              <w:end w:w="100" w:type="dxa"/>
-            </w:tcMar>
+            <w:tcW w:type="dxa" w:w="2160"/>
+            <w:shd w:fill="D9EAF7"/>
             <w:vAlign w:val="center"/>
           </w:tcPr>
           <w:p>
-            <w:pPr>
-              <w:spacing w:after="0"/>
-            </w:pPr>
+            <w:r/>
             <w:r>
               <w:rPr>
-                <w:rFonts w:ascii="Calibri" w:hAnsi="Calibri" w:eastAsia="Microsoft YaHei"/>
+                <w:rFonts w:ascii="Microsoft YaHei" w:hAnsi="Microsoft YaHei" w:eastAsia="Microsoft YaHei"/>
                 <w:b/>
-                <w:color w:val="1F4D78"/>
-                <w:sz w:val="17"/>
+                <w:sz w:val="21"/>
               </w:rPr>
-              <w:t>响应</w:t>
+              <w:t>成功响应</w:t>
             </w:r>
           </w:p>
         </w:tc>
@@ -190,23 +151,16 @@
       <w:tr>
         <w:tc>
           <w:tcPr>
-            <w:tcW w:type="dxa" w:w="2448"/>
-            <w:tcMar>
-              <w:top w:w="80" w:type="dxa"/>
-              <w:start w:w="100" w:type="dxa"/>
-              <w:bottom w:w="80" w:type="dxa"/>
-              <w:end w:w="100" w:type="dxa"/>
-            </w:tcMar>
+            <w:tcW w:type="dxa" w:w="2160"/>
             <w:vAlign w:val="center"/>
           </w:tcPr>
           <w:p>
-            <w:pPr>
-              <w:spacing w:after="0"/>
-            </w:pPr>
+            <w:r/>
             <w:r>
               <w:rPr>
-                <w:rFonts w:ascii="Calibri" w:hAnsi="Calibri" w:eastAsia="Microsoft YaHei"/>
-                <w:sz w:val="16"/>
+                <w:rFonts w:ascii="Microsoft YaHei" w:hAnsi="Microsoft YaHei" w:eastAsia="Microsoft YaHei"/>
+                <w:b w:val="0"/>
+                <w:sz w:val="21"/>
               </w:rPr>
               <w:t>/api/actuator/execute</w:t>
             </w:r>
@@ -214,23 +168,16 @@
         </w:tc>
         <w:tc>
           <w:tcPr>
-            <w:tcW w:type="dxa" w:w="2448"/>
-            <w:tcMar>
-              <w:top w:w="80" w:type="dxa"/>
-              <w:start w:w="100" w:type="dxa"/>
-              <w:bottom w:w="80" w:type="dxa"/>
-              <w:end w:w="100" w:type="dxa"/>
-            </w:tcMar>
+            <w:tcW w:type="dxa" w:w="2160"/>
             <w:vAlign w:val="center"/>
           </w:tcPr>
           <w:p>
-            <w:pPr>
-              <w:spacing w:after="0"/>
-            </w:pPr>
+            <w:r/>
             <w:r>
               <w:rPr>
-                <w:rFonts w:ascii="Calibri" w:hAnsi="Calibri" w:eastAsia="Microsoft YaHei"/>
-                <w:sz w:val="16"/>
+                <w:rFonts w:ascii="Microsoft YaHei" w:hAnsi="Microsoft YaHei" w:eastAsia="Microsoft YaHei"/>
+                <w:b w:val="0"/>
+                <w:sz w:val="21"/>
               </w:rPr>
               <w:t>POST</w:t>
             </w:r>
@@ -238,165 +185,46 @@
         </w:tc>
         <w:tc>
           <w:tcPr>
-            <w:tcW w:type="dxa" w:w="2448"/>
-            <w:tcMar>
-              <w:top w:w="80" w:type="dxa"/>
-              <w:start w:w="100" w:type="dxa"/>
-              <w:bottom w:w="80" w:type="dxa"/>
-              <w:end w:w="100" w:type="dxa"/>
-            </w:tcMar>
+            <w:tcW w:type="dxa" w:w="2160"/>
             <w:vAlign w:val="center"/>
           </w:tcPr>
           <w:p>
-            <w:pPr>
-              <w:spacing w:after="0"/>
-            </w:pPr>
+            <w:r/>
             <w:r>
               <w:rPr>
-                <w:rFonts w:ascii="Calibri" w:hAnsi="Calibri" w:eastAsia="Microsoft YaHei"/>
-                <w:sz w:val="16"/>
+                <w:rFonts w:ascii="Microsoft YaHei" w:hAnsi="Microsoft YaHei" w:eastAsia="Microsoft YaHei"/>
+                <w:b w:val="0"/>
+                <w:sz w:val="21"/>
               </w:rPr>
-              <w:t>执行 SQL；可通过 exportExcel 控制返回查询数据或生成 Excel 文件</w:t>
+              <w:t>执行 SQL；通过 exportExcel 控制返回查询数据或 Excel 文件</w:t>
             </w:r>
           </w:p>
         </w:tc>
         <w:tc>
           <w:tcPr>
-            <w:tcW w:type="dxa" w:w="2448"/>
-            <w:tcMar>
-              <w:top w:w="80" w:type="dxa"/>
-              <w:start w:w="100" w:type="dxa"/>
-              <w:bottom w:w="80" w:type="dxa"/>
-              <w:end w:w="100" w:type="dxa"/>
-            </w:tcMar>
+            <w:tcW w:type="dxa" w:w="2160"/>
             <w:vAlign w:val="center"/>
           </w:tcPr>
           <w:p>
-            <w:pPr>
-              <w:spacing w:after="0"/>
-            </w:pPr>
+            <w:r/>
             <w:r>
               <w:rPr>
-                <w:rFonts w:ascii="Calibri" w:hAnsi="Calibri" w:eastAsia="Microsoft YaHei"/>
-                <w:sz w:val="16"/>
+                <w:rFonts w:ascii="Microsoft YaHei" w:hAnsi="Microsoft YaHei" w:eastAsia="Microsoft YaHei"/>
+                <w:b w:val="0"/>
+                <w:sz w:val="21"/>
               </w:rPr>
-              <w:t>JSON</w:t>
-            </w:r>
-          </w:p>
-        </w:tc>
-      </w:tr>
-      <w:tr>
-        <w:tc>
-          <w:tcPr>
-            <w:tcW w:type="dxa" w:w="2448"/>
-            <w:tcMar>
-              <w:top w:w="80" w:type="dxa"/>
-              <w:start w:w="100" w:type="dxa"/>
-              <w:bottom w:w="80" w:type="dxa"/>
-              <w:end w:w="100" w:type="dxa"/>
-            </w:tcMar>
-            <w:vAlign w:val="center"/>
-          </w:tcPr>
-          <w:p>
-            <w:pPr>
-              <w:spacing w:after="0"/>
-            </w:pPr>
-            <w:r>
-              <w:rPr>
-                <w:rFonts w:ascii="Calibri" w:hAnsi="Calibri" w:eastAsia="Microsoft YaHei"/>
-                <w:sz w:val="16"/>
-              </w:rPr>
-              <w:t>/api/common/download</w:t>
-            </w:r>
-          </w:p>
-        </w:tc>
-        <w:tc>
-          <w:tcPr>
-            <w:tcW w:type="dxa" w:w="2448"/>
-            <w:tcMar>
-              <w:top w:w="80" w:type="dxa"/>
-              <w:start w:w="100" w:type="dxa"/>
-              <w:bottom w:w="80" w:type="dxa"/>
-              <w:end w:w="100" w:type="dxa"/>
-            </w:tcMar>
-            <w:vAlign w:val="center"/>
-          </w:tcPr>
-          <w:p>
-            <w:pPr>
-              <w:spacing w:after="0"/>
-            </w:pPr>
-            <w:r>
-              <w:rPr>
-                <w:rFonts w:ascii="Calibri" w:hAnsi="Calibri" w:eastAsia="Microsoft YaHei"/>
-                <w:sz w:val="16"/>
-              </w:rPr>
-              <w:t>POST</w:t>
-            </w:r>
-          </w:p>
-        </w:tc>
-        <w:tc>
-          <w:tcPr>
-            <w:tcW w:type="dxa" w:w="2448"/>
-            <w:tcMar>
-              <w:top w:w="80" w:type="dxa"/>
-              <w:start w:w="100" w:type="dxa"/>
-              <w:bottom w:w="80" w:type="dxa"/>
-              <w:end w:w="100" w:type="dxa"/>
-            </w:tcMar>
-            <w:vAlign w:val="center"/>
-          </w:tcPr>
-          <w:p>
-            <w:pPr>
-              <w:spacing w:after="0"/>
-            </w:pPr>
-            <w:r>
-              <w:rPr>
-                <w:rFonts w:ascii="Calibri" w:hAnsi="Calibri" w:eastAsia="Microsoft YaHei"/>
-                <w:sz w:val="16"/>
-              </w:rPr>
-              <w:t>根据文件名下载临时文件</w:t>
-            </w:r>
-          </w:p>
-        </w:tc>
-        <w:tc>
-          <w:tcPr>
-            <w:tcW w:type="dxa" w:w="2448"/>
-            <w:tcMar>
-              <w:top w:w="80" w:type="dxa"/>
-              <w:start w:w="100" w:type="dxa"/>
-              <w:bottom w:w="80" w:type="dxa"/>
-              <w:end w:w="100" w:type="dxa"/>
-            </w:tcMar>
-            <w:vAlign w:val="center"/>
-          </w:tcPr>
-          <w:p>
-            <w:pPr>
-              <w:spacing w:after="0"/>
-            </w:pPr>
-            <w:r>
-              <w:rPr>
-                <w:rFonts w:ascii="Calibri" w:hAnsi="Calibri" w:eastAsia="Microsoft YaHei"/>
-                <w:sz w:val="16"/>
-              </w:rPr>
-              <w:t>文件流</w:t>
+              <w:t>JSON 或 .xlsx 文件流</w:t>
             </w:r>
           </w:p>
         </w:tc>
       </w:tr>
     </w:tbl>
     <w:p>
-      <w:pPr>
-        <w:spacing w:after="40"/>
-      </w:pPr>
-    </w:p>
-    <w:p>
-      <w:pPr>
-        <w:spacing w:after="100"/>
-      </w:pPr>
       <w:r>
         <w:rPr>
-          <w:rFonts w:ascii="Calibri" w:hAnsi="Calibri" w:eastAsia="Microsoft YaHei"/>
-          <w:sz w:val="20"/>
+          <w:rFonts w:ascii="Microsoft YaHei" w:hAnsi="Microsoft YaHei" w:eastAsia="Microsoft YaHei"/>
+          <w:b w:val="0"/>
+          <w:sz w:val="21"/>
         </w:rPr>
         <w:t>说明：</w:t>
       </w:r>
@@ -404,57 +232,53 @@
     <w:p>
       <w:pPr>
         <w:pStyle w:val="ListBullet"/>
-        <w:spacing w:after="40"/>
-        <w:ind w:left="461" w:hanging="230"/>
       </w:pPr>
       <w:r>
         <w:rPr>
-          <w:rFonts w:ascii="Calibri" w:hAnsi="Calibri" w:eastAsia="Microsoft YaHei"/>
-          <w:sz w:val="19"/>
+          <w:rFonts w:ascii="Microsoft YaHei" w:hAnsi="Microsoft YaHei" w:eastAsia="Microsoft YaHei"/>
+          <w:b w:val="0"/>
+          <w:sz w:val="21"/>
         </w:rPr>
-        <w:t>不再单独提供导出接口。</w:t>
+        <w:t>不再单独提供 SQL 结果导出接口。</w:t>
       </w:r>
     </w:p>
     <w:p>
       <w:pPr>
         <w:pStyle w:val="ListBullet"/>
-        <w:spacing w:after="40"/>
-        <w:ind w:left="461" w:hanging="230"/>
       </w:pPr>
       <w:r>
         <w:rPr>
-          <w:rFonts w:ascii="Calibri" w:hAnsi="Calibri" w:eastAsia="Microsoft YaHei"/>
-          <w:sz w:val="19"/>
+          <w:rFonts w:ascii="Microsoft YaHei" w:hAnsi="Microsoft YaHei" w:eastAsia="Microsoft YaHei"/>
+          <w:b w:val="0"/>
+          <w:sz w:val="21"/>
         </w:rPr>
-        <w:t>exportExcel 不传或为 false 时，/api/actuator/execute 保持原逻辑，直接返回 SQL 查询数据。</w:t>
+        <w:t>exportExcel 不传或为 false 时，保持原逻辑，返回 SQL 查询数据 JSON。</w:t>
       </w:r>
     </w:p>
     <w:p>
       <w:pPr>
         <w:pStyle w:val="ListBullet"/>
-        <w:spacing w:after="40"/>
-        <w:ind w:left="461" w:hanging="230"/>
       </w:pPr>
       <w:r>
         <w:rPr>
-          <w:rFonts w:ascii="Calibri" w:hAnsi="Calibri" w:eastAsia="Microsoft YaHei"/>
-          <w:sz w:val="19"/>
+          <w:rFonts w:ascii="Microsoft YaHei" w:hAnsi="Microsoft YaHei" w:eastAsia="Microsoft YaHei"/>
+          <w:b w:val="0"/>
+          <w:sz w:val="21"/>
         </w:rPr>
-        <w:t>exportExcel=true 时，/api/actuator/execute 生成临时 Excel 文件，并在 data 中返回文件名。</w:t>
+        <w:t>exportExcel=true 时，同一个接口直接返回 Excel 文件流。</w:t>
       </w:r>
     </w:p>
     <w:p>
       <w:pPr>
         <w:pStyle w:val="ListBullet"/>
-        <w:spacing w:after="40"/>
-        <w:ind w:left="461" w:hanging="230"/>
       </w:pPr>
       <w:r>
         <w:rPr>
-          <w:rFonts w:ascii="Calibri" w:hAnsi="Calibri" w:eastAsia="Microsoft YaHei"/>
-          <w:sz w:val="19"/>
+          <w:rFonts w:ascii="Microsoft YaHei" w:hAnsi="Microsoft YaHei" w:eastAsia="Microsoft YaHei"/>
+          <w:b w:val="0"/>
+          <w:sz w:val="21"/>
         </w:rPr>
-        <w:t>文件下载仍通过 /api/common/download 完成。</w:t>
+        <w:t>SQL 结果导出成功时已经是文件流响应，不需要二次请求下载。</w:t>
       </w:r>
     </w:p>
     <w:p>
@@ -462,55 +286,40 @@
         <w:pStyle w:val="Heading1"/>
       </w:pPr>
       <w:r>
-        <w:t>2. 执行 SQL 或生成导出文件</w:t>
-      </w:r>
-    </w:p>
-    <w:p>
-      <w:pPr>
-        <w:pStyle w:val="Heading2"/>
-      </w:pPr>
-      <w:r>
-        <w:t>2.1 基本信息</w:t>
+        <w:rPr>
+          <w:rFonts w:ascii="Microsoft YaHei" w:hAnsi="Microsoft YaHei" w:eastAsia="Microsoft YaHei"/>
+          <w:b/>
+          <w:color w:val="1F4E79"/>
+          <w:sz w:val="32"/>
+        </w:rPr>
+        <w:t>2. 请求信息</w:t>
       </w:r>
     </w:p>
     <w:tbl>
       <w:tblPr>
         <w:tblStyle w:val="TableGrid"/>
         <w:tblW w:type="auto" w:w="0"/>
-        <w:jc w:val="left"/>
-        <w:tblLayout w:type="autofit"/>
+        <w:jc w:val="center"/>
         <w:tblLook w:firstColumn="1" w:firstRow="1" w:lastColumn="0" w:lastRow="0" w:noHBand="0" w:noVBand="1" w:val="04A0"/>
       </w:tblPr>
       <w:tblGrid>
-        <w:gridCol w:w="4896"/>
-        <w:gridCol w:w="4896"/>
+        <w:gridCol w:w="4320"/>
+        <w:gridCol w:w="4320"/>
       </w:tblGrid>
       <w:tr>
-        <w:trPr>
-          <w:tblHeader w:val="true"/>
-        </w:trPr>
         <w:tc>
           <w:tcPr>
-            <w:tcW w:type="dxa" w:w="4896"/>
-            <w:shd w:fill="E8EEF5"/>
-            <w:tcMar>
-              <w:top w:w="80" w:type="dxa"/>
-              <w:start w:w="100" w:type="dxa"/>
-              <w:bottom w:w="80" w:type="dxa"/>
-              <w:end w:w="100" w:type="dxa"/>
-            </w:tcMar>
+            <w:tcW w:type="dxa" w:w="4320"/>
+            <w:shd w:fill="D9EAF7"/>
             <w:vAlign w:val="center"/>
           </w:tcPr>
           <w:p>
-            <w:pPr>
-              <w:spacing w:after="0"/>
-            </w:pPr>
+            <w:r/>
             <w:r>
               <w:rPr>
-                <w:rFonts w:ascii="Calibri" w:hAnsi="Calibri" w:eastAsia="Microsoft YaHei"/>
+                <w:rFonts w:ascii="Microsoft YaHei" w:hAnsi="Microsoft YaHei" w:eastAsia="Microsoft YaHei"/>
                 <w:b/>
-                <w:color w:val="1F4D78"/>
-                <w:sz w:val="17"/>
+                <w:sz w:val="21"/>
               </w:rPr>
               <w:t>项</w:t>
             </w:r>
@@ -518,26 +327,17 @@
         </w:tc>
         <w:tc>
           <w:tcPr>
-            <w:tcW w:type="dxa" w:w="4896"/>
-            <w:shd w:fill="E8EEF5"/>
-            <w:tcMar>
-              <w:top w:w="80" w:type="dxa"/>
-              <w:start w:w="100" w:type="dxa"/>
-              <w:bottom w:w="80" w:type="dxa"/>
-              <w:end w:w="100" w:type="dxa"/>
-            </w:tcMar>
+            <w:tcW w:type="dxa" w:w="4320"/>
+            <w:shd w:fill="D9EAF7"/>
             <w:vAlign w:val="center"/>
           </w:tcPr>
           <w:p>
-            <w:pPr>
-              <w:spacing w:after="0"/>
-            </w:pPr>
+            <w:r/>
             <w:r>
               <w:rPr>
-                <w:rFonts w:ascii="Calibri" w:hAnsi="Calibri" w:eastAsia="Microsoft YaHei"/>
+                <w:rFonts w:ascii="Microsoft YaHei" w:hAnsi="Microsoft YaHei" w:eastAsia="Microsoft YaHei"/>
                 <w:b/>
-                <w:color w:val="1F4D78"/>
-                <w:sz w:val="17"/>
+                <w:sz w:val="21"/>
               </w:rPr>
               <w:t>值</w:t>
             </w:r>
@@ -547,23 +347,16 @@
       <w:tr>
         <w:tc>
           <w:tcPr>
-            <w:tcW w:type="dxa" w:w="4896"/>
-            <w:tcMar>
-              <w:top w:w="80" w:type="dxa"/>
-              <w:start w:w="100" w:type="dxa"/>
-              <w:bottom w:w="80" w:type="dxa"/>
-              <w:end w:w="100" w:type="dxa"/>
-            </w:tcMar>
+            <w:tcW w:type="dxa" w:w="4320"/>
             <w:vAlign w:val="center"/>
           </w:tcPr>
           <w:p>
-            <w:pPr>
-              <w:spacing w:after="0"/>
-            </w:pPr>
+            <w:r/>
             <w:r>
               <w:rPr>
-                <w:rFonts w:ascii="Calibri" w:hAnsi="Calibri" w:eastAsia="Microsoft YaHei"/>
-                <w:sz w:val="16"/>
+                <w:rFonts w:ascii="Microsoft YaHei" w:hAnsi="Microsoft YaHei" w:eastAsia="Microsoft YaHei"/>
+                <w:b w:val="0"/>
+                <w:sz w:val="21"/>
               </w:rPr>
               <w:t>URL</w:t>
             </w:r>
@@ -571,23 +364,16 @@
         </w:tc>
         <w:tc>
           <w:tcPr>
-            <w:tcW w:type="dxa" w:w="4896"/>
-            <w:tcMar>
-              <w:top w:w="80" w:type="dxa"/>
-              <w:start w:w="100" w:type="dxa"/>
-              <w:bottom w:w="80" w:type="dxa"/>
-              <w:end w:w="100" w:type="dxa"/>
-            </w:tcMar>
+            <w:tcW w:type="dxa" w:w="4320"/>
             <w:vAlign w:val="center"/>
           </w:tcPr>
           <w:p>
-            <w:pPr>
-              <w:spacing w:after="0"/>
-            </w:pPr>
+            <w:r/>
             <w:r>
               <w:rPr>
-                <w:rFonts w:ascii="Calibri" w:hAnsi="Calibri" w:eastAsia="Microsoft YaHei"/>
-                <w:sz w:val="16"/>
+                <w:rFonts w:ascii="Microsoft YaHei" w:hAnsi="Microsoft YaHei" w:eastAsia="Microsoft YaHei"/>
+                <w:b w:val="0"/>
+                <w:sz w:val="21"/>
               </w:rPr>
               <w:t>/api/actuator/execute</w:t>
             </w:r>
@@ -597,23 +383,16 @@
       <w:tr>
         <w:tc>
           <w:tcPr>
-            <w:tcW w:type="dxa" w:w="4896"/>
-            <w:tcMar>
-              <w:top w:w="80" w:type="dxa"/>
-              <w:start w:w="100" w:type="dxa"/>
-              <w:bottom w:w="80" w:type="dxa"/>
-              <w:end w:w="100" w:type="dxa"/>
-            </w:tcMar>
+            <w:tcW w:type="dxa" w:w="4320"/>
             <w:vAlign w:val="center"/>
           </w:tcPr>
           <w:p>
-            <w:pPr>
-              <w:spacing w:after="0"/>
-            </w:pPr>
+            <w:r/>
             <w:r>
               <w:rPr>
-                <w:rFonts w:ascii="Calibri" w:hAnsi="Calibri" w:eastAsia="Microsoft YaHei"/>
-                <w:sz w:val="16"/>
+                <w:rFonts w:ascii="Microsoft YaHei" w:hAnsi="Microsoft YaHei" w:eastAsia="Microsoft YaHei"/>
+                <w:b w:val="0"/>
+                <w:sz w:val="21"/>
               </w:rPr>
               <w:t>Method</w:t>
             </w:r>
@@ -621,23 +400,16 @@
         </w:tc>
         <w:tc>
           <w:tcPr>
-            <w:tcW w:type="dxa" w:w="4896"/>
-            <w:tcMar>
-              <w:top w:w="80" w:type="dxa"/>
-              <w:start w:w="100" w:type="dxa"/>
-              <w:bottom w:w="80" w:type="dxa"/>
-              <w:end w:w="100" w:type="dxa"/>
-            </w:tcMar>
+            <w:tcW w:type="dxa" w:w="4320"/>
             <w:vAlign w:val="center"/>
           </w:tcPr>
           <w:p>
-            <w:pPr>
-              <w:spacing w:after="0"/>
-            </w:pPr>
+            <w:r/>
             <w:r>
               <w:rPr>
-                <w:rFonts w:ascii="Calibri" w:hAnsi="Calibri" w:eastAsia="Microsoft YaHei"/>
-                <w:sz w:val="16"/>
+                <w:rFonts w:ascii="Microsoft YaHei" w:hAnsi="Microsoft YaHei" w:eastAsia="Microsoft YaHei"/>
+                <w:b w:val="0"/>
+                <w:sz w:val="21"/>
               </w:rPr>
               <w:t>POST</w:t>
             </w:r>
@@ -647,23 +419,16 @@
       <w:tr>
         <w:tc>
           <w:tcPr>
-            <w:tcW w:type="dxa" w:w="4896"/>
-            <w:tcMar>
-              <w:top w:w="80" w:type="dxa"/>
-              <w:start w:w="100" w:type="dxa"/>
-              <w:bottom w:w="80" w:type="dxa"/>
-              <w:end w:w="100" w:type="dxa"/>
-            </w:tcMar>
+            <w:tcW w:type="dxa" w:w="4320"/>
             <w:vAlign w:val="center"/>
           </w:tcPr>
           <w:p>
-            <w:pPr>
-              <w:spacing w:after="0"/>
-            </w:pPr>
+            <w:r/>
             <w:r>
               <w:rPr>
-                <w:rFonts w:ascii="Calibri" w:hAnsi="Calibri" w:eastAsia="Microsoft YaHei"/>
-                <w:sz w:val="16"/>
+                <w:rFonts w:ascii="Microsoft YaHei" w:hAnsi="Microsoft YaHei" w:eastAsia="Microsoft YaHei"/>
+                <w:b w:val="0"/>
+                <w:sz w:val="21"/>
               </w:rPr>
               <w:t>Content-Type</w:t>
             </w:r>
@@ -671,75 +436,18 @@
         </w:tc>
         <w:tc>
           <w:tcPr>
-            <w:tcW w:type="dxa" w:w="4896"/>
-            <w:tcMar>
-              <w:top w:w="80" w:type="dxa"/>
-              <w:start w:w="100" w:type="dxa"/>
-              <w:bottom w:w="80" w:type="dxa"/>
-              <w:end w:w="100" w:type="dxa"/>
-            </w:tcMar>
+            <w:tcW w:type="dxa" w:w="4320"/>
             <w:vAlign w:val="center"/>
           </w:tcPr>
           <w:p>
-            <w:pPr>
-              <w:spacing w:after="0"/>
-            </w:pPr>
+            <w:r/>
             <w:r>
               <w:rPr>
-                <w:rFonts w:ascii="Calibri" w:hAnsi="Calibri" w:eastAsia="Microsoft YaHei"/>
-                <w:sz w:val="16"/>
+                <w:rFonts w:ascii="Microsoft YaHei" w:hAnsi="Microsoft YaHei" w:eastAsia="Microsoft YaHei"/>
+                <w:b w:val="0"/>
+                <w:sz w:val="21"/>
               </w:rPr>
               <w:t>application/json</w:t>
-            </w:r>
-          </w:p>
-        </w:tc>
-      </w:tr>
-      <w:tr>
-        <w:tc>
-          <w:tcPr>
-            <w:tcW w:type="dxa" w:w="4896"/>
-            <w:tcMar>
-              <w:top w:w="80" w:type="dxa"/>
-              <w:start w:w="100" w:type="dxa"/>
-              <w:bottom w:w="80" w:type="dxa"/>
-              <w:end w:w="100" w:type="dxa"/>
-            </w:tcMar>
-            <w:vAlign w:val="center"/>
-          </w:tcPr>
-          <w:p>
-            <w:pPr>
-              <w:spacing w:after="0"/>
-            </w:pPr>
-            <w:r>
-              <w:rPr>
-                <w:rFonts w:ascii="Calibri" w:hAnsi="Calibri" w:eastAsia="Microsoft YaHei"/>
-                <w:sz w:val="16"/>
-              </w:rPr>
-              <w:t>返回类型</w:t>
-            </w:r>
-          </w:p>
-        </w:tc>
-        <w:tc>
-          <w:tcPr>
-            <w:tcW w:type="dxa" w:w="4896"/>
-            <w:tcMar>
-              <w:top w:w="80" w:type="dxa"/>
-              <w:start w:w="100" w:type="dxa"/>
-              <w:bottom w:w="80" w:type="dxa"/>
-              <w:end w:w="100" w:type="dxa"/>
-            </w:tcMar>
-            <w:vAlign w:val="center"/>
-          </w:tcPr>
-          <w:p>
-            <w:pPr>
-              <w:spacing w:after="0"/>
-            </w:pPr>
-            <w:r>
-              <w:rPr>
-                <w:rFonts w:ascii="Calibri" w:hAnsi="Calibri" w:eastAsia="Microsoft YaHei"/>
-                <w:sz w:val="16"/>
-              </w:rPr>
-              <w:t>ResultModel&lt;?&gt;</w:t>
             </w:r>
           </w:p>
         </w:tc>
@@ -747,57 +455,45 @@
     </w:tbl>
     <w:p>
       <w:pPr>
-        <w:spacing w:after="40"/>
-      </w:pPr>
-    </w:p>
-    <w:p>
-      <w:pPr>
-        <w:pStyle w:val="Heading2"/>
+        <w:pStyle w:val="Heading1"/>
       </w:pPr>
       <w:r>
-        <w:t>2.2 请求参数</w:t>
+        <w:rPr>
+          <w:rFonts w:ascii="Microsoft YaHei" w:hAnsi="Microsoft YaHei" w:eastAsia="Microsoft YaHei"/>
+          <w:b/>
+          <w:color w:val="1F4E79"/>
+          <w:sz w:val="32"/>
+        </w:rPr>
+        <w:t>3. 请求参数</w:t>
       </w:r>
     </w:p>
     <w:tbl>
       <w:tblPr>
         <w:tblStyle w:val="TableGrid"/>
         <w:tblW w:type="auto" w:w="0"/>
-        <w:jc w:val="left"/>
-        <w:tblLayout w:type="autofit"/>
+        <w:jc w:val="center"/>
         <w:tblLook w:firstColumn="1" w:firstRow="1" w:lastColumn="0" w:lastRow="0" w:noHBand="0" w:noVBand="1" w:val="04A0"/>
       </w:tblPr>
       <w:tblGrid>
-        <w:gridCol w:w="2448"/>
-        <w:gridCol w:w="2448"/>
-        <w:gridCol w:w="2448"/>
-        <w:gridCol w:w="2448"/>
+        <w:gridCol w:w="2160"/>
+        <w:gridCol w:w="2160"/>
+        <w:gridCol w:w="2160"/>
+        <w:gridCol w:w="2160"/>
       </w:tblGrid>
       <w:tr>
-        <w:trPr>
-          <w:tblHeader w:val="true"/>
-        </w:trPr>
         <w:tc>
           <w:tcPr>
-            <w:tcW w:type="dxa" w:w="2448"/>
-            <w:shd w:fill="E8EEF5"/>
-            <w:tcMar>
-              <w:top w:w="80" w:type="dxa"/>
-              <w:start w:w="100" w:type="dxa"/>
-              <w:bottom w:w="80" w:type="dxa"/>
-              <w:end w:w="100" w:type="dxa"/>
-            </w:tcMar>
+            <w:tcW w:type="dxa" w:w="2160"/>
+            <w:shd w:fill="D9EAF7"/>
             <w:vAlign w:val="center"/>
           </w:tcPr>
           <w:p>
-            <w:pPr>
-              <w:spacing w:after="0"/>
-            </w:pPr>
+            <w:r/>
             <w:r>
               <w:rPr>
-                <w:rFonts w:ascii="Calibri" w:hAnsi="Calibri" w:eastAsia="Microsoft YaHei"/>
+                <w:rFonts w:ascii="Microsoft YaHei" w:hAnsi="Microsoft YaHei" w:eastAsia="Microsoft YaHei"/>
                 <w:b/>
-                <w:color w:val="1F4D78"/>
-                <w:sz w:val="17"/>
+                <w:sz w:val="21"/>
               </w:rPr>
               <w:t>字段</w:t>
             </w:r>
@@ -805,26 +501,17 @@
         </w:tc>
         <w:tc>
           <w:tcPr>
-            <w:tcW w:type="dxa" w:w="2448"/>
-            <w:shd w:fill="E8EEF5"/>
-            <w:tcMar>
-              <w:top w:w="80" w:type="dxa"/>
-              <w:start w:w="100" w:type="dxa"/>
-              <w:bottom w:w="80" w:type="dxa"/>
-              <w:end w:w="100" w:type="dxa"/>
-            </w:tcMar>
+            <w:tcW w:type="dxa" w:w="2160"/>
+            <w:shd w:fill="D9EAF7"/>
             <w:vAlign w:val="center"/>
           </w:tcPr>
           <w:p>
-            <w:pPr>
-              <w:spacing w:after="0"/>
-            </w:pPr>
+            <w:r/>
             <w:r>
               <w:rPr>
-                <w:rFonts w:ascii="Calibri" w:hAnsi="Calibri" w:eastAsia="Microsoft YaHei"/>
+                <w:rFonts w:ascii="Microsoft YaHei" w:hAnsi="Microsoft YaHei" w:eastAsia="Microsoft YaHei"/>
                 <w:b/>
-                <w:color w:val="1F4D78"/>
-                <w:sz w:val="17"/>
+                <w:sz w:val="21"/>
               </w:rPr>
               <w:t>类型</w:t>
             </w:r>
@@ -832,26 +519,17 @@
         </w:tc>
         <w:tc>
           <w:tcPr>
-            <w:tcW w:type="dxa" w:w="2448"/>
-            <w:shd w:fill="E8EEF5"/>
-            <w:tcMar>
-              <w:top w:w="80" w:type="dxa"/>
-              <w:start w:w="100" w:type="dxa"/>
-              <w:bottom w:w="80" w:type="dxa"/>
-              <w:end w:w="100" w:type="dxa"/>
-            </w:tcMar>
+            <w:tcW w:type="dxa" w:w="2160"/>
+            <w:shd w:fill="D9EAF7"/>
             <w:vAlign w:val="center"/>
           </w:tcPr>
           <w:p>
-            <w:pPr>
-              <w:spacing w:after="0"/>
-            </w:pPr>
+            <w:r/>
             <w:r>
               <w:rPr>
-                <w:rFonts w:ascii="Calibri" w:hAnsi="Calibri" w:eastAsia="Microsoft YaHei"/>
+                <w:rFonts w:ascii="Microsoft YaHei" w:hAnsi="Microsoft YaHei" w:eastAsia="Microsoft YaHei"/>
                 <w:b/>
-                <w:color w:val="1F4D78"/>
-                <w:sz w:val="17"/>
+                <w:sz w:val="21"/>
               </w:rPr>
               <w:t>必填</w:t>
             </w:r>
@@ -859,26 +537,17 @@
         </w:tc>
         <w:tc>
           <w:tcPr>
-            <w:tcW w:type="dxa" w:w="2448"/>
-            <w:shd w:fill="E8EEF5"/>
-            <w:tcMar>
-              <w:top w:w="80" w:type="dxa"/>
-              <w:start w:w="100" w:type="dxa"/>
-              <w:bottom w:w="80" w:type="dxa"/>
-              <w:end w:w="100" w:type="dxa"/>
-            </w:tcMar>
+            <w:tcW w:type="dxa" w:w="2160"/>
+            <w:shd w:fill="D9EAF7"/>
             <w:vAlign w:val="center"/>
           </w:tcPr>
           <w:p>
-            <w:pPr>
-              <w:spacing w:after="0"/>
-            </w:pPr>
+            <w:r/>
             <w:r>
               <w:rPr>
-                <w:rFonts w:ascii="Calibri" w:hAnsi="Calibri" w:eastAsia="Microsoft YaHei"/>
+                <w:rFonts w:ascii="Microsoft YaHei" w:hAnsi="Microsoft YaHei" w:eastAsia="Microsoft YaHei"/>
                 <w:b/>
-                <w:color w:val="1F4D78"/>
-                <w:sz w:val="17"/>
+                <w:sz w:val="21"/>
               </w:rPr>
               <w:t>说明</w:t>
             </w:r>
@@ -888,23 +557,16 @@
       <w:tr>
         <w:tc>
           <w:tcPr>
-            <w:tcW w:type="dxa" w:w="2448"/>
-            <w:tcMar>
-              <w:top w:w="80" w:type="dxa"/>
-              <w:start w:w="100" w:type="dxa"/>
-              <w:bottom w:w="80" w:type="dxa"/>
-              <w:end w:w="100" w:type="dxa"/>
-            </w:tcMar>
+            <w:tcW w:type="dxa" w:w="2160"/>
             <w:vAlign w:val="center"/>
           </w:tcPr>
           <w:p>
-            <w:pPr>
-              <w:spacing w:after="0"/>
-            </w:pPr>
+            <w:r/>
             <w:r>
               <w:rPr>
-                <w:rFonts w:ascii="Calibri" w:hAnsi="Calibri" w:eastAsia="Microsoft YaHei"/>
-                <w:sz w:val="16"/>
+                <w:rFonts w:ascii="Microsoft YaHei" w:hAnsi="Microsoft YaHei" w:eastAsia="Microsoft YaHei"/>
+                <w:b w:val="0"/>
+                <w:sz w:val="21"/>
               </w:rPr>
               <w:t>tenant</w:t>
             </w:r>
@@ -912,23 +574,16 @@
         </w:tc>
         <w:tc>
           <w:tcPr>
-            <w:tcW w:type="dxa" w:w="2448"/>
-            <w:tcMar>
-              <w:top w:w="80" w:type="dxa"/>
-              <w:start w:w="100" w:type="dxa"/>
-              <w:bottom w:w="80" w:type="dxa"/>
-              <w:end w:w="100" w:type="dxa"/>
-            </w:tcMar>
+            <w:tcW w:type="dxa" w:w="2160"/>
             <w:vAlign w:val="center"/>
           </w:tcPr>
           <w:p>
-            <w:pPr>
-              <w:spacing w:after="0"/>
-            </w:pPr>
+            <w:r/>
             <w:r>
               <w:rPr>
-                <w:rFonts w:ascii="Calibri" w:hAnsi="Calibri" w:eastAsia="Microsoft YaHei"/>
-                <w:sz w:val="16"/>
+                <w:rFonts w:ascii="Microsoft YaHei" w:hAnsi="Microsoft YaHei" w:eastAsia="Microsoft YaHei"/>
+                <w:b w:val="0"/>
+                <w:sz w:val="21"/>
               </w:rPr>
               <w:t>string</w:t>
             </w:r>
@@ -936,23 +591,16 @@
         </w:tc>
         <w:tc>
           <w:tcPr>
-            <w:tcW w:type="dxa" w:w="2448"/>
-            <w:tcMar>
-              <w:top w:w="80" w:type="dxa"/>
-              <w:start w:w="100" w:type="dxa"/>
-              <w:bottom w:w="80" w:type="dxa"/>
-              <w:end w:w="100" w:type="dxa"/>
-            </w:tcMar>
+            <w:tcW w:type="dxa" w:w="2160"/>
             <w:vAlign w:val="center"/>
           </w:tcPr>
           <w:p>
-            <w:pPr>
-              <w:spacing w:after="0"/>
-            </w:pPr>
+            <w:r/>
             <w:r>
               <w:rPr>
-                <w:rFonts w:ascii="Calibri" w:hAnsi="Calibri" w:eastAsia="Microsoft YaHei"/>
-                <w:sz w:val="16"/>
+                <w:rFonts w:ascii="Microsoft YaHei" w:hAnsi="Microsoft YaHei" w:eastAsia="Microsoft YaHei"/>
+                <w:b w:val="0"/>
+                <w:sz w:val="21"/>
               </w:rPr>
               <w:t>按接口配置</w:t>
             </w:r>
@@ -960,23 +608,16 @@
         </w:tc>
         <w:tc>
           <w:tcPr>
-            <w:tcW w:type="dxa" w:w="2448"/>
-            <w:tcMar>
-              <w:top w:w="80" w:type="dxa"/>
-              <w:start w:w="100" w:type="dxa"/>
-              <w:bottom w:w="80" w:type="dxa"/>
-              <w:end w:w="100" w:type="dxa"/>
-            </w:tcMar>
+            <w:tcW w:type="dxa" w:w="2160"/>
             <w:vAlign w:val="center"/>
           </w:tcPr>
           <w:p>
-            <w:pPr>
-              <w:spacing w:after="0"/>
-            </w:pPr>
+            <w:r/>
             <w:r>
               <w:rPr>
-                <w:rFonts w:ascii="Calibri" w:hAnsi="Calibri" w:eastAsia="Microsoft YaHei"/>
-                <w:sz w:val="16"/>
+                <w:rFonts w:ascii="Microsoft YaHei" w:hAnsi="Microsoft YaHei" w:eastAsia="Microsoft YaHei"/>
+                <w:b w:val="0"/>
+                <w:sz w:val="21"/>
               </w:rPr>
               <w:t>租户标识。后端通过 tenant + apiCode 查询接口配置。</w:t>
             </w:r>
@@ -986,23 +627,16 @@
       <w:tr>
         <w:tc>
           <w:tcPr>
-            <w:tcW w:type="dxa" w:w="2448"/>
-            <w:tcMar>
-              <w:top w:w="80" w:type="dxa"/>
-              <w:start w:w="100" w:type="dxa"/>
-              <w:bottom w:w="80" w:type="dxa"/>
-              <w:end w:w="100" w:type="dxa"/>
-            </w:tcMar>
+            <w:tcW w:type="dxa" w:w="2160"/>
             <w:vAlign w:val="center"/>
           </w:tcPr>
           <w:p>
-            <w:pPr>
-              <w:spacing w:after="0"/>
-            </w:pPr>
+            <w:r/>
             <w:r>
               <w:rPr>
-                <w:rFonts w:ascii="Calibri" w:hAnsi="Calibri" w:eastAsia="Microsoft YaHei"/>
-                <w:sz w:val="16"/>
+                <w:rFonts w:ascii="Microsoft YaHei" w:hAnsi="Microsoft YaHei" w:eastAsia="Microsoft YaHei"/>
+                <w:b w:val="0"/>
+                <w:sz w:val="21"/>
               </w:rPr>
               <w:t>apiCode</w:t>
             </w:r>
@@ -1010,23 +644,16 @@
         </w:tc>
         <w:tc>
           <w:tcPr>
-            <w:tcW w:type="dxa" w:w="2448"/>
-            <w:tcMar>
-              <w:top w:w="80" w:type="dxa"/>
-              <w:start w:w="100" w:type="dxa"/>
-              <w:bottom w:w="80" w:type="dxa"/>
-              <w:end w:w="100" w:type="dxa"/>
-            </w:tcMar>
+            <w:tcW w:type="dxa" w:w="2160"/>
             <w:vAlign w:val="center"/>
           </w:tcPr>
           <w:p>
-            <w:pPr>
-              <w:spacing w:after="0"/>
-            </w:pPr>
+            <w:r/>
             <w:r>
               <w:rPr>
-                <w:rFonts w:ascii="Calibri" w:hAnsi="Calibri" w:eastAsia="Microsoft YaHei"/>
-                <w:sz w:val="16"/>
+                <w:rFonts w:ascii="Microsoft YaHei" w:hAnsi="Microsoft YaHei" w:eastAsia="Microsoft YaHei"/>
+                <w:b w:val="0"/>
+                <w:sz w:val="21"/>
               </w:rPr>
               <w:t>string</w:t>
             </w:r>
@@ -1034,23 +661,16 @@
         </w:tc>
         <w:tc>
           <w:tcPr>
-            <w:tcW w:type="dxa" w:w="2448"/>
-            <w:tcMar>
-              <w:top w:w="80" w:type="dxa"/>
-              <w:start w:w="100" w:type="dxa"/>
-              <w:bottom w:w="80" w:type="dxa"/>
-              <w:end w:w="100" w:type="dxa"/>
-            </w:tcMar>
+            <w:tcW w:type="dxa" w:w="2160"/>
             <w:vAlign w:val="center"/>
           </w:tcPr>
           <w:p>
-            <w:pPr>
-              <w:spacing w:after="0"/>
-            </w:pPr>
+            <w:r/>
             <w:r>
               <w:rPr>
-                <w:rFonts w:ascii="Calibri" w:hAnsi="Calibri" w:eastAsia="Microsoft YaHei"/>
-                <w:sz w:val="16"/>
+                <w:rFonts w:ascii="Microsoft YaHei" w:hAnsi="Microsoft YaHei" w:eastAsia="Microsoft YaHei"/>
+                <w:b w:val="0"/>
+                <w:sz w:val="21"/>
               </w:rPr>
               <w:t>是</w:t>
             </w:r>
@@ -1058,23 +678,16 @@
         </w:tc>
         <w:tc>
           <w:tcPr>
-            <w:tcW w:type="dxa" w:w="2448"/>
-            <w:tcMar>
-              <w:top w:w="80" w:type="dxa"/>
-              <w:start w:w="100" w:type="dxa"/>
-              <w:bottom w:w="80" w:type="dxa"/>
-              <w:end w:w="100" w:type="dxa"/>
-            </w:tcMar>
+            <w:tcW w:type="dxa" w:w="2160"/>
             <w:vAlign w:val="center"/>
           </w:tcPr>
           <w:p>
-            <w:pPr>
-              <w:spacing w:after="0"/>
-            </w:pPr>
+            <w:r/>
             <w:r>
               <w:rPr>
-                <w:rFonts w:ascii="Calibri" w:hAnsi="Calibri" w:eastAsia="Microsoft YaHei"/>
-                <w:sz w:val="16"/>
+                <w:rFonts w:ascii="Microsoft YaHei" w:hAnsi="Microsoft YaHei" w:eastAsia="Microsoft YaHei"/>
+                <w:b w:val="0"/>
+                <w:sz w:val="21"/>
               </w:rPr>
               <w:t>接口代码。</w:t>
             </w:r>
@@ -1084,23 +697,16 @@
       <w:tr>
         <w:tc>
           <w:tcPr>
-            <w:tcW w:type="dxa" w:w="2448"/>
-            <w:tcMar>
-              <w:top w:w="80" w:type="dxa"/>
-              <w:start w:w="100" w:type="dxa"/>
-              <w:bottom w:w="80" w:type="dxa"/>
-              <w:end w:w="100" w:type="dxa"/>
-            </w:tcMar>
+            <w:tcW w:type="dxa" w:w="2160"/>
             <w:vAlign w:val="center"/>
           </w:tcPr>
           <w:p>
-            <w:pPr>
-              <w:spacing w:after="0"/>
-            </w:pPr>
+            <w:r/>
             <w:r>
               <w:rPr>
-                <w:rFonts w:ascii="Calibri" w:hAnsi="Calibri" w:eastAsia="Microsoft YaHei"/>
-                <w:sz w:val="16"/>
+                <w:rFonts w:ascii="Microsoft YaHei" w:hAnsi="Microsoft YaHei" w:eastAsia="Microsoft YaHei"/>
+                <w:b w:val="0"/>
+                <w:sz w:val="21"/>
               </w:rPr>
               <w:t>token</w:t>
             </w:r>
@@ -1108,23 +714,16 @@
         </w:tc>
         <w:tc>
           <w:tcPr>
-            <w:tcW w:type="dxa" w:w="2448"/>
-            <w:tcMar>
-              <w:top w:w="80" w:type="dxa"/>
-              <w:start w:w="100" w:type="dxa"/>
-              <w:bottom w:w="80" w:type="dxa"/>
-              <w:end w:w="100" w:type="dxa"/>
-            </w:tcMar>
+            <w:tcW w:type="dxa" w:w="2160"/>
             <w:vAlign w:val="center"/>
           </w:tcPr>
           <w:p>
-            <w:pPr>
-              <w:spacing w:after="0"/>
-            </w:pPr>
+            <w:r/>
             <w:r>
               <w:rPr>
-                <w:rFonts w:ascii="Calibri" w:hAnsi="Calibri" w:eastAsia="Microsoft YaHei"/>
-                <w:sz w:val="16"/>
+                <w:rFonts w:ascii="Microsoft YaHei" w:hAnsi="Microsoft YaHei" w:eastAsia="Microsoft YaHei"/>
+                <w:b w:val="0"/>
+                <w:sz w:val="21"/>
               </w:rPr>
               <w:t>string</w:t>
             </w:r>
@@ -1132,23 +731,16 @@
         </w:tc>
         <w:tc>
           <w:tcPr>
-            <w:tcW w:type="dxa" w:w="2448"/>
-            <w:tcMar>
-              <w:top w:w="80" w:type="dxa"/>
-              <w:start w:w="100" w:type="dxa"/>
-              <w:bottom w:w="80" w:type="dxa"/>
-              <w:end w:w="100" w:type="dxa"/>
-            </w:tcMar>
+            <w:tcW w:type="dxa" w:w="2160"/>
             <w:vAlign w:val="center"/>
           </w:tcPr>
           <w:p>
-            <w:pPr>
-              <w:spacing w:after="0"/>
-            </w:pPr>
+            <w:r/>
             <w:r>
               <w:rPr>
-                <w:rFonts w:ascii="Calibri" w:hAnsi="Calibri" w:eastAsia="Microsoft YaHei"/>
-                <w:sz w:val="16"/>
+                <w:rFonts w:ascii="Microsoft YaHei" w:hAnsi="Microsoft YaHei" w:eastAsia="Microsoft YaHei"/>
+                <w:b w:val="0"/>
+                <w:sz w:val="21"/>
               </w:rPr>
               <w:t>是</w:t>
             </w:r>
@@ -1156,23 +748,16 @@
         </w:tc>
         <w:tc>
           <w:tcPr>
-            <w:tcW w:type="dxa" w:w="2448"/>
-            <w:tcMar>
-              <w:top w:w="80" w:type="dxa"/>
-              <w:start w:w="100" w:type="dxa"/>
-              <w:bottom w:w="80" w:type="dxa"/>
-              <w:end w:w="100" w:type="dxa"/>
-            </w:tcMar>
+            <w:tcW w:type="dxa" w:w="2160"/>
             <w:vAlign w:val="center"/>
           </w:tcPr>
           <w:p>
-            <w:pPr>
-              <w:spacing w:after="0"/>
-            </w:pPr>
+            <w:r/>
             <w:r>
               <w:rPr>
-                <w:rFonts w:ascii="Calibri" w:hAnsi="Calibri" w:eastAsia="Microsoft YaHei"/>
-                <w:sz w:val="16"/>
+                <w:rFonts w:ascii="Microsoft YaHei" w:hAnsi="Microsoft YaHei" w:eastAsia="Microsoft YaHei"/>
+                <w:b w:val="0"/>
+                <w:sz w:val="21"/>
               </w:rPr>
               <w:t>接口调用 token，用于权限校验。</w:t>
             </w:r>
@@ -1182,23 +767,16 @@
       <w:tr>
         <w:tc>
           <w:tcPr>
-            <w:tcW w:type="dxa" w:w="2448"/>
-            <w:tcMar>
-              <w:top w:w="80" w:type="dxa"/>
-              <w:start w:w="100" w:type="dxa"/>
-              <w:bottom w:w="80" w:type="dxa"/>
-              <w:end w:w="100" w:type="dxa"/>
-            </w:tcMar>
+            <w:tcW w:type="dxa" w:w="2160"/>
             <w:vAlign w:val="center"/>
           </w:tcPr>
           <w:p>
-            <w:pPr>
-              <w:spacing w:after="0"/>
-            </w:pPr>
+            <w:r/>
             <w:r>
               <w:rPr>
-                <w:rFonts w:ascii="Calibri" w:hAnsi="Calibri" w:eastAsia="Microsoft YaHei"/>
-                <w:sz w:val="16"/>
+                <w:rFonts w:ascii="Microsoft YaHei" w:hAnsi="Microsoft YaHei" w:eastAsia="Microsoft YaHei"/>
+                <w:b w:val="0"/>
+                <w:sz w:val="21"/>
               </w:rPr>
               <w:t>systemCode</w:t>
             </w:r>
@@ -1206,23 +784,16 @@
         </w:tc>
         <w:tc>
           <w:tcPr>
-            <w:tcW w:type="dxa" w:w="2448"/>
-            <w:tcMar>
-              <w:top w:w="80" w:type="dxa"/>
-              <w:start w:w="100" w:type="dxa"/>
-              <w:bottom w:w="80" w:type="dxa"/>
-              <w:end w:w="100" w:type="dxa"/>
-            </w:tcMar>
+            <w:tcW w:type="dxa" w:w="2160"/>
             <w:vAlign w:val="center"/>
           </w:tcPr>
           <w:p>
-            <w:pPr>
-              <w:spacing w:after="0"/>
-            </w:pPr>
+            <w:r/>
             <w:r>
               <w:rPr>
-                <w:rFonts w:ascii="Calibri" w:hAnsi="Calibri" w:eastAsia="Microsoft YaHei"/>
-                <w:sz w:val="16"/>
+                <w:rFonts w:ascii="Microsoft YaHei" w:hAnsi="Microsoft YaHei" w:eastAsia="Microsoft YaHei"/>
+                <w:b w:val="0"/>
+                <w:sz w:val="21"/>
               </w:rPr>
               <w:t>string</w:t>
             </w:r>
@@ -1230,23 +801,16 @@
         </w:tc>
         <w:tc>
           <w:tcPr>
-            <w:tcW w:type="dxa" w:w="2448"/>
-            <w:tcMar>
-              <w:top w:w="80" w:type="dxa"/>
-              <w:start w:w="100" w:type="dxa"/>
-              <w:bottom w:w="80" w:type="dxa"/>
-              <w:end w:w="100" w:type="dxa"/>
-            </w:tcMar>
+            <w:tcW w:type="dxa" w:w="2160"/>
             <w:vAlign w:val="center"/>
           </w:tcPr>
           <w:p>
-            <w:pPr>
-              <w:spacing w:after="0"/>
-            </w:pPr>
+            <w:r/>
             <w:r>
               <w:rPr>
-                <w:rFonts w:ascii="Calibri" w:hAnsi="Calibri" w:eastAsia="Microsoft YaHei"/>
-                <w:sz w:val="16"/>
+                <w:rFonts w:ascii="Microsoft YaHei" w:hAnsi="Microsoft YaHei" w:eastAsia="Microsoft YaHei"/>
+                <w:b w:val="0"/>
+                <w:sz w:val="21"/>
               </w:rPr>
               <w:t>是</w:t>
             </w:r>
@@ -1254,23 +818,16 @@
         </w:tc>
         <w:tc>
           <w:tcPr>
-            <w:tcW w:type="dxa" w:w="2448"/>
-            <w:tcMar>
-              <w:top w:w="80" w:type="dxa"/>
-              <w:start w:w="100" w:type="dxa"/>
-              <w:bottom w:w="80" w:type="dxa"/>
-              <w:end w:w="100" w:type="dxa"/>
-            </w:tcMar>
+            <w:tcW w:type="dxa" w:w="2160"/>
             <w:vAlign w:val="center"/>
           </w:tcPr>
           <w:p>
-            <w:pPr>
-              <w:spacing w:after="0"/>
-            </w:pPr>
+            <w:r/>
             <w:r>
               <w:rPr>
-                <w:rFonts w:ascii="Calibri" w:hAnsi="Calibri" w:eastAsia="Microsoft YaHei"/>
-                <w:sz w:val="16"/>
+                <w:rFonts w:ascii="Microsoft YaHei" w:hAnsi="Microsoft YaHei" w:eastAsia="Microsoft YaHei"/>
+                <w:b w:val="0"/>
+                <w:sz w:val="21"/>
               </w:rPr>
               <w:t>调用方系统代码。</w:t>
             </w:r>
@@ -1280,23 +837,16 @@
       <w:tr>
         <w:tc>
           <w:tcPr>
-            <w:tcW w:type="dxa" w:w="2448"/>
-            <w:tcMar>
-              <w:top w:w="80" w:type="dxa"/>
-              <w:start w:w="100" w:type="dxa"/>
-              <w:bottom w:w="80" w:type="dxa"/>
-              <w:end w:w="100" w:type="dxa"/>
-            </w:tcMar>
+            <w:tcW w:type="dxa" w:w="2160"/>
             <w:vAlign w:val="center"/>
           </w:tcPr>
           <w:p>
-            <w:pPr>
-              <w:spacing w:after="0"/>
-            </w:pPr>
+            <w:r/>
             <w:r>
               <w:rPr>
-                <w:rFonts w:ascii="Calibri" w:hAnsi="Calibri" w:eastAsia="Microsoft YaHei"/>
-                <w:sz w:val="16"/>
+                <w:rFonts w:ascii="Microsoft YaHei" w:hAnsi="Microsoft YaHei" w:eastAsia="Microsoft YaHei"/>
+                <w:b w:val="0"/>
+                <w:sz w:val="21"/>
               </w:rPr>
               <w:t>exportExcel</w:t>
             </w:r>
@@ -1304,23 +854,16 @@
         </w:tc>
         <w:tc>
           <w:tcPr>
-            <w:tcW w:type="dxa" w:w="2448"/>
-            <w:tcMar>
-              <w:top w:w="80" w:type="dxa"/>
-              <w:start w:w="100" w:type="dxa"/>
-              <w:bottom w:w="80" w:type="dxa"/>
-              <w:end w:w="100" w:type="dxa"/>
-            </w:tcMar>
+            <w:tcW w:type="dxa" w:w="2160"/>
             <w:vAlign w:val="center"/>
           </w:tcPr>
           <w:p>
-            <w:pPr>
-              <w:spacing w:after="0"/>
-            </w:pPr>
+            <w:r/>
             <w:r>
               <w:rPr>
-                <w:rFonts w:ascii="Calibri" w:hAnsi="Calibri" w:eastAsia="Microsoft YaHei"/>
-                <w:sz w:val="16"/>
+                <w:rFonts w:ascii="Microsoft YaHei" w:hAnsi="Microsoft YaHei" w:eastAsia="Microsoft YaHei"/>
+                <w:b w:val="0"/>
+                <w:sz w:val="21"/>
               </w:rPr>
               <w:t>boolean</w:t>
             </w:r>
@@ -1328,23 +871,16 @@
         </w:tc>
         <w:tc>
           <w:tcPr>
-            <w:tcW w:type="dxa" w:w="2448"/>
-            <w:tcMar>
-              <w:top w:w="80" w:type="dxa"/>
-              <w:start w:w="100" w:type="dxa"/>
-              <w:bottom w:w="80" w:type="dxa"/>
-              <w:end w:w="100" w:type="dxa"/>
-            </w:tcMar>
+            <w:tcW w:type="dxa" w:w="2160"/>
             <w:vAlign w:val="center"/>
           </w:tcPr>
           <w:p>
-            <w:pPr>
-              <w:spacing w:after="0"/>
-            </w:pPr>
+            <w:r/>
             <w:r>
               <w:rPr>
-                <w:rFonts w:ascii="Calibri" w:hAnsi="Calibri" w:eastAsia="Microsoft YaHei"/>
-                <w:sz w:val="16"/>
+                <w:rFonts w:ascii="Microsoft YaHei" w:hAnsi="Microsoft YaHei" w:eastAsia="Microsoft YaHei"/>
+                <w:b w:val="0"/>
+                <w:sz w:val="21"/>
               </w:rPr>
               <w:t>否</w:t>
             </w:r>
@@ -1352,25 +888,18 @@
         </w:tc>
         <w:tc>
           <w:tcPr>
-            <w:tcW w:type="dxa" w:w="2448"/>
-            <w:tcMar>
-              <w:top w:w="80" w:type="dxa"/>
-              <w:start w:w="100" w:type="dxa"/>
-              <w:bottom w:w="80" w:type="dxa"/>
-              <w:end w:w="100" w:type="dxa"/>
-            </w:tcMar>
+            <w:tcW w:type="dxa" w:w="2160"/>
             <w:vAlign w:val="center"/>
           </w:tcPr>
           <w:p>
-            <w:pPr>
-              <w:spacing w:after="0"/>
-            </w:pPr>
+            <w:r/>
             <w:r>
               <w:rPr>
-                <w:rFonts w:ascii="Calibri" w:hAnsi="Calibri" w:eastAsia="Microsoft YaHei"/>
-                <w:sz w:val="16"/>
+                <w:rFonts w:ascii="Microsoft YaHei" w:hAnsi="Microsoft YaHei" w:eastAsia="Microsoft YaHei"/>
+                <w:b w:val="0"/>
+                <w:sz w:val="21"/>
               </w:rPr>
-              <w:t>是否导出 Excel。true 表示生成 Excel 并返回文件名；不传或 false 表示返回原查询数据。</w:t>
+              <w:t>是否导出 Excel。true 表示直接返回 Excel 文件流；不传或 false 表示返回原查询数据。</w:t>
             </w:r>
           </w:p>
         </w:tc>
@@ -1378,23 +907,16 @@
       <w:tr>
         <w:tc>
           <w:tcPr>
-            <w:tcW w:type="dxa" w:w="2448"/>
-            <w:tcMar>
-              <w:top w:w="80" w:type="dxa"/>
-              <w:start w:w="100" w:type="dxa"/>
-              <w:bottom w:w="80" w:type="dxa"/>
-              <w:end w:w="100" w:type="dxa"/>
-            </w:tcMar>
+            <w:tcW w:type="dxa" w:w="2160"/>
             <w:vAlign w:val="center"/>
           </w:tcPr>
           <w:p>
-            <w:pPr>
-              <w:spacing w:after="0"/>
-            </w:pPr>
+            <w:r/>
             <w:r>
               <w:rPr>
-                <w:rFonts w:ascii="Calibri" w:hAnsi="Calibri" w:eastAsia="Microsoft YaHei"/>
-                <w:sz w:val="16"/>
+                <w:rFonts w:ascii="Microsoft YaHei" w:hAnsi="Microsoft YaHei" w:eastAsia="Microsoft YaHei"/>
+                <w:b w:val="0"/>
+                <w:sz w:val="21"/>
               </w:rPr>
               <w:t>fieldAuth</w:t>
             </w:r>
@@ -1402,23 +924,16 @@
         </w:tc>
         <w:tc>
           <w:tcPr>
-            <w:tcW w:type="dxa" w:w="2448"/>
-            <w:tcMar>
-              <w:top w:w="80" w:type="dxa"/>
-              <w:start w:w="100" w:type="dxa"/>
-              <w:bottom w:w="80" w:type="dxa"/>
-              <w:end w:w="100" w:type="dxa"/>
-            </w:tcMar>
+            <w:tcW w:type="dxa" w:w="2160"/>
             <w:vAlign w:val="center"/>
           </w:tcPr>
           <w:p>
-            <w:pPr>
-              <w:spacing w:after="0"/>
-            </w:pPr>
+            <w:r/>
             <w:r>
               <w:rPr>
-                <w:rFonts w:ascii="Calibri" w:hAnsi="Calibri" w:eastAsia="Microsoft YaHei"/>
-                <w:sz w:val="16"/>
+                <w:rFonts w:ascii="Microsoft YaHei" w:hAnsi="Microsoft YaHei" w:eastAsia="Microsoft YaHei"/>
+                <w:b w:val="0"/>
+                <w:sz w:val="21"/>
               </w:rPr>
               <w:t>boolean</w:t>
             </w:r>
@@ -1426,23 +941,16 @@
         </w:tc>
         <w:tc>
           <w:tcPr>
-            <w:tcW w:type="dxa" w:w="2448"/>
-            <w:tcMar>
-              <w:top w:w="80" w:type="dxa"/>
-              <w:start w:w="100" w:type="dxa"/>
-              <w:bottom w:w="80" w:type="dxa"/>
-              <w:end w:w="100" w:type="dxa"/>
-            </w:tcMar>
+            <w:tcW w:type="dxa" w:w="2160"/>
             <w:vAlign w:val="center"/>
           </w:tcPr>
           <w:p>
-            <w:pPr>
-              <w:spacing w:after="0"/>
-            </w:pPr>
+            <w:r/>
             <w:r>
               <w:rPr>
-                <w:rFonts w:ascii="Calibri" w:hAnsi="Calibri" w:eastAsia="Microsoft YaHei"/>
-                <w:sz w:val="16"/>
+                <w:rFonts w:ascii="Microsoft YaHei" w:hAnsi="Microsoft YaHei" w:eastAsia="Microsoft YaHei"/>
+                <w:b w:val="0"/>
+                <w:sz w:val="21"/>
               </w:rPr>
               <w:t>否</w:t>
             </w:r>
@@ -1450,23 +958,16 @@
         </w:tc>
         <w:tc>
           <w:tcPr>
-            <w:tcW w:type="dxa" w:w="2448"/>
-            <w:tcMar>
-              <w:top w:w="80" w:type="dxa"/>
-              <w:start w:w="100" w:type="dxa"/>
-              <w:bottom w:w="80" w:type="dxa"/>
-              <w:end w:w="100" w:type="dxa"/>
-            </w:tcMar>
+            <w:tcW w:type="dxa" w:w="2160"/>
             <w:vAlign w:val="center"/>
           </w:tcPr>
           <w:p>
-            <w:pPr>
-              <w:spacing w:after="0"/>
-            </w:pPr>
+            <w:r/>
             <w:r>
               <w:rPr>
-                <w:rFonts w:ascii="Calibri" w:hAnsi="Calibri" w:eastAsia="Microsoft YaHei"/>
-                <w:sz w:val="16"/>
+                <w:rFonts w:ascii="Microsoft YaHei" w:hAnsi="Microsoft YaHei" w:eastAsia="Microsoft YaHei"/>
+                <w:b w:val="0"/>
+                <w:sz w:val="21"/>
               </w:rPr>
               <w:t>字段鉴权开关，一般可不传。</w:t>
             </w:r>
@@ -1476,23 +977,16 @@
       <w:tr>
         <w:tc>
           <w:tcPr>
-            <w:tcW w:type="dxa" w:w="2448"/>
-            <w:tcMar>
-              <w:top w:w="80" w:type="dxa"/>
-              <w:start w:w="100" w:type="dxa"/>
-              <w:bottom w:w="80" w:type="dxa"/>
-              <w:end w:w="100" w:type="dxa"/>
-            </w:tcMar>
+            <w:tcW w:type="dxa" w:w="2160"/>
             <w:vAlign w:val="center"/>
           </w:tcPr>
           <w:p>
-            <w:pPr>
-              <w:spacing w:after="0"/>
-            </w:pPr>
+            <w:r/>
             <w:r>
               <w:rPr>
-                <w:rFonts w:ascii="Calibri" w:hAnsi="Calibri" w:eastAsia="Microsoft YaHei"/>
-                <w:sz w:val="16"/>
+                <w:rFonts w:ascii="Microsoft YaHei" w:hAnsi="Microsoft YaHei" w:eastAsia="Microsoft YaHei"/>
+                <w:b w:val="0"/>
+                <w:sz w:val="21"/>
               </w:rPr>
               <w:t>pageNeed</w:t>
             </w:r>
@@ -1500,23 +994,16 @@
         </w:tc>
         <w:tc>
           <w:tcPr>
-            <w:tcW w:type="dxa" w:w="2448"/>
-            <w:tcMar>
-              <w:top w:w="80" w:type="dxa"/>
-              <w:start w:w="100" w:type="dxa"/>
-              <w:bottom w:w="80" w:type="dxa"/>
-              <w:end w:w="100" w:type="dxa"/>
-            </w:tcMar>
+            <w:tcW w:type="dxa" w:w="2160"/>
             <w:vAlign w:val="center"/>
           </w:tcPr>
           <w:p>
-            <w:pPr>
-              <w:spacing w:after="0"/>
-            </w:pPr>
+            <w:r/>
             <w:r>
               <w:rPr>
-                <w:rFonts w:ascii="Calibri" w:hAnsi="Calibri" w:eastAsia="Microsoft YaHei"/>
-                <w:sz w:val="16"/>
+                <w:rFonts w:ascii="Microsoft YaHei" w:hAnsi="Microsoft YaHei" w:eastAsia="Microsoft YaHei"/>
+                <w:b w:val="0"/>
+                <w:sz w:val="21"/>
               </w:rPr>
               <w:t>boolean</w:t>
             </w:r>
@@ -1524,23 +1011,16 @@
         </w:tc>
         <w:tc>
           <w:tcPr>
-            <w:tcW w:type="dxa" w:w="2448"/>
-            <w:tcMar>
-              <w:top w:w="80" w:type="dxa"/>
-              <w:start w:w="100" w:type="dxa"/>
-              <w:bottom w:w="80" w:type="dxa"/>
-              <w:end w:w="100" w:type="dxa"/>
-            </w:tcMar>
+            <w:tcW w:type="dxa" w:w="2160"/>
             <w:vAlign w:val="center"/>
           </w:tcPr>
           <w:p>
-            <w:pPr>
-              <w:spacing w:after="0"/>
-            </w:pPr>
+            <w:r/>
             <w:r>
               <w:rPr>
-                <w:rFonts w:ascii="Calibri" w:hAnsi="Calibri" w:eastAsia="Microsoft YaHei"/>
-                <w:sz w:val="16"/>
+                <w:rFonts w:ascii="Microsoft YaHei" w:hAnsi="Microsoft YaHei" w:eastAsia="Microsoft YaHei"/>
+                <w:b w:val="0"/>
+                <w:sz w:val="21"/>
               </w:rPr>
               <w:t>否</w:t>
             </w:r>
@@ -1548,23 +1028,16 @@
         </w:tc>
         <w:tc>
           <w:tcPr>
-            <w:tcW w:type="dxa" w:w="2448"/>
-            <w:tcMar>
-              <w:top w:w="80" w:type="dxa"/>
-              <w:start w:w="100" w:type="dxa"/>
-              <w:bottom w:w="80" w:type="dxa"/>
-              <w:end w:w="100" w:type="dxa"/>
-            </w:tcMar>
+            <w:tcW w:type="dxa" w:w="2160"/>
             <w:vAlign w:val="center"/>
           </w:tcPr>
           <w:p>
-            <w:pPr>
-              <w:spacing w:after="0"/>
-            </w:pPr>
+            <w:r/>
             <w:r>
               <w:rPr>
-                <w:rFonts w:ascii="Calibri" w:hAnsi="Calibri" w:eastAsia="Microsoft YaHei"/>
-                <w:sz w:val="16"/>
+                <w:rFonts w:ascii="Microsoft YaHei" w:hAnsi="Microsoft YaHei" w:eastAsia="Microsoft YaHei"/>
+                <w:b w:val="0"/>
+                <w:sz w:val="21"/>
               </w:rPr>
               <w:t>是否分页。true 表示分页，false 表示不分页，不传时以后端接口配置为准。</w:t>
             </w:r>
@@ -1574,23 +1047,16 @@
       <w:tr>
         <w:tc>
           <w:tcPr>
-            <w:tcW w:type="dxa" w:w="2448"/>
-            <w:tcMar>
-              <w:top w:w="80" w:type="dxa"/>
-              <w:start w:w="100" w:type="dxa"/>
-              <w:bottom w:w="80" w:type="dxa"/>
-              <w:end w:w="100" w:type="dxa"/>
-            </w:tcMar>
+            <w:tcW w:type="dxa" w:w="2160"/>
             <w:vAlign w:val="center"/>
           </w:tcPr>
           <w:p>
-            <w:pPr>
-              <w:spacing w:after="0"/>
-            </w:pPr>
+            <w:r/>
             <w:r>
               <w:rPr>
-                <w:rFonts w:ascii="Calibri" w:hAnsi="Calibri" w:eastAsia="Microsoft YaHei"/>
-                <w:sz w:val="16"/>
+                <w:rFonts w:ascii="Microsoft YaHei" w:hAnsi="Microsoft YaHei" w:eastAsia="Microsoft YaHei"/>
+                <w:b w:val="0"/>
+                <w:sz w:val="21"/>
               </w:rPr>
               <w:t>pageNum</w:t>
             </w:r>
@@ -1598,23 +1064,16 @@
         </w:tc>
         <w:tc>
           <w:tcPr>
-            <w:tcW w:type="dxa" w:w="2448"/>
-            <w:tcMar>
-              <w:top w:w="80" w:type="dxa"/>
-              <w:start w:w="100" w:type="dxa"/>
-              <w:bottom w:w="80" w:type="dxa"/>
-              <w:end w:w="100" w:type="dxa"/>
-            </w:tcMar>
+            <w:tcW w:type="dxa" w:w="2160"/>
             <w:vAlign w:val="center"/>
           </w:tcPr>
           <w:p>
-            <w:pPr>
-              <w:spacing w:after="0"/>
-            </w:pPr>
+            <w:r/>
             <w:r>
               <w:rPr>
-                <w:rFonts w:ascii="Calibri" w:hAnsi="Calibri" w:eastAsia="Microsoft YaHei"/>
-                <w:sz w:val="16"/>
+                <w:rFonts w:ascii="Microsoft YaHei" w:hAnsi="Microsoft YaHei" w:eastAsia="Microsoft YaHei"/>
+                <w:b w:val="0"/>
+                <w:sz w:val="21"/>
               </w:rPr>
               <w:t>integer</w:t>
             </w:r>
@@ -1622,23 +1081,16 @@
         </w:tc>
         <w:tc>
           <w:tcPr>
-            <w:tcW w:type="dxa" w:w="2448"/>
-            <w:tcMar>
-              <w:top w:w="80" w:type="dxa"/>
-              <w:start w:w="100" w:type="dxa"/>
-              <w:bottom w:w="80" w:type="dxa"/>
-              <w:end w:w="100" w:type="dxa"/>
-            </w:tcMar>
+            <w:tcW w:type="dxa" w:w="2160"/>
             <w:vAlign w:val="center"/>
           </w:tcPr>
           <w:p>
-            <w:pPr>
-              <w:spacing w:after="0"/>
-            </w:pPr>
+            <w:r/>
             <w:r>
               <w:rPr>
-                <w:rFonts w:ascii="Calibri" w:hAnsi="Calibri" w:eastAsia="Microsoft YaHei"/>
-                <w:sz w:val="16"/>
+                <w:rFonts w:ascii="Microsoft YaHei" w:hAnsi="Microsoft YaHei" w:eastAsia="Microsoft YaHei"/>
+                <w:b w:val="0"/>
+                <w:sz w:val="21"/>
               </w:rPr>
               <w:t>分页时必填</w:t>
             </w:r>
@@ -1646,23 +1098,16 @@
         </w:tc>
         <w:tc>
           <w:tcPr>
-            <w:tcW w:type="dxa" w:w="2448"/>
-            <w:tcMar>
-              <w:top w:w="80" w:type="dxa"/>
-              <w:start w:w="100" w:type="dxa"/>
-              <w:bottom w:w="80" w:type="dxa"/>
-              <w:end w:w="100" w:type="dxa"/>
-            </w:tcMar>
+            <w:tcW w:type="dxa" w:w="2160"/>
             <w:vAlign w:val="center"/>
           </w:tcPr>
           <w:p>
-            <w:pPr>
-              <w:spacing w:after="0"/>
-            </w:pPr>
+            <w:r/>
             <w:r>
               <w:rPr>
-                <w:rFonts w:ascii="Calibri" w:hAnsi="Calibri" w:eastAsia="Microsoft YaHei"/>
-                <w:sz w:val="16"/>
+                <w:rFonts w:ascii="Microsoft YaHei" w:hAnsi="Microsoft YaHei" w:eastAsia="Microsoft YaHei"/>
+                <w:b w:val="0"/>
+                <w:sz w:val="21"/>
               </w:rPr>
               <w:t>当前页码，从 1 开始。</w:t>
             </w:r>
@@ -1672,23 +1117,16 @@
       <w:tr>
         <w:tc>
           <w:tcPr>
-            <w:tcW w:type="dxa" w:w="2448"/>
-            <w:tcMar>
-              <w:top w:w="80" w:type="dxa"/>
-              <w:start w:w="100" w:type="dxa"/>
-              <w:bottom w:w="80" w:type="dxa"/>
-              <w:end w:w="100" w:type="dxa"/>
-            </w:tcMar>
+            <w:tcW w:type="dxa" w:w="2160"/>
             <w:vAlign w:val="center"/>
           </w:tcPr>
           <w:p>
-            <w:pPr>
-              <w:spacing w:after="0"/>
-            </w:pPr>
+            <w:r/>
             <w:r>
               <w:rPr>
-                <w:rFonts w:ascii="Calibri" w:hAnsi="Calibri" w:eastAsia="Microsoft YaHei"/>
-                <w:sz w:val="16"/>
+                <w:rFonts w:ascii="Microsoft YaHei" w:hAnsi="Microsoft YaHei" w:eastAsia="Microsoft YaHei"/>
+                <w:b w:val="0"/>
+                <w:sz w:val="21"/>
               </w:rPr>
               <w:t>pageSize</w:t>
             </w:r>
@@ -1696,23 +1134,16 @@
         </w:tc>
         <w:tc>
           <w:tcPr>
-            <w:tcW w:type="dxa" w:w="2448"/>
-            <w:tcMar>
-              <w:top w:w="80" w:type="dxa"/>
-              <w:start w:w="100" w:type="dxa"/>
-              <w:bottom w:w="80" w:type="dxa"/>
-              <w:end w:w="100" w:type="dxa"/>
-            </w:tcMar>
+            <w:tcW w:type="dxa" w:w="2160"/>
             <w:vAlign w:val="center"/>
           </w:tcPr>
           <w:p>
-            <w:pPr>
-              <w:spacing w:after="0"/>
-            </w:pPr>
+            <w:r/>
             <w:r>
               <w:rPr>
-                <w:rFonts w:ascii="Calibri" w:hAnsi="Calibri" w:eastAsia="Microsoft YaHei"/>
-                <w:sz w:val="16"/>
+                <w:rFonts w:ascii="Microsoft YaHei" w:hAnsi="Microsoft YaHei" w:eastAsia="Microsoft YaHei"/>
+                <w:b w:val="0"/>
+                <w:sz w:val="21"/>
               </w:rPr>
               <w:t>integer</w:t>
             </w:r>
@@ -1720,23 +1151,16 @@
         </w:tc>
         <w:tc>
           <w:tcPr>
-            <w:tcW w:type="dxa" w:w="2448"/>
-            <w:tcMar>
-              <w:top w:w="80" w:type="dxa"/>
-              <w:start w:w="100" w:type="dxa"/>
-              <w:bottom w:w="80" w:type="dxa"/>
-              <w:end w:w="100" w:type="dxa"/>
-            </w:tcMar>
+            <w:tcW w:type="dxa" w:w="2160"/>
             <w:vAlign w:val="center"/>
           </w:tcPr>
           <w:p>
-            <w:pPr>
-              <w:spacing w:after="0"/>
-            </w:pPr>
+            <w:r/>
             <w:r>
               <w:rPr>
-                <w:rFonts w:ascii="Calibri" w:hAnsi="Calibri" w:eastAsia="Microsoft YaHei"/>
-                <w:sz w:val="16"/>
+                <w:rFonts w:ascii="Microsoft YaHei" w:hAnsi="Microsoft YaHei" w:eastAsia="Microsoft YaHei"/>
+                <w:b w:val="0"/>
+                <w:sz w:val="21"/>
               </w:rPr>
               <w:t>分页时必填</w:t>
             </w:r>
@@ -1744,25 +1168,18 @@
         </w:tc>
         <w:tc>
           <w:tcPr>
-            <w:tcW w:type="dxa" w:w="2448"/>
-            <w:tcMar>
-              <w:top w:w="80" w:type="dxa"/>
-              <w:start w:w="100" w:type="dxa"/>
-              <w:bottom w:w="80" w:type="dxa"/>
-              <w:end w:w="100" w:type="dxa"/>
-            </w:tcMar>
+            <w:tcW w:type="dxa" w:w="2160"/>
             <w:vAlign w:val="center"/>
           </w:tcPr>
           <w:p>
-            <w:pPr>
-              <w:spacing w:after="0"/>
-            </w:pPr>
+            <w:r/>
             <w:r>
               <w:rPr>
-                <w:rFonts w:ascii="Calibri" w:hAnsi="Calibri" w:eastAsia="Microsoft YaHei"/>
-                <w:sz w:val="16"/>
+                <w:rFonts w:ascii="Microsoft YaHei" w:hAnsi="Microsoft YaHei" w:eastAsia="Microsoft YaHei"/>
+                <w:b w:val="0"/>
+                <w:sz w:val="21"/>
               </w:rPr>
-              <w:t>每页条数，最大不能超过 common.sql_result_page_max_row，当前为 5000。</w:t>
+              <w:t>每页条数，最大不能超过 common.sql_result_page_max_row。</w:t>
             </w:r>
           </w:p>
         </w:tc>
@@ -1770,23 +1187,16 @@
       <w:tr>
         <w:tc>
           <w:tcPr>
-            <w:tcW w:type="dxa" w:w="2448"/>
-            <w:tcMar>
-              <w:top w:w="80" w:type="dxa"/>
-              <w:start w:w="100" w:type="dxa"/>
-              <w:bottom w:w="80" w:type="dxa"/>
-              <w:end w:w="100" w:type="dxa"/>
-            </w:tcMar>
+            <w:tcW w:type="dxa" w:w="2160"/>
             <w:vAlign w:val="center"/>
           </w:tcPr>
           <w:p>
-            <w:pPr>
-              <w:spacing w:after="0"/>
-            </w:pPr>
+            <w:r/>
             <w:r>
               <w:rPr>
-                <w:rFonts w:ascii="Calibri" w:hAnsi="Calibri" w:eastAsia="Microsoft YaHei"/>
-                <w:sz w:val="16"/>
+                <w:rFonts w:ascii="Microsoft YaHei" w:hAnsi="Microsoft YaHei" w:eastAsia="Microsoft YaHei"/>
+                <w:b w:val="0"/>
+                <w:sz w:val="21"/>
               </w:rPr>
               <w:t>params</w:t>
             </w:r>
@@ -1794,23 +1204,16 @@
         </w:tc>
         <w:tc>
           <w:tcPr>
-            <w:tcW w:type="dxa" w:w="2448"/>
-            <w:tcMar>
-              <w:top w:w="80" w:type="dxa"/>
-              <w:start w:w="100" w:type="dxa"/>
-              <w:bottom w:w="80" w:type="dxa"/>
-              <w:end w:w="100" w:type="dxa"/>
-            </w:tcMar>
+            <w:tcW w:type="dxa" w:w="2160"/>
             <w:vAlign w:val="center"/>
           </w:tcPr>
           <w:p>
-            <w:pPr>
-              <w:spacing w:after="0"/>
-            </w:pPr>
+            <w:r/>
             <w:r>
               <w:rPr>
-                <w:rFonts w:ascii="Calibri" w:hAnsi="Calibri" w:eastAsia="Microsoft YaHei"/>
-                <w:sz w:val="16"/>
+                <w:rFonts w:ascii="Microsoft YaHei" w:hAnsi="Microsoft YaHei" w:eastAsia="Microsoft YaHei"/>
+                <w:b w:val="0"/>
+                <w:sz w:val="21"/>
               </w:rPr>
               <w:t>object</w:t>
             </w:r>
@@ -1818,23 +1221,16 @@
         </w:tc>
         <w:tc>
           <w:tcPr>
-            <w:tcW w:type="dxa" w:w="2448"/>
-            <w:tcMar>
-              <w:top w:w="80" w:type="dxa"/>
-              <w:start w:w="100" w:type="dxa"/>
-              <w:bottom w:w="80" w:type="dxa"/>
-              <w:end w:w="100" w:type="dxa"/>
-            </w:tcMar>
+            <w:tcW w:type="dxa" w:w="2160"/>
             <w:vAlign w:val="center"/>
           </w:tcPr>
           <w:p>
-            <w:pPr>
-              <w:spacing w:after="0"/>
-            </w:pPr>
+            <w:r/>
             <w:r>
               <w:rPr>
-                <w:rFonts w:ascii="Calibri" w:hAnsi="Calibri" w:eastAsia="Microsoft YaHei"/>
-                <w:sz w:val="16"/>
+                <w:rFonts w:ascii="Microsoft YaHei" w:hAnsi="Microsoft YaHei" w:eastAsia="Microsoft YaHei"/>
+                <w:b w:val="0"/>
+                <w:sz w:val="21"/>
               </w:rPr>
               <w:t>按接口配置</w:t>
             </w:r>
@@ -1842,23 +1238,16 @@
         </w:tc>
         <w:tc>
           <w:tcPr>
-            <w:tcW w:type="dxa" w:w="2448"/>
-            <w:tcMar>
-              <w:top w:w="80" w:type="dxa"/>
-              <w:start w:w="100" w:type="dxa"/>
-              <w:bottom w:w="80" w:type="dxa"/>
-              <w:end w:w="100" w:type="dxa"/>
-            </w:tcMar>
+            <w:tcW w:type="dxa" w:w="2160"/>
             <w:vAlign w:val="center"/>
           </w:tcPr>
           <w:p>
-            <w:pPr>
-              <w:spacing w:after="0"/>
-            </w:pPr>
+            <w:r/>
             <w:r>
               <w:rPr>
-                <w:rFonts w:ascii="Calibri" w:hAnsi="Calibri" w:eastAsia="Microsoft YaHei"/>
-                <w:sz w:val="16"/>
+                <w:rFonts w:ascii="Microsoft YaHei" w:hAnsi="Microsoft YaHei" w:eastAsia="Microsoft YaHei"/>
+                <w:b w:val="0"/>
+                <w:sz w:val="21"/>
               </w:rPr>
               <w:t>SQL 动态入参。不同接口参数不同。</w:t>
             </w:r>
@@ -1868,353 +1257,16 @@
     </w:tbl>
     <w:p>
       <w:pPr>
-        <w:spacing w:after="40"/>
-      </w:pPr>
-    </w:p>
-    <w:p>
-      <w:pPr>
-        <w:pStyle w:val="Heading2"/>
-      </w:pPr>
-      <w:r>
-        <w:t>2.3 查询请求示例</w:t>
-      </w:r>
-    </w:p>
-    <w:p>
-      <w:pPr>
-        <w:pStyle w:val="CodeBlock"/>
-        <w:ind w:left="216" w:right="144"/>
-        <w:shd w:fill="F6F8FA"/>
+        <w:pStyle w:val="Heading1"/>
       </w:pPr>
       <w:r>
         <w:rPr>
-          <w:rFonts w:ascii="Consolas" w:hAnsi="Consolas" w:eastAsia="Microsoft YaHei"/>
-          <w:sz w:val="17"/>
+          <w:rFonts w:ascii="Microsoft YaHei" w:hAnsi="Microsoft YaHei" w:eastAsia="Microsoft YaHei"/>
+          <w:b/>
+          <w:color w:val="1F4E79"/>
+          <w:sz w:val="32"/>
         </w:rPr>
-        <w:t>{</w:t>
-      </w:r>
-    </w:p>
-    <w:p>
-      <w:pPr>
-        <w:pStyle w:val="CodeBlock"/>
-        <w:ind w:left="216" w:right="144"/>
-        <w:shd w:fill="F6F8FA"/>
-      </w:pPr>
-      <w:r>
-        <w:rPr>
-          <w:rFonts w:ascii="Consolas" w:hAnsi="Consolas" w:eastAsia="Microsoft YaHei"/>
-          <w:sz w:val="17"/>
-        </w:rPr>
-        <w:t xml:space="preserve">  "tenant": "demo",</w:t>
-      </w:r>
-    </w:p>
-    <w:p>
-      <w:pPr>
-        <w:pStyle w:val="CodeBlock"/>
-        <w:ind w:left="216" w:right="144"/>
-        <w:shd w:fill="F6F8FA"/>
-      </w:pPr>
-      <w:r>
-        <w:rPr>
-          <w:rFonts w:ascii="Consolas" w:hAnsi="Consolas" w:eastAsia="Microsoft YaHei"/>
-          <w:sz w:val="17"/>
-        </w:rPr>
-        <w:t xml:space="preserve">  "apiCode": "demoApi",</w:t>
-      </w:r>
-    </w:p>
-    <w:p>
-      <w:pPr>
-        <w:pStyle w:val="CodeBlock"/>
-        <w:ind w:left="216" w:right="144"/>
-        <w:shd w:fill="F6F8FA"/>
-      </w:pPr>
-      <w:r>
-        <w:rPr>
-          <w:rFonts w:ascii="Consolas" w:hAnsi="Consolas" w:eastAsia="Microsoft YaHei"/>
-          <w:sz w:val="17"/>
-        </w:rPr>
-        <w:t xml:space="preserve">  "token": "调用token",</w:t>
-      </w:r>
-    </w:p>
-    <w:p>
-      <w:pPr>
-        <w:pStyle w:val="CodeBlock"/>
-        <w:ind w:left="216" w:right="144"/>
-        <w:shd w:fill="F6F8FA"/>
-      </w:pPr>
-      <w:r>
-        <w:rPr>
-          <w:rFonts w:ascii="Consolas" w:hAnsi="Consolas" w:eastAsia="Microsoft YaHei"/>
-          <w:sz w:val="17"/>
-        </w:rPr>
-        <w:t xml:space="preserve">  "systemCode": "front-system",</w:t>
-      </w:r>
-    </w:p>
-    <w:p>
-      <w:pPr>
-        <w:pStyle w:val="CodeBlock"/>
-        <w:ind w:left="216" w:right="144"/>
-        <w:shd w:fill="F6F8FA"/>
-      </w:pPr>
-      <w:r>
-        <w:rPr>
-          <w:rFonts w:ascii="Consolas" w:hAnsi="Consolas" w:eastAsia="Microsoft YaHei"/>
-          <w:sz w:val="17"/>
-        </w:rPr>
-        <w:t xml:space="preserve">  "pageNeed": true,</w:t>
-      </w:r>
-    </w:p>
-    <w:p>
-      <w:pPr>
-        <w:pStyle w:val="CodeBlock"/>
-        <w:ind w:left="216" w:right="144"/>
-        <w:shd w:fill="F6F8FA"/>
-      </w:pPr>
-      <w:r>
-        <w:rPr>
-          <w:rFonts w:ascii="Consolas" w:hAnsi="Consolas" w:eastAsia="Microsoft YaHei"/>
-          <w:sz w:val="17"/>
-        </w:rPr>
-        <w:t xml:space="preserve">  "pageNum": 1,</w:t>
-      </w:r>
-    </w:p>
-    <w:p>
-      <w:pPr>
-        <w:pStyle w:val="CodeBlock"/>
-        <w:ind w:left="216" w:right="144"/>
-        <w:shd w:fill="F6F8FA"/>
-      </w:pPr>
-      <w:r>
-        <w:rPr>
-          <w:rFonts w:ascii="Consolas" w:hAnsi="Consolas" w:eastAsia="Microsoft YaHei"/>
-          <w:sz w:val="17"/>
-        </w:rPr>
-        <w:t xml:space="preserve">  "pageSize": 20,</w:t>
-      </w:r>
-    </w:p>
-    <w:p>
-      <w:pPr>
-        <w:pStyle w:val="CodeBlock"/>
-        <w:ind w:left="216" w:right="144"/>
-        <w:shd w:fill="F6F8FA"/>
-      </w:pPr>
-      <w:r>
-        <w:rPr>
-          <w:rFonts w:ascii="Consolas" w:hAnsi="Consolas" w:eastAsia="Microsoft YaHei"/>
-          <w:sz w:val="17"/>
-        </w:rPr>
-        <w:t xml:space="preserve">  "params": {</w:t>
-      </w:r>
-    </w:p>
-    <w:p>
-      <w:pPr>
-        <w:pStyle w:val="CodeBlock"/>
-        <w:ind w:left="216" w:right="144"/>
-        <w:shd w:fill="F6F8FA"/>
-      </w:pPr>
-      <w:r>
-        <w:rPr>
-          <w:rFonts w:ascii="Consolas" w:hAnsi="Consolas" w:eastAsia="Microsoft YaHei"/>
-          <w:sz w:val="17"/>
-        </w:rPr>
-        <w:t xml:space="preserve">    "status": "1"</w:t>
-      </w:r>
-    </w:p>
-    <w:p>
-      <w:pPr>
-        <w:pStyle w:val="CodeBlock"/>
-        <w:ind w:left="216" w:right="144"/>
-        <w:shd w:fill="F6F8FA"/>
-      </w:pPr>
-      <w:r>
-        <w:rPr>
-          <w:rFonts w:ascii="Consolas" w:hAnsi="Consolas" w:eastAsia="Microsoft YaHei"/>
-          <w:sz w:val="17"/>
-        </w:rPr>
-        <w:t xml:space="preserve">  }</w:t>
-      </w:r>
-    </w:p>
-    <w:p>
-      <w:pPr>
-        <w:pStyle w:val="CodeBlock"/>
-        <w:ind w:left="216" w:right="144"/>
-        <w:shd w:fill="F6F8FA"/>
-      </w:pPr>
-      <w:r>
-        <w:rPr>
-          <w:rFonts w:ascii="Consolas" w:hAnsi="Consolas" w:eastAsia="Microsoft YaHei"/>
-          <w:sz w:val="17"/>
-        </w:rPr>
-        <w:t>}</w:t>
-      </w:r>
-    </w:p>
-    <w:p>
-      <w:pPr>
-        <w:spacing w:after="40"/>
-      </w:pPr>
-    </w:p>
-    <w:p>
-      <w:pPr>
-        <w:pStyle w:val="Heading2"/>
-      </w:pPr>
-      <w:r>
-        <w:t>2.4 查询成功响应</w:t>
-      </w:r>
-    </w:p>
-    <w:p>
-      <w:pPr>
-        <w:pStyle w:val="CodeBlock"/>
-        <w:ind w:left="216" w:right="144"/>
-        <w:shd w:fill="F6F8FA"/>
-      </w:pPr>
-      <w:r>
-        <w:rPr>
-          <w:rFonts w:ascii="Consolas" w:hAnsi="Consolas" w:eastAsia="Microsoft YaHei"/>
-          <w:sz w:val="17"/>
-        </w:rPr>
-        <w:t>{</w:t>
-      </w:r>
-    </w:p>
-    <w:p>
-      <w:pPr>
-        <w:pStyle w:val="CodeBlock"/>
-        <w:ind w:left="216" w:right="144"/>
-        <w:shd w:fill="F6F8FA"/>
-      </w:pPr>
-      <w:r>
-        <w:rPr>
-          <w:rFonts w:ascii="Consolas" w:hAnsi="Consolas" w:eastAsia="Microsoft YaHei"/>
-          <w:sz w:val="17"/>
-        </w:rPr>
-        <w:t xml:space="preserve">  "code": 0,</w:t>
-      </w:r>
-    </w:p>
-    <w:p>
-      <w:pPr>
-        <w:pStyle w:val="CodeBlock"/>
-        <w:ind w:left="216" w:right="144"/>
-        <w:shd w:fill="F6F8FA"/>
-      </w:pPr>
-      <w:r>
-        <w:rPr>
-          <w:rFonts w:ascii="Consolas" w:hAnsi="Consolas" w:eastAsia="Microsoft YaHei"/>
-          <w:sz w:val="17"/>
-        </w:rPr>
-        <w:t xml:space="preserve">  "message": "操作成功！",</w:t>
-      </w:r>
-    </w:p>
-    <w:p>
-      <w:pPr>
-        <w:pStyle w:val="CodeBlock"/>
-        <w:ind w:left="216" w:right="144"/>
-        <w:shd w:fill="F6F8FA"/>
-      </w:pPr>
-      <w:r>
-        <w:rPr>
-          <w:rFonts w:ascii="Consolas" w:hAnsi="Consolas" w:eastAsia="Microsoft YaHei"/>
-          <w:sz w:val="17"/>
-        </w:rPr>
-        <w:t xml:space="preserve">  "data": {</w:t>
-      </w:r>
-    </w:p>
-    <w:p>
-      <w:pPr>
-        <w:pStyle w:val="CodeBlock"/>
-        <w:ind w:left="216" w:right="144"/>
-        <w:shd w:fill="F6F8FA"/>
-      </w:pPr>
-      <w:r>
-        <w:rPr>
-          <w:rFonts w:ascii="Consolas" w:hAnsi="Consolas" w:eastAsia="Microsoft YaHei"/>
-          <w:sz w:val="17"/>
-        </w:rPr>
-        <w:t xml:space="preserve">    "pageNum": 1,</w:t>
-      </w:r>
-    </w:p>
-    <w:p>
-      <w:pPr>
-        <w:pStyle w:val="CodeBlock"/>
-        <w:ind w:left="216" w:right="144"/>
-        <w:shd w:fill="F6F8FA"/>
-      </w:pPr>
-      <w:r>
-        <w:rPr>
-          <w:rFonts w:ascii="Consolas" w:hAnsi="Consolas" w:eastAsia="Microsoft YaHei"/>
-          <w:sz w:val="17"/>
-        </w:rPr>
-        <w:t xml:space="preserve">    "pageSize": 20,</w:t>
-      </w:r>
-    </w:p>
-    <w:p>
-      <w:pPr>
-        <w:pStyle w:val="CodeBlock"/>
-        <w:ind w:left="216" w:right="144"/>
-        <w:shd w:fill="F6F8FA"/>
-      </w:pPr>
-      <w:r>
-        <w:rPr>
-          <w:rFonts w:ascii="Consolas" w:hAnsi="Consolas" w:eastAsia="Microsoft YaHei"/>
-          <w:sz w:val="17"/>
-        </w:rPr>
-        <w:t xml:space="preserve">    "total": 31,</w:t>
-      </w:r>
-    </w:p>
-    <w:p>
-      <w:pPr>
-        <w:pStyle w:val="CodeBlock"/>
-        <w:ind w:left="216" w:right="144"/>
-        <w:shd w:fill="F6F8FA"/>
-      </w:pPr>
-      <w:r>
-        <w:rPr>
-          <w:rFonts w:ascii="Consolas" w:hAnsi="Consolas" w:eastAsia="Microsoft YaHei"/>
-          <w:sz w:val="17"/>
-        </w:rPr>
-        <w:t xml:space="preserve">    "list": []</w:t>
-      </w:r>
-    </w:p>
-    <w:p>
-      <w:pPr>
-        <w:pStyle w:val="CodeBlock"/>
-        <w:ind w:left="216" w:right="144"/>
-        <w:shd w:fill="F6F8FA"/>
-      </w:pPr>
-      <w:r>
-        <w:rPr>
-          <w:rFonts w:ascii="Consolas" w:hAnsi="Consolas" w:eastAsia="Microsoft YaHei"/>
-          <w:sz w:val="17"/>
-        </w:rPr>
-        <w:t xml:space="preserve">  }</w:t>
-      </w:r>
-    </w:p>
-    <w:p>
-      <w:pPr>
-        <w:pStyle w:val="CodeBlock"/>
-        <w:ind w:left="216" w:right="144"/>
-        <w:shd w:fill="F6F8FA"/>
-      </w:pPr>
-      <w:r>
-        <w:rPr>
-          <w:rFonts w:ascii="Consolas" w:hAnsi="Consolas" w:eastAsia="Microsoft YaHei"/>
-          <w:sz w:val="17"/>
-        </w:rPr>
-        <w:t>}</w:t>
-      </w:r>
-    </w:p>
-    <w:p>
-      <w:pPr>
-        <w:spacing w:after="40"/>
-      </w:pPr>
-    </w:p>
-    <w:p>
-      <w:pPr>
-        <w:spacing w:after="100"/>
-      </w:pPr>
-      <w:r>
-        <w:rPr>
-          <w:rFonts w:ascii="Calibri" w:hAnsi="Calibri" w:eastAsia="Microsoft YaHei"/>
-          <w:sz w:val="20"/>
-        </w:rPr>
-        <w:t>说明：查询响应数据结构由 SQL 是否分页以及查询结果决定，保持原逻辑不变。</w:t>
+        <w:t>4. 普通查询</w:t>
       </w:r>
     </w:p>
     <w:p>
@@ -2222,384 +1274,468 @@
         <w:pStyle w:val="Heading2"/>
       </w:pPr>
       <w:r>
-        <w:t>2.5 导出请求示例</w:t>
+        <w:rPr>
+          <w:rFonts w:ascii="Microsoft YaHei" w:hAnsi="Microsoft YaHei" w:eastAsia="Microsoft YaHei"/>
+          <w:b/>
+          <w:color w:val="1F4E79"/>
+          <w:sz w:val="26"/>
+        </w:rPr>
+        <w:t>请求示例</w:t>
       </w:r>
     </w:p>
     <w:p>
       <w:pPr>
-        <w:pStyle w:val="CodeBlock"/>
-        <w:ind w:left="216" w:right="144"/>
-        <w:shd w:fill="F6F8FA"/>
+        <w:ind w:left="240"/>
       </w:pPr>
       <w:r>
         <w:rPr>
           <w:rFonts w:ascii="Consolas" w:hAnsi="Consolas" w:eastAsia="Microsoft YaHei"/>
-          <w:sz w:val="17"/>
+          <w:sz w:val="18"/>
         </w:rPr>
         <w:t>{</w:t>
-      </w:r>
-    </w:p>
-    <w:p>
-      <w:pPr>
-        <w:pStyle w:val="CodeBlock"/>
-        <w:ind w:left="216" w:right="144"/>
-        <w:shd w:fill="F6F8FA"/>
-      </w:pPr>
-      <w:r>
-        <w:rPr>
-          <w:rFonts w:ascii="Consolas" w:hAnsi="Consolas" w:eastAsia="Microsoft YaHei"/>
-          <w:sz w:val="17"/>
-        </w:rPr>
+        <w:br/>
         <w:t xml:space="preserve">  "tenant": "demo",</w:t>
-      </w:r>
-    </w:p>
-    <w:p>
-      <w:pPr>
-        <w:pStyle w:val="CodeBlock"/>
-        <w:ind w:left="216" w:right="144"/>
-        <w:shd w:fill="F6F8FA"/>
-      </w:pPr>
-      <w:r>
-        <w:rPr>
-          <w:rFonts w:ascii="Consolas" w:hAnsi="Consolas" w:eastAsia="Microsoft YaHei"/>
-          <w:sz w:val="17"/>
-        </w:rPr>
+        <w:br/>
         <w:t xml:space="preserve">  "apiCode": "demoApi",</w:t>
-      </w:r>
-    </w:p>
-    <w:p>
-      <w:pPr>
-        <w:pStyle w:val="CodeBlock"/>
-        <w:ind w:left="216" w:right="144"/>
-        <w:shd w:fill="F6F8FA"/>
-      </w:pPr>
-      <w:r>
-        <w:rPr>
-          <w:rFonts w:ascii="Consolas" w:hAnsi="Consolas" w:eastAsia="Microsoft YaHei"/>
-          <w:sz w:val="17"/>
-        </w:rPr>
+        <w:br/>
         <w:t xml:space="preserve">  "token": "调用token",</w:t>
-      </w:r>
-    </w:p>
-    <w:p>
-      <w:pPr>
-        <w:pStyle w:val="CodeBlock"/>
-        <w:ind w:left="216" w:right="144"/>
-        <w:shd w:fill="F6F8FA"/>
-      </w:pPr>
-      <w:r>
-        <w:rPr>
-          <w:rFonts w:ascii="Consolas" w:hAnsi="Consolas" w:eastAsia="Microsoft YaHei"/>
-          <w:sz w:val="17"/>
-        </w:rPr>
+        <w:br/>
         <w:t xml:space="preserve">  "systemCode": "front-system",</w:t>
-      </w:r>
-    </w:p>
-    <w:p>
-      <w:pPr>
-        <w:pStyle w:val="CodeBlock"/>
-        <w:ind w:left="216" w:right="144"/>
-        <w:shd w:fill="F6F8FA"/>
-      </w:pPr>
-      <w:r>
-        <w:rPr>
-          <w:rFonts w:ascii="Consolas" w:hAnsi="Consolas" w:eastAsia="Microsoft YaHei"/>
-          <w:sz w:val="17"/>
-        </w:rPr>
-        <w:t xml:space="preserve">  "exportExcel": true,</w:t>
-      </w:r>
-    </w:p>
-    <w:p>
-      <w:pPr>
-        <w:pStyle w:val="CodeBlock"/>
-        <w:ind w:left="216" w:right="144"/>
-        <w:shd w:fill="F6F8FA"/>
-      </w:pPr>
-      <w:r>
-        <w:rPr>
-          <w:rFonts w:ascii="Consolas" w:hAnsi="Consolas" w:eastAsia="Microsoft YaHei"/>
-          <w:sz w:val="17"/>
-        </w:rPr>
+        <w:br/>
         <w:t xml:space="preserve">  "pageNeed": true,</w:t>
-      </w:r>
-    </w:p>
-    <w:p>
-      <w:pPr>
-        <w:pStyle w:val="CodeBlock"/>
-        <w:ind w:left="216" w:right="144"/>
-        <w:shd w:fill="F6F8FA"/>
-      </w:pPr>
-      <w:r>
-        <w:rPr>
-          <w:rFonts w:ascii="Consolas" w:hAnsi="Consolas" w:eastAsia="Microsoft YaHei"/>
-          <w:sz w:val="17"/>
-        </w:rPr>
+        <w:br/>
         <w:t xml:space="preserve">  "pageNum": 1,</w:t>
-      </w:r>
-    </w:p>
-    <w:p>
-      <w:pPr>
-        <w:pStyle w:val="CodeBlock"/>
-        <w:ind w:left="216" w:right="144"/>
-        <w:shd w:fill="F6F8FA"/>
-      </w:pPr>
-      <w:r>
-        <w:rPr>
-          <w:rFonts w:ascii="Consolas" w:hAnsi="Consolas" w:eastAsia="Microsoft YaHei"/>
-          <w:sz w:val="17"/>
-        </w:rPr>
+        <w:br/>
         <w:t xml:space="preserve">  "pageSize": 20,</w:t>
-      </w:r>
-    </w:p>
-    <w:p>
-      <w:pPr>
-        <w:pStyle w:val="CodeBlock"/>
-        <w:ind w:left="216" w:right="144"/>
-        <w:shd w:fill="F6F8FA"/>
-      </w:pPr>
-      <w:r>
-        <w:rPr>
-          <w:rFonts w:ascii="Consolas" w:hAnsi="Consolas" w:eastAsia="Microsoft YaHei"/>
-          <w:sz w:val="17"/>
-        </w:rPr>
+        <w:br/>
         <w:t xml:space="preserve">  "params": {</w:t>
-      </w:r>
-    </w:p>
-    <w:p>
-      <w:pPr>
-        <w:pStyle w:val="CodeBlock"/>
-        <w:ind w:left="216" w:right="144"/>
-        <w:shd w:fill="F6F8FA"/>
-      </w:pPr>
-      <w:r>
-        <w:rPr>
-          <w:rFonts w:ascii="Consolas" w:hAnsi="Consolas" w:eastAsia="Microsoft YaHei"/>
-          <w:sz w:val="17"/>
-        </w:rPr>
+        <w:br/>
         <w:t xml:space="preserve">    "status": "1"</w:t>
-      </w:r>
-    </w:p>
-    <w:p>
-      <w:pPr>
-        <w:pStyle w:val="CodeBlock"/>
-        <w:ind w:left="216" w:right="144"/>
-        <w:shd w:fill="F6F8FA"/>
-      </w:pPr>
-      <w:r>
-        <w:rPr>
-          <w:rFonts w:ascii="Consolas" w:hAnsi="Consolas" w:eastAsia="Microsoft YaHei"/>
-          <w:sz w:val="17"/>
-        </w:rPr>
+        <w:br/>
         <w:t xml:space="preserve">  }</w:t>
-      </w:r>
-    </w:p>
-    <w:p>
-      <w:pPr>
-        <w:pStyle w:val="CodeBlock"/>
-        <w:ind w:left="216" w:right="144"/>
-        <w:shd w:fill="F6F8FA"/>
-      </w:pPr>
-      <w:r>
-        <w:rPr>
-          <w:rFonts w:ascii="Consolas" w:hAnsi="Consolas" w:eastAsia="Microsoft YaHei"/>
-          <w:sz w:val="17"/>
-        </w:rPr>
+        <w:br/>
         <w:t>}</w:t>
       </w:r>
-    </w:p>
-    <w:p>
-      <w:pPr>
-        <w:spacing w:after="40"/>
-      </w:pPr>
     </w:p>
     <w:p>
       <w:pPr>
         <w:pStyle w:val="Heading2"/>
       </w:pPr>
       <w:r>
-        <w:t>2.6 导出成功响应</w:t>
+        <w:rPr>
+          <w:rFonts w:ascii="Microsoft YaHei" w:hAnsi="Microsoft YaHei" w:eastAsia="Microsoft YaHei"/>
+          <w:b/>
+          <w:color w:val="1F4E79"/>
+          <w:sz w:val="26"/>
+        </w:rPr>
+        <w:t>成功响应</w:t>
       </w:r>
     </w:p>
     <w:p>
       <w:pPr>
-        <w:pStyle w:val="CodeBlock"/>
-        <w:ind w:left="216" w:right="144"/>
-        <w:shd w:fill="F6F8FA"/>
+        <w:ind w:left="240"/>
       </w:pPr>
       <w:r>
         <w:rPr>
           <w:rFonts w:ascii="Consolas" w:hAnsi="Consolas" w:eastAsia="Microsoft YaHei"/>
-          <w:sz w:val="17"/>
+          <w:sz w:val="18"/>
         </w:rPr>
         <w:t>{</w:t>
+        <w:br/>
+        <w:t xml:space="preserve">  "code": 0,</w:t>
+        <w:br/>
+        <w:t xml:space="preserve">  "message": "操作成功！",</w:t>
+        <w:br/>
+        <w:t xml:space="preserve">  "data": {</w:t>
+        <w:br/>
+        <w:t xml:space="preserve">    "pageNum": 1,</w:t>
+        <w:br/>
+        <w:t xml:space="preserve">    "pageSize": 20,</w:t>
+        <w:br/>
+        <w:t xml:space="preserve">    "total": 31,</w:t>
+        <w:br/>
+        <w:t xml:space="preserve">    "list": []</w:t>
+        <w:br/>
+        <w:t xml:space="preserve">  }</w:t>
+        <w:br/>
+        <w:t>}</w:t>
+      </w:r>
+    </w:p>
+    <w:p>
+      <w:r>
+        <w:rPr>
+          <w:rFonts w:ascii="Microsoft YaHei" w:hAnsi="Microsoft YaHei" w:eastAsia="Microsoft YaHei"/>
+          <w:b w:val="0"/>
+          <w:sz w:val="21"/>
+        </w:rPr>
+        <w:t>说明：查询响应数据结构由 SQL 是否分页以及查询结果决定，保持原逻辑不变。</w:t>
       </w:r>
     </w:p>
     <w:p>
       <w:pPr>
-        <w:pStyle w:val="CodeBlock"/>
-        <w:ind w:left="216" w:right="144"/>
-        <w:shd w:fill="F6F8FA"/>
+        <w:pStyle w:val="Heading1"/>
+      </w:pPr>
+      <w:r>
+        <w:rPr>
+          <w:rFonts w:ascii="Microsoft YaHei" w:hAnsi="Microsoft YaHei" w:eastAsia="Microsoft YaHei"/>
+          <w:b/>
+          <w:color w:val="1F4E79"/>
+          <w:sz w:val="32"/>
+        </w:rPr>
+        <w:t>5. Excel 导出</w:t>
+      </w:r>
+    </w:p>
+    <w:p>
+      <w:pPr>
+        <w:pStyle w:val="Heading2"/>
+      </w:pPr>
+      <w:r>
+        <w:rPr>
+          <w:rFonts w:ascii="Microsoft YaHei" w:hAnsi="Microsoft YaHei" w:eastAsia="Microsoft YaHei"/>
+          <w:b/>
+          <w:color w:val="1F4E79"/>
+          <w:sz w:val="26"/>
+        </w:rPr>
+        <w:t>请求示例</w:t>
+      </w:r>
+    </w:p>
+    <w:p>
+      <w:pPr>
+        <w:ind w:left="240"/>
       </w:pPr>
       <w:r>
         <w:rPr>
           <w:rFonts w:ascii="Consolas" w:hAnsi="Consolas" w:eastAsia="Microsoft YaHei"/>
-          <w:sz w:val="17"/>
+          <w:sz w:val="18"/>
         </w:rPr>
-        <w:t xml:space="preserve">  "code": 0,</w:t>
-      </w:r>
-    </w:p>
-    <w:p>
-      <w:pPr>
-        <w:pStyle w:val="CodeBlock"/>
-        <w:ind w:left="216" w:right="144"/>
-        <w:shd w:fill="F6F8FA"/>
-      </w:pPr>
-      <w:r>
-        <w:rPr>
-          <w:rFonts w:ascii="Consolas" w:hAnsi="Consolas" w:eastAsia="Microsoft YaHei"/>
-          <w:sz w:val="17"/>
-        </w:rPr>
-        <w:t xml:space="preserve">  "message": "操作成功！",</w:t>
-      </w:r>
-    </w:p>
-    <w:p>
-      <w:pPr>
-        <w:pStyle w:val="CodeBlock"/>
-        <w:ind w:left="216" w:right="144"/>
-        <w:shd w:fill="F6F8FA"/>
-      </w:pPr>
-      <w:r>
-        <w:rPr>
-          <w:rFonts w:ascii="Consolas" w:hAnsi="Consolas" w:eastAsia="Microsoft YaHei"/>
-          <w:sz w:val="17"/>
-        </w:rPr>
-        <w:t xml:space="preserve">  "data": "0d4c7b54-7d59-4c17-a4af-76a68b3f2201_demoApi_20260710153000.xlsx"</w:t>
-      </w:r>
-    </w:p>
-    <w:p>
-      <w:pPr>
-        <w:pStyle w:val="CodeBlock"/>
-        <w:ind w:left="216" w:right="144"/>
-        <w:shd w:fill="F6F8FA"/>
-      </w:pPr>
-      <w:r>
-        <w:rPr>
-          <w:rFonts w:ascii="Consolas" w:hAnsi="Consolas" w:eastAsia="Microsoft YaHei"/>
-          <w:sz w:val="17"/>
-        </w:rPr>
+        <w:t>{</w:t>
+        <w:br/>
+        <w:t xml:space="preserve">  "tenant": "demo",</w:t>
+        <w:br/>
+        <w:t xml:space="preserve">  "apiCode": "demoApi",</w:t>
+        <w:br/>
+        <w:t xml:space="preserve">  "token": "调用token",</w:t>
+        <w:br/>
+        <w:t xml:space="preserve">  "systemCode": "front-system",</w:t>
+        <w:br/>
+        <w:t xml:space="preserve">  "exportExcel": true,</w:t>
+        <w:br/>
+        <w:t xml:space="preserve">  "pageNeed": true,</w:t>
+        <w:br/>
+        <w:t xml:space="preserve">  "pageNum": 1,</w:t>
+        <w:br/>
+        <w:t xml:space="preserve">  "pageSize": 20,</w:t>
+        <w:br/>
+        <w:t xml:space="preserve">  "params": {</w:t>
+        <w:br/>
+        <w:t xml:space="preserve">    "status": "1"</w:t>
+        <w:br/>
+        <w:t xml:space="preserve">  }</w:t>
+        <w:br/>
         <w:t>}</w:t>
       </w:r>
     </w:p>
     <w:p>
       <w:pPr>
-        <w:spacing w:after="40"/>
-      </w:pPr>
-    </w:p>
-    <w:p>
-      <w:pPr>
-        <w:spacing w:after="100"/>
+        <w:pStyle w:val="Heading2"/>
       </w:pPr>
       <w:r>
         <w:rPr>
-          <w:rFonts w:ascii="Calibri" w:hAnsi="Calibri" w:eastAsia="Microsoft YaHei"/>
-          <w:sz w:val="20"/>
+          <w:rFonts w:ascii="Microsoft YaHei" w:hAnsi="Microsoft YaHei" w:eastAsia="Microsoft YaHei"/>
+          <w:b/>
+          <w:color w:val="1F4E79"/>
+          <w:sz w:val="26"/>
         </w:rPr>
-        <w:t>响应字段说明：</w:t>
+        <w:t>成功响应</w:t>
+      </w:r>
+    </w:p>
+    <w:p>
+      <w:r>
+        <w:rPr>
+          <w:rFonts w:ascii="Microsoft YaHei" w:hAnsi="Microsoft YaHei" w:eastAsia="Microsoft YaHei"/>
+          <w:b w:val="0"/>
+          <w:sz w:val="21"/>
+        </w:rPr>
+        <w:t>成功时直接返回 .xlsx 文件流。</w:t>
       </w:r>
     </w:p>
     <w:tbl>
       <w:tblPr>
         <w:tblStyle w:val="TableGrid"/>
         <w:tblW w:type="auto" w:w="0"/>
-        <w:jc w:val="left"/>
-        <w:tblLayout w:type="autofit"/>
+        <w:jc w:val="center"/>
         <w:tblLook w:firstColumn="1" w:firstRow="1" w:lastColumn="0" w:lastRow="0" w:noHBand="0" w:noVBand="1" w:val="04A0"/>
       </w:tblPr>
       <w:tblGrid>
-        <w:gridCol w:w="3264"/>
-        <w:gridCol w:w="3264"/>
-        <w:gridCol w:w="3264"/>
+        <w:gridCol w:w="4320"/>
+        <w:gridCol w:w="4320"/>
       </w:tblGrid>
       <w:tr>
-        <w:trPr>
-          <w:tblHeader w:val="true"/>
-        </w:trPr>
         <w:tc>
           <w:tcPr>
-            <w:tcW w:type="dxa" w:w="3264"/>
-            <w:shd w:fill="E8EEF5"/>
-            <w:tcMar>
-              <w:top w:w="80" w:type="dxa"/>
-              <w:start w:w="100" w:type="dxa"/>
-              <w:bottom w:w="80" w:type="dxa"/>
-              <w:end w:w="100" w:type="dxa"/>
-            </w:tcMar>
+            <w:tcW w:type="dxa" w:w="4320"/>
+            <w:shd w:fill="D9EAF7"/>
             <w:vAlign w:val="center"/>
           </w:tcPr>
           <w:p>
-            <w:pPr>
-              <w:spacing w:after="0"/>
-            </w:pPr>
+            <w:r/>
             <w:r>
               <w:rPr>
-                <w:rFonts w:ascii="Calibri" w:hAnsi="Calibri" w:eastAsia="Microsoft YaHei"/>
+                <w:rFonts w:ascii="Microsoft YaHei" w:hAnsi="Microsoft YaHei" w:eastAsia="Microsoft YaHei"/>
                 <w:b/>
-                <w:color w:val="1F4D78"/>
-                <w:sz w:val="17"/>
+                <w:sz w:val="21"/>
               </w:rPr>
-              <w:t>字段</w:t>
+              <w:t>响应头</w:t>
             </w:r>
           </w:p>
         </w:tc>
         <w:tc>
           <w:tcPr>
-            <w:tcW w:type="dxa" w:w="3264"/>
-            <w:shd w:fill="E8EEF5"/>
-            <w:tcMar>
-              <w:top w:w="80" w:type="dxa"/>
-              <w:start w:w="100" w:type="dxa"/>
-              <w:bottom w:w="80" w:type="dxa"/>
-              <w:end w:w="100" w:type="dxa"/>
-            </w:tcMar>
+            <w:tcW w:type="dxa" w:w="4320"/>
+            <w:shd w:fill="D9EAF7"/>
             <w:vAlign w:val="center"/>
           </w:tcPr>
           <w:p>
-            <w:pPr>
-              <w:spacing w:after="0"/>
-            </w:pPr>
+            <w:r/>
             <w:r>
               <w:rPr>
-                <w:rFonts w:ascii="Calibri" w:hAnsi="Calibri" w:eastAsia="Microsoft YaHei"/>
+                <w:rFonts w:ascii="Microsoft YaHei" w:hAnsi="Microsoft YaHei" w:eastAsia="Microsoft YaHei"/>
                 <w:b/>
-                <w:color w:val="1F4D78"/>
-                <w:sz w:val="17"/>
+                <w:sz w:val="21"/>
               </w:rPr>
-              <w:t>类型</w:t>
+              <w:t>值</w:t>
+            </w:r>
+          </w:p>
+        </w:tc>
+      </w:tr>
+      <w:tr>
+        <w:tc>
+          <w:tcPr>
+            <w:tcW w:type="dxa" w:w="4320"/>
+            <w:vAlign w:val="center"/>
+          </w:tcPr>
+          <w:p>
+            <w:r/>
+            <w:r>
+              <w:rPr>
+                <w:rFonts w:ascii="Microsoft YaHei" w:hAnsi="Microsoft YaHei" w:eastAsia="Microsoft YaHei"/>
+                <w:b w:val="0"/>
+                <w:sz w:val="21"/>
+              </w:rPr>
+              <w:t>Content-Type</w:t>
             </w:r>
           </w:p>
         </w:tc>
         <w:tc>
           <w:tcPr>
-            <w:tcW w:type="dxa" w:w="3264"/>
-            <w:shd w:fill="E8EEF5"/>
-            <w:tcMar>
-              <w:top w:w="80" w:type="dxa"/>
-              <w:start w:w="100" w:type="dxa"/>
-              <w:bottom w:w="80" w:type="dxa"/>
-              <w:end w:w="100" w:type="dxa"/>
-            </w:tcMar>
+            <w:tcW w:type="dxa" w:w="4320"/>
             <w:vAlign w:val="center"/>
           </w:tcPr>
           <w:p>
-            <w:pPr>
-              <w:spacing w:after="0"/>
-            </w:pPr>
+            <w:r/>
             <w:r>
               <w:rPr>
-                <w:rFonts w:ascii="Calibri" w:hAnsi="Calibri" w:eastAsia="Microsoft YaHei"/>
+                <w:rFonts w:ascii="Microsoft YaHei" w:hAnsi="Microsoft YaHei" w:eastAsia="Microsoft YaHei"/>
+                <w:b w:val="0"/>
+                <w:sz w:val="21"/>
+              </w:rPr>
+              <w:t>application/vnd.openxmlformats-officedocument.spreadsheetml.sheet</w:t>
+            </w:r>
+          </w:p>
+        </w:tc>
+      </w:tr>
+      <w:tr>
+        <w:tc>
+          <w:tcPr>
+            <w:tcW w:type="dxa" w:w="4320"/>
+            <w:vAlign w:val="center"/>
+          </w:tcPr>
+          <w:p>
+            <w:r/>
+            <w:r>
+              <w:rPr>
+                <w:rFonts w:ascii="Microsoft YaHei" w:hAnsi="Microsoft YaHei" w:eastAsia="Microsoft YaHei"/>
+                <w:b w:val="0"/>
+                <w:sz w:val="21"/>
+              </w:rPr>
+              <w:t>Content-Disposition</w:t>
+            </w:r>
+          </w:p>
+        </w:tc>
+        <w:tc>
+          <w:tcPr>
+            <w:tcW w:type="dxa" w:w="4320"/>
+            <w:vAlign w:val="center"/>
+          </w:tcPr>
+          <w:p>
+            <w:r/>
+            <w:r>
+              <w:rPr>
+                <w:rFonts w:ascii="Microsoft YaHei" w:hAnsi="Microsoft YaHei" w:eastAsia="Microsoft YaHei"/>
+                <w:b w:val="0"/>
+                <w:sz w:val="21"/>
+              </w:rPr>
+              <w:t>attachment;filename=apiCode_yyyyMMddHHmmss.xlsx</w:t>
+            </w:r>
+          </w:p>
+        </w:tc>
+      </w:tr>
+      <w:tr>
+        <w:tc>
+          <w:tcPr>
+            <w:tcW w:type="dxa" w:w="4320"/>
+            <w:vAlign w:val="center"/>
+          </w:tcPr>
+          <w:p>
+            <w:r/>
+            <w:r>
+              <w:rPr>
+                <w:rFonts w:ascii="Microsoft YaHei" w:hAnsi="Microsoft YaHei" w:eastAsia="Microsoft YaHei"/>
+                <w:b w:val="0"/>
+                <w:sz w:val="21"/>
+              </w:rPr>
+              <w:t>Access-Control-Expose-Headers</w:t>
+            </w:r>
+          </w:p>
+        </w:tc>
+        <w:tc>
+          <w:tcPr>
+            <w:tcW w:type="dxa" w:w="4320"/>
+            <w:vAlign w:val="center"/>
+          </w:tcPr>
+          <w:p>
+            <w:r/>
+            <w:r>
+              <w:rPr>
+                <w:rFonts w:ascii="Microsoft YaHei" w:hAnsi="Microsoft YaHei" w:eastAsia="Microsoft YaHei"/>
+                <w:b w:val="0"/>
+                <w:sz w:val="21"/>
+              </w:rPr>
+              <w:t>Content-Disposition</w:t>
+            </w:r>
+          </w:p>
+        </w:tc>
+      </w:tr>
+    </w:tbl>
+    <w:p>
+      <w:r>
+        <w:rPr>
+          <w:rFonts w:ascii="Microsoft YaHei" w:hAnsi="Microsoft YaHei" w:eastAsia="Microsoft YaHei"/>
+          <w:b w:val="0"/>
+          <w:sz w:val="21"/>
+        </w:rPr>
+        <w:t>文件名示例：</w:t>
+      </w:r>
+    </w:p>
+    <w:p>
+      <w:pPr>
+        <w:ind w:left="240"/>
+      </w:pPr>
+      <w:r>
+        <w:rPr>
+          <w:rFonts w:ascii="Consolas" w:hAnsi="Consolas" w:eastAsia="Microsoft YaHei"/>
+          <w:sz w:val="18"/>
+        </w:rPr>
+        <w:t>demoApi_20260721143000.xlsx</w:t>
+      </w:r>
+    </w:p>
+    <w:p>
+      <w:pPr>
+        <w:pStyle w:val="Heading1"/>
+      </w:pPr>
+      <w:r>
+        <w:rPr>
+          <w:rFonts w:ascii="Microsoft YaHei" w:hAnsi="Microsoft YaHei" w:eastAsia="Microsoft YaHei"/>
+          <w:b/>
+          <w:color w:val="1F4E79"/>
+          <w:sz w:val="32"/>
+        </w:rPr>
+        <w:t>6. 失败响应</w:t>
+      </w:r>
+    </w:p>
+    <w:p>
+      <w:r>
+        <w:rPr>
+          <w:rFonts w:ascii="Microsoft YaHei" w:hAnsi="Microsoft YaHei" w:eastAsia="Microsoft YaHei"/>
+          <w:b w:val="0"/>
+          <w:sz w:val="21"/>
+        </w:rPr>
+        <w:t>普通查询和 Excel 导出失败时，仍返回 JSON 错误结构。</w:t>
+      </w:r>
+    </w:p>
+    <w:p>
+      <w:pPr>
+        <w:ind w:left="240"/>
+      </w:pPr>
+      <w:r>
+        <w:rPr>
+          <w:rFonts w:ascii="Consolas" w:hAnsi="Consolas" w:eastAsia="Microsoft YaHei"/>
+          <w:sz w:val="18"/>
+        </w:rPr>
+        <w:t>{</w:t>
+        <w:br/>
+        <w:t xml:space="preserve">  "code": 1002,</w:t>
+        <w:br/>
+        <w:t xml:space="preserve">  "message": "操作失败：请检查接口权限！",</w:t>
+        <w:br/>
+        <w:t xml:space="preserve">  "data": null</w:t>
+        <w:br/>
+        <w:t>}</w:t>
+      </w:r>
+    </w:p>
+    <w:p>
+      <w:r>
+        <w:rPr>
+          <w:rFonts w:ascii="Microsoft YaHei" w:hAnsi="Microsoft YaHei" w:eastAsia="Microsoft YaHei"/>
+          <w:b w:val="0"/>
+          <w:sz w:val="21"/>
+        </w:rPr>
+        <w:t>常见失败原因：</w:t>
+      </w:r>
+    </w:p>
+    <w:tbl>
+      <w:tblPr>
+        <w:tblStyle w:val="TableGrid"/>
+        <w:tblW w:type="auto" w:w="0"/>
+        <w:jc w:val="center"/>
+        <w:tblLook w:firstColumn="1" w:firstRow="1" w:lastColumn="0" w:lastRow="0" w:noHBand="0" w:noVBand="1" w:val="04A0"/>
+      </w:tblPr>
+      <w:tblGrid>
+        <w:gridCol w:w="4320"/>
+        <w:gridCol w:w="4320"/>
+      </w:tblGrid>
+      <w:tr>
+        <w:tc>
+          <w:tcPr>
+            <w:tcW w:type="dxa" w:w="4320"/>
+            <w:shd w:fill="D9EAF7"/>
+            <w:vAlign w:val="center"/>
+          </w:tcPr>
+          <w:p>
+            <w:r/>
+            <w:r>
+              <w:rPr>
+                <w:rFonts w:ascii="Microsoft YaHei" w:hAnsi="Microsoft YaHei" w:eastAsia="Microsoft YaHei"/>
                 <w:b/>
-                <w:color w:val="1F4D78"/>
-                <w:sz w:val="17"/>
+                <w:sz w:val="21"/>
+              </w:rPr>
+              <w:t>场景</w:t>
+            </w:r>
+          </w:p>
+        </w:tc>
+        <w:tc>
+          <w:tcPr>
+            <w:tcW w:type="dxa" w:w="4320"/>
+            <w:shd w:fill="D9EAF7"/>
+            <w:vAlign w:val="center"/>
+          </w:tcPr>
+          <w:p>
+            <w:r/>
+            <w:r>
+              <w:rPr>
+                <w:rFonts w:ascii="Microsoft YaHei" w:hAnsi="Microsoft YaHei" w:eastAsia="Microsoft YaHei"/>
+                <w:b/>
+                <w:sz w:val="21"/>
               </w:rPr>
               <w:t>说明</w:t>
             </w:r>
@@ -2609,73 +1745,35 @@
       <w:tr>
         <w:tc>
           <w:tcPr>
-            <w:tcW w:type="dxa" w:w="3264"/>
-            <w:tcMar>
-              <w:top w:w="80" w:type="dxa"/>
-              <w:start w:w="100" w:type="dxa"/>
-              <w:bottom w:w="80" w:type="dxa"/>
-              <w:end w:w="100" w:type="dxa"/>
-            </w:tcMar>
+            <w:tcW w:type="dxa" w:w="4320"/>
             <w:vAlign w:val="center"/>
           </w:tcPr>
           <w:p>
-            <w:pPr>
-              <w:spacing w:after="0"/>
-            </w:pPr>
+            <w:r/>
             <w:r>
               <w:rPr>
-                <w:rFonts w:ascii="Calibri" w:hAnsi="Calibri" w:eastAsia="Microsoft YaHei"/>
-                <w:sz w:val="16"/>
+                <w:rFonts w:ascii="Microsoft YaHei" w:hAnsi="Microsoft YaHei" w:eastAsia="Microsoft YaHei"/>
+                <w:b w:val="0"/>
+                <w:sz w:val="21"/>
               </w:rPr>
-              <w:t>code</w:t>
+              <w:t>apiCode 为空</w:t>
             </w:r>
           </w:p>
         </w:tc>
         <w:tc>
           <w:tcPr>
-            <w:tcW w:type="dxa" w:w="3264"/>
-            <w:tcMar>
-              <w:top w:w="80" w:type="dxa"/>
-              <w:start w:w="100" w:type="dxa"/>
-              <w:bottom w:w="80" w:type="dxa"/>
-              <w:end w:w="100" w:type="dxa"/>
-            </w:tcMar>
+            <w:tcW w:type="dxa" w:w="4320"/>
             <w:vAlign w:val="center"/>
           </w:tcPr>
           <w:p>
-            <w:pPr>
-              <w:spacing w:after="0"/>
-            </w:pPr>
+            <w:r/>
             <w:r>
               <w:rPr>
-                <w:rFonts w:ascii="Calibri" w:hAnsi="Calibri" w:eastAsia="Microsoft YaHei"/>
-                <w:sz w:val="16"/>
+                <w:rFonts w:ascii="Microsoft YaHei" w:hAnsi="Microsoft YaHei" w:eastAsia="Microsoft YaHei"/>
+                <w:b w:val="0"/>
+                <w:sz w:val="21"/>
               </w:rPr>
-              <w:t>integer</w:t>
-            </w:r>
-          </w:p>
-        </w:tc>
-        <w:tc>
-          <w:tcPr>
-            <w:tcW w:type="dxa" w:w="3264"/>
-            <w:tcMar>
-              <w:top w:w="80" w:type="dxa"/>
-              <w:start w:w="100" w:type="dxa"/>
-              <w:bottom w:w="80" w:type="dxa"/>
-              <w:end w:w="100" w:type="dxa"/>
-            </w:tcMar>
-            <w:vAlign w:val="center"/>
-          </w:tcPr>
-          <w:p>
-            <w:pPr>
-              <w:spacing w:after="0"/>
-            </w:pPr>
-            <w:r>
-              <w:rPr>
-                <w:rFonts w:ascii="Calibri" w:hAnsi="Calibri" w:eastAsia="Microsoft YaHei"/>
-                <w:sz w:val="16"/>
-              </w:rPr>
-              <w:t>0 表示成功。</w:t>
+              <w:t>接口代码必填。</w:t>
             </w:r>
           </w:p>
         </w:tc>
@@ -2683,73 +1781,35 @@
       <w:tr>
         <w:tc>
           <w:tcPr>
-            <w:tcW w:type="dxa" w:w="3264"/>
-            <w:tcMar>
-              <w:top w:w="80" w:type="dxa"/>
-              <w:start w:w="100" w:type="dxa"/>
-              <w:bottom w:w="80" w:type="dxa"/>
-              <w:end w:w="100" w:type="dxa"/>
-            </w:tcMar>
+            <w:tcW w:type="dxa" w:w="4320"/>
             <w:vAlign w:val="center"/>
           </w:tcPr>
           <w:p>
-            <w:pPr>
-              <w:spacing w:after="0"/>
-            </w:pPr>
+            <w:r/>
             <w:r>
               <w:rPr>
-                <w:rFonts w:ascii="Calibri" w:hAnsi="Calibri" w:eastAsia="Microsoft YaHei"/>
-                <w:sz w:val="16"/>
+                <w:rFonts w:ascii="Microsoft YaHei" w:hAnsi="Microsoft YaHei" w:eastAsia="Microsoft YaHei"/>
+                <w:b w:val="0"/>
+                <w:sz w:val="21"/>
               </w:rPr>
-              <w:t>message</w:t>
+              <w:t>token 无权限</w:t>
             </w:r>
           </w:p>
         </w:tc>
         <w:tc>
           <w:tcPr>
-            <w:tcW w:type="dxa" w:w="3264"/>
-            <w:tcMar>
-              <w:top w:w="80" w:type="dxa"/>
-              <w:start w:w="100" w:type="dxa"/>
-              <w:bottom w:w="80" w:type="dxa"/>
-              <w:end w:w="100" w:type="dxa"/>
-            </w:tcMar>
+            <w:tcW w:type="dxa" w:w="4320"/>
             <w:vAlign w:val="center"/>
           </w:tcPr>
           <w:p>
-            <w:pPr>
-              <w:spacing w:after="0"/>
-            </w:pPr>
+            <w:r/>
             <w:r>
               <w:rPr>
-                <w:rFonts w:ascii="Calibri" w:hAnsi="Calibri" w:eastAsia="Microsoft YaHei"/>
-                <w:sz w:val="16"/>
+                <w:rFonts w:ascii="Microsoft YaHei" w:hAnsi="Microsoft YaHei" w:eastAsia="Microsoft YaHei"/>
+                <w:b w:val="0"/>
+                <w:sz w:val="21"/>
               </w:rPr>
-              <w:t>string</w:t>
-            </w:r>
-          </w:p>
-        </w:tc>
-        <w:tc>
-          <w:tcPr>
-            <w:tcW w:type="dxa" w:w="3264"/>
-            <w:tcMar>
-              <w:top w:w="80" w:type="dxa"/>
-              <w:start w:w="100" w:type="dxa"/>
-              <w:bottom w:w="80" w:type="dxa"/>
-              <w:end w:w="100" w:type="dxa"/>
-            </w:tcMar>
-            <w:vAlign w:val="center"/>
-          </w:tcPr>
-          <w:p>
-            <w:pPr>
-              <w:spacing w:after="0"/>
-            </w:pPr>
-            <w:r>
-              <w:rPr>
-                <w:rFonts w:ascii="Calibri" w:hAnsi="Calibri" w:eastAsia="Microsoft YaHei"/>
-                <w:sz w:val="16"/>
-              </w:rPr>
-              <w:t>响应消息。</w:t>
+              <w:t>当前 token 无该接口执行权限，或 IP 不在允许范围内。</w:t>
             </w:r>
           </w:p>
         </w:tc>
@@ -2757,73 +1817,215 @@
       <w:tr>
         <w:tc>
           <w:tcPr>
-            <w:tcW w:type="dxa" w:w="3264"/>
-            <w:tcMar>
-              <w:top w:w="80" w:type="dxa"/>
-              <w:start w:w="100" w:type="dxa"/>
-              <w:bottom w:w="80" w:type="dxa"/>
-              <w:end w:w="100" w:type="dxa"/>
-            </w:tcMar>
+            <w:tcW w:type="dxa" w:w="4320"/>
             <w:vAlign w:val="center"/>
           </w:tcPr>
           <w:p>
-            <w:pPr>
-              <w:spacing w:after="0"/>
-            </w:pPr>
+            <w:r/>
             <w:r>
               <w:rPr>
-                <w:rFonts w:ascii="Calibri" w:hAnsi="Calibri" w:eastAsia="Microsoft YaHei"/>
-                <w:sz w:val="16"/>
+                <w:rFonts w:ascii="Microsoft YaHei" w:hAnsi="Microsoft YaHei" w:eastAsia="Microsoft YaHei"/>
+                <w:b w:val="0"/>
+                <w:sz w:val="21"/>
               </w:rPr>
-              <w:t>data</w:t>
+              <w:t>systemCode 为空</w:t>
             </w:r>
           </w:p>
         </w:tc>
         <w:tc>
           <w:tcPr>
-            <w:tcW w:type="dxa" w:w="3264"/>
-            <w:tcMar>
-              <w:top w:w="80" w:type="dxa"/>
-              <w:start w:w="100" w:type="dxa"/>
-              <w:bottom w:w="80" w:type="dxa"/>
-              <w:end w:w="100" w:type="dxa"/>
-            </w:tcMar>
+            <w:tcW w:type="dxa" w:w="4320"/>
             <w:vAlign w:val="center"/>
           </w:tcPr>
           <w:p>
-            <w:pPr>
-              <w:spacing w:after="0"/>
-            </w:pPr>
+            <w:r/>
             <w:r>
               <w:rPr>
-                <w:rFonts w:ascii="Calibri" w:hAnsi="Calibri" w:eastAsia="Microsoft YaHei"/>
-                <w:sz w:val="16"/>
+                <w:rFonts w:ascii="Microsoft YaHei" w:hAnsi="Microsoft YaHei" w:eastAsia="Microsoft YaHei"/>
+                <w:b w:val="0"/>
+                <w:sz w:val="21"/>
               </w:rPr>
-              <w:t>string</w:t>
+              <w:t>系统代码必填。</w:t>
+            </w:r>
+          </w:p>
+        </w:tc>
+      </w:tr>
+      <w:tr>
+        <w:tc>
+          <w:tcPr>
+            <w:tcW w:type="dxa" w:w="4320"/>
+            <w:vAlign w:val="center"/>
+          </w:tcPr>
+          <w:p>
+            <w:r/>
+            <w:r>
+              <w:rPr>
+                <w:rFonts w:ascii="Microsoft YaHei" w:hAnsi="Microsoft YaHei" w:eastAsia="Microsoft YaHei"/>
+                <w:b w:val="0"/>
+                <w:sz w:val="21"/>
+              </w:rPr>
+              <w:t>分页参数缺失</w:t>
             </w:r>
           </w:p>
         </w:tc>
         <w:tc>
           <w:tcPr>
-            <w:tcW w:type="dxa" w:w="3264"/>
-            <w:tcMar>
-              <w:top w:w="80" w:type="dxa"/>
-              <w:start w:w="100" w:type="dxa"/>
-              <w:bottom w:w="80" w:type="dxa"/>
-              <w:end w:w="100" w:type="dxa"/>
-            </w:tcMar>
+            <w:tcW w:type="dxa" w:w="4320"/>
             <w:vAlign w:val="center"/>
           </w:tcPr>
           <w:p>
-            <w:pPr>
-              <w:spacing w:after="0"/>
-            </w:pPr>
+            <w:r/>
             <w:r>
               <w:rPr>
-                <w:rFonts w:ascii="Calibri" w:hAnsi="Calibri" w:eastAsia="Microsoft YaHei"/>
-                <w:sz w:val="16"/>
+                <w:rFonts w:ascii="Microsoft YaHei" w:hAnsi="Microsoft YaHei" w:eastAsia="Microsoft YaHei"/>
+                <w:b w:val="0"/>
+                <w:sz w:val="21"/>
               </w:rPr>
-              <w:t>exportExcel=true 时为临时 Excel 文件名，用于调用下载接口。</w:t>
+              <w:t>分页时必须传 pageNum 和 pageSize。</w:t>
+            </w:r>
+          </w:p>
+        </w:tc>
+      </w:tr>
+      <w:tr>
+        <w:tc>
+          <w:tcPr>
+            <w:tcW w:type="dxa" w:w="4320"/>
+            <w:vAlign w:val="center"/>
+          </w:tcPr>
+          <w:p>
+            <w:r/>
+            <w:r>
+              <w:rPr>
+                <w:rFonts w:ascii="Microsoft YaHei" w:hAnsi="Microsoft YaHei" w:eastAsia="Microsoft YaHei"/>
+                <w:b w:val="0"/>
+                <w:sz w:val="21"/>
+              </w:rPr>
+              <w:t>分页参数非法</w:t>
+            </w:r>
+          </w:p>
+        </w:tc>
+        <w:tc>
+          <w:tcPr>
+            <w:tcW w:type="dxa" w:w="4320"/>
+            <w:vAlign w:val="center"/>
+          </w:tcPr>
+          <w:p>
+            <w:r/>
+            <w:r>
+              <w:rPr>
+                <w:rFonts w:ascii="Microsoft YaHei" w:hAnsi="Microsoft YaHei" w:eastAsia="Microsoft YaHei"/>
+                <w:b w:val="0"/>
+                <w:sz w:val="21"/>
+              </w:rPr>
+              <w:t>pageNum 和 pageSize 必须大于 0。</w:t>
+            </w:r>
+          </w:p>
+        </w:tc>
+      </w:tr>
+      <w:tr>
+        <w:tc>
+          <w:tcPr>
+            <w:tcW w:type="dxa" w:w="4320"/>
+            <w:vAlign w:val="center"/>
+          </w:tcPr>
+          <w:p>
+            <w:r/>
+            <w:r>
+              <w:rPr>
+                <w:rFonts w:ascii="Microsoft YaHei" w:hAnsi="Microsoft YaHei" w:eastAsia="Microsoft YaHei"/>
+                <w:b w:val="0"/>
+                <w:sz w:val="21"/>
+              </w:rPr>
+              <w:t>pageSize 超限</w:t>
+            </w:r>
+          </w:p>
+        </w:tc>
+        <w:tc>
+          <w:tcPr>
+            <w:tcW w:type="dxa" w:w="4320"/>
+            <w:vAlign w:val="center"/>
+          </w:tcPr>
+          <w:p>
+            <w:r/>
+            <w:r>
+              <w:rPr>
+                <w:rFonts w:ascii="Microsoft YaHei" w:hAnsi="Microsoft YaHei" w:eastAsia="Microsoft YaHei"/>
+                <w:b w:val="0"/>
+                <w:sz w:val="21"/>
+              </w:rPr>
+              <w:t>不能超过系统配置的最大分页条数。</w:t>
+            </w:r>
+          </w:p>
+        </w:tc>
+      </w:tr>
+      <w:tr>
+        <w:tc>
+          <w:tcPr>
+            <w:tcW w:type="dxa" w:w="4320"/>
+            <w:vAlign w:val="center"/>
+          </w:tcPr>
+          <w:p>
+            <w:r/>
+            <w:r>
+              <w:rPr>
+                <w:rFonts w:ascii="Microsoft YaHei" w:hAnsi="Microsoft YaHei" w:eastAsia="Microsoft YaHei"/>
+                <w:b w:val="0"/>
+                <w:sz w:val="21"/>
+              </w:rPr>
+              <w:t>参数缺失或类型错误</w:t>
+            </w:r>
+          </w:p>
+        </w:tc>
+        <w:tc>
+          <w:tcPr>
+            <w:tcW w:type="dxa" w:w="4320"/>
+            <w:vAlign w:val="center"/>
+          </w:tcPr>
+          <w:p>
+            <w:r/>
+            <w:r>
+              <w:rPr>
+                <w:rFonts w:ascii="Microsoft YaHei" w:hAnsi="Microsoft YaHei" w:eastAsia="Microsoft YaHei"/>
+                <w:b w:val="0"/>
+                <w:sz w:val="21"/>
+              </w:rPr>
+              <w:t>params 不符合接口参数配置。</w:t>
+            </w:r>
+          </w:p>
+        </w:tc>
+      </w:tr>
+      <w:tr>
+        <w:tc>
+          <w:tcPr>
+            <w:tcW w:type="dxa" w:w="4320"/>
+            <w:vAlign w:val="center"/>
+          </w:tcPr>
+          <w:p>
+            <w:r/>
+            <w:r>
+              <w:rPr>
+                <w:rFonts w:ascii="Microsoft YaHei" w:hAnsi="Microsoft YaHei" w:eastAsia="Microsoft YaHei"/>
+                <w:b w:val="0"/>
+                <w:sz w:val="21"/>
+              </w:rPr>
+              <w:t>SQL 执行异常</w:t>
+            </w:r>
+          </w:p>
+        </w:tc>
+        <w:tc>
+          <w:tcPr>
+            <w:tcW w:type="dxa" w:w="4320"/>
+            <w:vAlign w:val="center"/>
+          </w:tcPr>
+          <w:p>
+            <w:r/>
+            <w:r>
+              <w:rPr>
+                <w:rFonts w:ascii="Microsoft YaHei" w:hAnsi="Microsoft YaHei" w:eastAsia="Microsoft YaHei"/>
+                <w:b w:val="0"/>
+                <w:sz w:val="21"/>
+              </w:rPr>
+              <w:t>SQL 执行失败或被安全规则拦截。</w:t>
             </w:r>
           </w:p>
         </w:tc>
@@ -2831,169 +2033,61 @@
     </w:tbl>
     <w:p>
       <w:pPr>
-        <w:spacing w:after="40"/>
-      </w:pPr>
-    </w:p>
-    <w:p>
-      <w:pPr>
-        <w:pStyle w:val="Heading2"/>
-      </w:pPr>
-      <w:r>
-        <w:t>2.7 失败响应</w:t>
-      </w:r>
-    </w:p>
-    <w:p>
-      <w:pPr>
-        <w:pStyle w:val="CodeBlock"/>
-        <w:ind w:left="216" w:right="144"/>
-        <w:shd w:fill="F6F8FA"/>
+        <w:pStyle w:val="Heading1"/>
       </w:pPr>
       <w:r>
         <w:rPr>
-          <w:rFonts w:ascii="Consolas" w:hAnsi="Consolas" w:eastAsia="Microsoft YaHei"/>
-          <w:sz w:val="17"/>
+          <w:rFonts w:ascii="Microsoft YaHei" w:hAnsi="Microsoft YaHei" w:eastAsia="Microsoft YaHei"/>
+          <w:b/>
+          <w:color w:val="1F4E79"/>
+          <w:sz w:val="32"/>
         </w:rPr>
-        <w:t>{</w:t>
-      </w:r>
-    </w:p>
-    <w:p>
-      <w:pPr>
-        <w:pStyle w:val="CodeBlock"/>
-        <w:ind w:left="216" w:right="144"/>
-        <w:shd w:fill="F6F8FA"/>
-      </w:pPr>
-      <w:r>
-        <w:rPr>
-          <w:rFonts w:ascii="Consolas" w:hAnsi="Consolas" w:eastAsia="Microsoft YaHei"/>
-          <w:sz w:val="17"/>
-        </w:rPr>
-        <w:t xml:space="preserve">  "code": 1002,</w:t>
-      </w:r>
-    </w:p>
-    <w:p>
-      <w:pPr>
-        <w:pStyle w:val="CodeBlock"/>
-        <w:ind w:left="216" w:right="144"/>
-        <w:shd w:fill="F6F8FA"/>
-      </w:pPr>
-      <w:r>
-        <w:rPr>
-          <w:rFonts w:ascii="Consolas" w:hAnsi="Consolas" w:eastAsia="Microsoft YaHei"/>
-          <w:sz w:val="17"/>
-        </w:rPr>
-        <w:t xml:space="preserve">  "message": "操作失败：请检查接口权限！",</w:t>
-      </w:r>
-    </w:p>
-    <w:p>
-      <w:pPr>
-        <w:pStyle w:val="CodeBlock"/>
-        <w:ind w:left="216" w:right="144"/>
-        <w:shd w:fill="F6F8FA"/>
-      </w:pPr>
-      <w:r>
-        <w:rPr>
-          <w:rFonts w:ascii="Consolas" w:hAnsi="Consolas" w:eastAsia="Microsoft YaHei"/>
-          <w:sz w:val="17"/>
-        </w:rPr>
-        <w:t xml:space="preserve">  "data": null</w:t>
-      </w:r>
-    </w:p>
-    <w:p>
-      <w:pPr>
-        <w:pStyle w:val="CodeBlock"/>
-        <w:ind w:left="216" w:right="144"/>
-        <w:shd w:fill="F6F8FA"/>
-      </w:pPr>
-      <w:r>
-        <w:rPr>
-          <w:rFonts w:ascii="Consolas" w:hAnsi="Consolas" w:eastAsia="Microsoft YaHei"/>
-          <w:sz w:val="17"/>
-        </w:rPr>
-        <w:t>}</w:t>
-      </w:r>
-    </w:p>
-    <w:p>
-      <w:pPr>
-        <w:spacing w:after="40"/>
-      </w:pPr>
-    </w:p>
-    <w:p>
-      <w:pPr>
-        <w:spacing w:after="100"/>
-      </w:pPr>
-      <w:r>
-        <w:rPr>
-          <w:rFonts w:ascii="Calibri" w:hAnsi="Calibri" w:eastAsia="Microsoft YaHei"/>
-          <w:sz w:val="20"/>
-        </w:rPr>
-        <w:t>常见失败原因：</w:t>
+        <w:t>7. 导出规则</w:t>
       </w:r>
     </w:p>
     <w:tbl>
       <w:tblPr>
         <w:tblStyle w:val="TableGrid"/>
         <w:tblW w:type="auto" w:w="0"/>
-        <w:jc w:val="left"/>
-        <w:tblLayout w:type="autofit"/>
+        <w:jc w:val="center"/>
         <w:tblLook w:firstColumn="1" w:firstRow="1" w:lastColumn="0" w:lastRow="0" w:noHBand="0" w:noVBand="1" w:val="04A0"/>
       </w:tblPr>
       <w:tblGrid>
-        <w:gridCol w:w="4896"/>
-        <w:gridCol w:w="4896"/>
+        <w:gridCol w:w="4320"/>
+        <w:gridCol w:w="4320"/>
       </w:tblGrid>
       <w:tr>
-        <w:trPr>
-          <w:tblHeader w:val="true"/>
-        </w:trPr>
         <w:tc>
           <w:tcPr>
-            <w:tcW w:type="dxa" w:w="4896"/>
-            <w:shd w:fill="E8EEF5"/>
-            <w:tcMar>
-              <w:top w:w="80" w:type="dxa"/>
-              <w:start w:w="100" w:type="dxa"/>
-              <w:bottom w:w="80" w:type="dxa"/>
-              <w:end w:w="100" w:type="dxa"/>
-            </w:tcMar>
+            <w:tcW w:type="dxa" w:w="4320"/>
+            <w:shd w:fill="D9EAF7"/>
             <w:vAlign w:val="center"/>
           </w:tcPr>
           <w:p>
-            <w:pPr>
-              <w:spacing w:after="0"/>
-            </w:pPr>
+            <w:r/>
             <w:r>
               <w:rPr>
-                <w:rFonts w:ascii="Calibri" w:hAnsi="Calibri" w:eastAsia="Microsoft YaHei"/>
+                <w:rFonts w:ascii="Microsoft YaHei" w:hAnsi="Microsoft YaHei" w:eastAsia="Microsoft YaHei"/>
                 <w:b/>
-                <w:color w:val="1F4D78"/>
-                <w:sz w:val="17"/>
+                <w:sz w:val="21"/>
               </w:rPr>
-              <w:t>场景</w:t>
+              <w:t>规则</w:t>
             </w:r>
           </w:p>
         </w:tc>
         <w:tc>
           <w:tcPr>
-            <w:tcW w:type="dxa" w:w="4896"/>
-            <w:shd w:fill="E8EEF5"/>
-            <w:tcMar>
-              <w:top w:w="80" w:type="dxa"/>
-              <w:start w:w="100" w:type="dxa"/>
-              <w:bottom w:w="80" w:type="dxa"/>
-              <w:end w:w="100" w:type="dxa"/>
-            </w:tcMar>
+            <w:tcW w:type="dxa" w:w="4320"/>
+            <w:shd w:fill="D9EAF7"/>
             <w:vAlign w:val="center"/>
           </w:tcPr>
           <w:p>
-            <w:pPr>
-              <w:spacing w:after="0"/>
-            </w:pPr>
+            <w:r/>
             <w:r>
               <w:rPr>
-                <w:rFonts w:ascii="Calibri" w:hAnsi="Calibri" w:eastAsia="Microsoft YaHei"/>
+                <w:rFonts w:ascii="Microsoft YaHei" w:hAnsi="Microsoft YaHei" w:eastAsia="Microsoft YaHei"/>
                 <w:b/>
-                <w:color w:val="1F4D78"/>
-                <w:sz w:val="17"/>
+                <w:sz w:val="21"/>
               </w:rPr>
               <w:t>说明</w:t>
             </w:r>
@@ -3003,1753 +2097,16 @@
       <w:tr>
         <w:tc>
           <w:tcPr>
-            <w:tcW w:type="dxa" w:w="4896"/>
-            <w:tcMar>
-              <w:top w:w="80" w:type="dxa"/>
-              <w:start w:w="100" w:type="dxa"/>
-              <w:bottom w:w="80" w:type="dxa"/>
-              <w:end w:w="100" w:type="dxa"/>
-            </w:tcMar>
+            <w:tcW w:type="dxa" w:w="4320"/>
             <w:vAlign w:val="center"/>
           </w:tcPr>
           <w:p>
-            <w:pPr>
-              <w:spacing w:after="0"/>
-            </w:pPr>
+            <w:r/>
             <w:r>
               <w:rPr>
-                <w:rFonts w:ascii="Calibri" w:hAnsi="Calibri" w:eastAsia="Microsoft YaHei"/>
-                <w:sz w:val="16"/>
-              </w:rPr>
-              <w:t>apiCode 为空</w:t>
-            </w:r>
-          </w:p>
-        </w:tc>
-        <w:tc>
-          <w:tcPr>
-            <w:tcW w:type="dxa" w:w="4896"/>
-            <w:tcMar>
-              <w:top w:w="80" w:type="dxa"/>
-              <w:start w:w="100" w:type="dxa"/>
-              <w:bottom w:w="80" w:type="dxa"/>
-              <w:end w:w="100" w:type="dxa"/>
-            </w:tcMar>
-            <w:vAlign w:val="center"/>
-          </w:tcPr>
-          <w:p>
-            <w:pPr>
-              <w:spacing w:after="0"/>
-            </w:pPr>
-            <w:r>
-              <w:rPr>
-                <w:rFonts w:ascii="Calibri" w:hAnsi="Calibri" w:eastAsia="Microsoft YaHei"/>
-                <w:sz w:val="16"/>
-              </w:rPr>
-              <w:t>接口代码必填。</w:t>
-            </w:r>
-          </w:p>
-        </w:tc>
-      </w:tr>
-      <w:tr>
-        <w:tc>
-          <w:tcPr>
-            <w:tcW w:type="dxa" w:w="4896"/>
-            <w:tcMar>
-              <w:top w:w="80" w:type="dxa"/>
-              <w:start w:w="100" w:type="dxa"/>
-              <w:bottom w:w="80" w:type="dxa"/>
-              <w:end w:w="100" w:type="dxa"/>
-            </w:tcMar>
-            <w:vAlign w:val="center"/>
-          </w:tcPr>
-          <w:p>
-            <w:pPr>
-              <w:spacing w:after="0"/>
-            </w:pPr>
-            <w:r>
-              <w:rPr>
-                <w:rFonts w:ascii="Calibri" w:hAnsi="Calibri" w:eastAsia="Microsoft YaHei"/>
-                <w:sz w:val="16"/>
-              </w:rPr>
-              <w:t>token 无权限</w:t>
-            </w:r>
-          </w:p>
-        </w:tc>
-        <w:tc>
-          <w:tcPr>
-            <w:tcW w:type="dxa" w:w="4896"/>
-            <w:tcMar>
-              <w:top w:w="80" w:type="dxa"/>
-              <w:start w:w="100" w:type="dxa"/>
-              <w:bottom w:w="80" w:type="dxa"/>
-              <w:end w:w="100" w:type="dxa"/>
-            </w:tcMar>
-            <w:vAlign w:val="center"/>
-          </w:tcPr>
-          <w:p>
-            <w:pPr>
-              <w:spacing w:after="0"/>
-            </w:pPr>
-            <w:r>
-              <w:rPr>
-                <w:rFonts w:ascii="Calibri" w:hAnsi="Calibri" w:eastAsia="Microsoft YaHei"/>
-                <w:sz w:val="16"/>
-              </w:rPr>
-              <w:t>当前 token 无该接口执行权限，或 IP 不在允许范围内。</w:t>
-            </w:r>
-          </w:p>
-        </w:tc>
-      </w:tr>
-      <w:tr>
-        <w:tc>
-          <w:tcPr>
-            <w:tcW w:type="dxa" w:w="4896"/>
-            <w:tcMar>
-              <w:top w:w="80" w:type="dxa"/>
-              <w:start w:w="100" w:type="dxa"/>
-              <w:bottom w:w="80" w:type="dxa"/>
-              <w:end w:w="100" w:type="dxa"/>
-            </w:tcMar>
-            <w:vAlign w:val="center"/>
-          </w:tcPr>
-          <w:p>
-            <w:pPr>
-              <w:spacing w:after="0"/>
-            </w:pPr>
-            <w:r>
-              <w:rPr>
-                <w:rFonts w:ascii="Calibri" w:hAnsi="Calibri" w:eastAsia="Microsoft YaHei"/>
-                <w:sz w:val="16"/>
-              </w:rPr>
-              <w:t>systemCode 为空</w:t>
-            </w:r>
-          </w:p>
-        </w:tc>
-        <w:tc>
-          <w:tcPr>
-            <w:tcW w:type="dxa" w:w="4896"/>
-            <w:tcMar>
-              <w:top w:w="80" w:type="dxa"/>
-              <w:start w:w="100" w:type="dxa"/>
-              <w:bottom w:w="80" w:type="dxa"/>
-              <w:end w:w="100" w:type="dxa"/>
-            </w:tcMar>
-            <w:vAlign w:val="center"/>
-          </w:tcPr>
-          <w:p>
-            <w:pPr>
-              <w:spacing w:after="0"/>
-            </w:pPr>
-            <w:r>
-              <w:rPr>
-                <w:rFonts w:ascii="Calibri" w:hAnsi="Calibri" w:eastAsia="Microsoft YaHei"/>
-                <w:sz w:val="16"/>
-              </w:rPr>
-              <w:t>系统代码必填。</w:t>
-            </w:r>
-          </w:p>
-        </w:tc>
-      </w:tr>
-      <w:tr>
-        <w:tc>
-          <w:tcPr>
-            <w:tcW w:type="dxa" w:w="4896"/>
-            <w:tcMar>
-              <w:top w:w="80" w:type="dxa"/>
-              <w:start w:w="100" w:type="dxa"/>
-              <w:bottom w:w="80" w:type="dxa"/>
-              <w:end w:w="100" w:type="dxa"/>
-            </w:tcMar>
-            <w:vAlign w:val="center"/>
-          </w:tcPr>
-          <w:p>
-            <w:pPr>
-              <w:spacing w:after="0"/>
-            </w:pPr>
-            <w:r>
-              <w:rPr>
-                <w:rFonts w:ascii="Calibri" w:hAnsi="Calibri" w:eastAsia="Microsoft YaHei"/>
-                <w:sz w:val="16"/>
-              </w:rPr>
-              <w:t>分页参数缺失</w:t>
-            </w:r>
-          </w:p>
-        </w:tc>
-        <w:tc>
-          <w:tcPr>
-            <w:tcW w:type="dxa" w:w="4896"/>
-            <w:tcMar>
-              <w:top w:w="80" w:type="dxa"/>
-              <w:start w:w="100" w:type="dxa"/>
-              <w:bottom w:w="80" w:type="dxa"/>
-              <w:end w:w="100" w:type="dxa"/>
-            </w:tcMar>
-            <w:vAlign w:val="center"/>
-          </w:tcPr>
-          <w:p>
-            <w:pPr>
-              <w:spacing w:after="0"/>
-            </w:pPr>
-            <w:r>
-              <w:rPr>
-                <w:rFonts w:ascii="Calibri" w:hAnsi="Calibri" w:eastAsia="Microsoft YaHei"/>
-                <w:sz w:val="16"/>
-              </w:rPr>
-              <w:t>分页时必须传 pageNum 和 pageSize。</w:t>
-            </w:r>
-          </w:p>
-        </w:tc>
-      </w:tr>
-      <w:tr>
-        <w:tc>
-          <w:tcPr>
-            <w:tcW w:type="dxa" w:w="4896"/>
-            <w:tcMar>
-              <w:top w:w="80" w:type="dxa"/>
-              <w:start w:w="100" w:type="dxa"/>
-              <w:bottom w:w="80" w:type="dxa"/>
-              <w:end w:w="100" w:type="dxa"/>
-            </w:tcMar>
-            <w:vAlign w:val="center"/>
-          </w:tcPr>
-          <w:p>
-            <w:pPr>
-              <w:spacing w:after="0"/>
-            </w:pPr>
-            <w:r>
-              <w:rPr>
-                <w:rFonts w:ascii="Calibri" w:hAnsi="Calibri" w:eastAsia="Microsoft YaHei"/>
-                <w:sz w:val="16"/>
-              </w:rPr>
-              <w:t>分页参数非法</w:t>
-            </w:r>
-          </w:p>
-        </w:tc>
-        <w:tc>
-          <w:tcPr>
-            <w:tcW w:type="dxa" w:w="4896"/>
-            <w:tcMar>
-              <w:top w:w="80" w:type="dxa"/>
-              <w:start w:w="100" w:type="dxa"/>
-              <w:bottom w:w="80" w:type="dxa"/>
-              <w:end w:w="100" w:type="dxa"/>
-            </w:tcMar>
-            <w:vAlign w:val="center"/>
-          </w:tcPr>
-          <w:p>
-            <w:pPr>
-              <w:spacing w:after="0"/>
-            </w:pPr>
-            <w:r>
-              <w:rPr>
-                <w:rFonts w:ascii="Calibri" w:hAnsi="Calibri" w:eastAsia="Microsoft YaHei"/>
-                <w:sz w:val="16"/>
-              </w:rPr>
-              <w:t>pageNum 和 pageSize 必须大于 0。</w:t>
-            </w:r>
-          </w:p>
-        </w:tc>
-      </w:tr>
-      <w:tr>
-        <w:tc>
-          <w:tcPr>
-            <w:tcW w:type="dxa" w:w="4896"/>
-            <w:tcMar>
-              <w:top w:w="80" w:type="dxa"/>
-              <w:start w:w="100" w:type="dxa"/>
-              <w:bottom w:w="80" w:type="dxa"/>
-              <w:end w:w="100" w:type="dxa"/>
-            </w:tcMar>
-            <w:vAlign w:val="center"/>
-          </w:tcPr>
-          <w:p>
-            <w:pPr>
-              <w:spacing w:after="0"/>
-            </w:pPr>
-            <w:r>
-              <w:rPr>
-                <w:rFonts w:ascii="Calibri" w:hAnsi="Calibri" w:eastAsia="Microsoft YaHei"/>
-                <w:sz w:val="16"/>
-              </w:rPr>
-              <w:t>pageSize 超限</w:t>
-            </w:r>
-          </w:p>
-        </w:tc>
-        <w:tc>
-          <w:tcPr>
-            <w:tcW w:type="dxa" w:w="4896"/>
-            <w:tcMar>
-              <w:top w:w="80" w:type="dxa"/>
-              <w:start w:w="100" w:type="dxa"/>
-              <w:bottom w:w="80" w:type="dxa"/>
-              <w:end w:w="100" w:type="dxa"/>
-            </w:tcMar>
-            <w:vAlign w:val="center"/>
-          </w:tcPr>
-          <w:p>
-            <w:pPr>
-              <w:spacing w:after="0"/>
-            </w:pPr>
-            <w:r>
-              <w:rPr>
-                <w:rFonts w:ascii="Calibri" w:hAnsi="Calibri" w:eastAsia="Microsoft YaHei"/>
-                <w:sz w:val="16"/>
-              </w:rPr>
-              <w:t>当前最大 5000。</w:t>
-            </w:r>
-          </w:p>
-        </w:tc>
-      </w:tr>
-      <w:tr>
-        <w:tc>
-          <w:tcPr>
-            <w:tcW w:type="dxa" w:w="4896"/>
-            <w:tcMar>
-              <w:top w:w="80" w:type="dxa"/>
-              <w:start w:w="100" w:type="dxa"/>
-              <w:bottom w:w="80" w:type="dxa"/>
-              <w:end w:w="100" w:type="dxa"/>
-            </w:tcMar>
-            <w:vAlign w:val="center"/>
-          </w:tcPr>
-          <w:p>
-            <w:pPr>
-              <w:spacing w:after="0"/>
-            </w:pPr>
-            <w:r>
-              <w:rPr>
-                <w:rFonts w:ascii="Calibri" w:hAnsi="Calibri" w:eastAsia="Microsoft YaHei"/>
-                <w:sz w:val="16"/>
-              </w:rPr>
-              <w:t>参数缺失或类型错误</w:t>
-            </w:r>
-          </w:p>
-        </w:tc>
-        <w:tc>
-          <w:tcPr>
-            <w:tcW w:type="dxa" w:w="4896"/>
-            <w:tcMar>
-              <w:top w:w="80" w:type="dxa"/>
-              <w:start w:w="100" w:type="dxa"/>
-              <w:bottom w:w="80" w:type="dxa"/>
-              <w:end w:w="100" w:type="dxa"/>
-            </w:tcMar>
-            <w:vAlign w:val="center"/>
-          </w:tcPr>
-          <w:p>
-            <w:pPr>
-              <w:spacing w:after="0"/>
-            </w:pPr>
-            <w:r>
-              <w:rPr>
-                <w:rFonts w:ascii="Calibri" w:hAnsi="Calibri" w:eastAsia="Microsoft YaHei"/>
-                <w:sz w:val="16"/>
-              </w:rPr>
-              <w:t>params 不符合接口参数配置。</w:t>
-            </w:r>
-          </w:p>
-        </w:tc>
-      </w:tr>
-      <w:tr>
-        <w:tc>
-          <w:tcPr>
-            <w:tcW w:type="dxa" w:w="4896"/>
-            <w:tcMar>
-              <w:top w:w="80" w:type="dxa"/>
-              <w:start w:w="100" w:type="dxa"/>
-              <w:bottom w:w="80" w:type="dxa"/>
-              <w:end w:w="100" w:type="dxa"/>
-            </w:tcMar>
-            <w:vAlign w:val="center"/>
-          </w:tcPr>
-          <w:p>
-            <w:pPr>
-              <w:spacing w:after="0"/>
-            </w:pPr>
-            <w:r>
-              <w:rPr>
-                <w:rFonts w:ascii="Calibri" w:hAnsi="Calibri" w:eastAsia="Microsoft YaHei"/>
-                <w:sz w:val="16"/>
-              </w:rPr>
-              <w:t>SQL 执行异常</w:t>
-            </w:r>
-          </w:p>
-        </w:tc>
-        <w:tc>
-          <w:tcPr>
-            <w:tcW w:type="dxa" w:w="4896"/>
-            <w:tcMar>
-              <w:top w:w="80" w:type="dxa"/>
-              <w:start w:w="100" w:type="dxa"/>
-              <w:bottom w:w="80" w:type="dxa"/>
-              <w:end w:w="100" w:type="dxa"/>
-            </w:tcMar>
-            <w:vAlign w:val="center"/>
-          </w:tcPr>
-          <w:p>
-            <w:pPr>
-              <w:spacing w:after="0"/>
-            </w:pPr>
-            <w:r>
-              <w:rPr>
-                <w:rFonts w:ascii="Calibri" w:hAnsi="Calibri" w:eastAsia="Microsoft YaHei"/>
-                <w:sz w:val="16"/>
-              </w:rPr>
-              <w:t>SQL 执行失败或被安全规则拦截。</w:t>
-            </w:r>
-          </w:p>
-        </w:tc>
-      </w:tr>
-    </w:tbl>
-    <w:p>
-      <w:pPr>
-        <w:spacing w:after="40"/>
-      </w:pPr>
-    </w:p>
-    <w:p>
-      <w:pPr>
-        <w:pStyle w:val="Heading1"/>
-      </w:pPr>
-      <w:r>
-        <w:t>3. 下载导出文件</w:t>
-      </w:r>
-    </w:p>
-    <w:p>
-      <w:pPr>
-        <w:pStyle w:val="Heading2"/>
-      </w:pPr>
-      <w:r>
-        <w:t>3.1 基本信息</w:t>
-      </w:r>
-    </w:p>
-    <w:tbl>
-      <w:tblPr>
-        <w:tblStyle w:val="TableGrid"/>
-        <w:tblW w:type="auto" w:w="0"/>
-        <w:jc w:val="left"/>
-        <w:tblLayout w:type="autofit"/>
-        <w:tblLook w:firstColumn="1" w:firstRow="1" w:lastColumn="0" w:lastRow="0" w:noHBand="0" w:noVBand="1" w:val="04A0"/>
-      </w:tblPr>
-      <w:tblGrid>
-        <w:gridCol w:w="4896"/>
-        <w:gridCol w:w="4896"/>
-      </w:tblGrid>
-      <w:tr>
-        <w:trPr>
-          <w:tblHeader w:val="true"/>
-        </w:trPr>
-        <w:tc>
-          <w:tcPr>
-            <w:tcW w:type="dxa" w:w="4896"/>
-            <w:shd w:fill="E8EEF5"/>
-            <w:tcMar>
-              <w:top w:w="80" w:type="dxa"/>
-              <w:start w:w="100" w:type="dxa"/>
-              <w:bottom w:w="80" w:type="dxa"/>
-              <w:end w:w="100" w:type="dxa"/>
-            </w:tcMar>
-            <w:vAlign w:val="center"/>
-          </w:tcPr>
-          <w:p>
-            <w:pPr>
-              <w:spacing w:after="0"/>
-            </w:pPr>
-            <w:r>
-              <w:rPr>
-                <w:rFonts w:ascii="Calibri" w:hAnsi="Calibri" w:eastAsia="Microsoft YaHei"/>
-                <w:b/>
-                <w:color w:val="1F4D78"/>
-                <w:sz w:val="17"/>
-              </w:rPr>
-              <w:t>项</w:t>
-            </w:r>
-          </w:p>
-        </w:tc>
-        <w:tc>
-          <w:tcPr>
-            <w:tcW w:type="dxa" w:w="4896"/>
-            <w:shd w:fill="E8EEF5"/>
-            <w:tcMar>
-              <w:top w:w="80" w:type="dxa"/>
-              <w:start w:w="100" w:type="dxa"/>
-              <w:bottom w:w="80" w:type="dxa"/>
-              <w:end w:w="100" w:type="dxa"/>
-            </w:tcMar>
-            <w:vAlign w:val="center"/>
-          </w:tcPr>
-          <w:p>
-            <w:pPr>
-              <w:spacing w:after="0"/>
-            </w:pPr>
-            <w:r>
-              <w:rPr>
-                <w:rFonts w:ascii="Calibri" w:hAnsi="Calibri" w:eastAsia="Microsoft YaHei"/>
-                <w:b/>
-                <w:color w:val="1F4D78"/>
-                <w:sz w:val="17"/>
-              </w:rPr>
-              <w:t>值</w:t>
-            </w:r>
-          </w:p>
-        </w:tc>
-      </w:tr>
-      <w:tr>
-        <w:tc>
-          <w:tcPr>
-            <w:tcW w:type="dxa" w:w="4896"/>
-            <w:tcMar>
-              <w:top w:w="80" w:type="dxa"/>
-              <w:start w:w="100" w:type="dxa"/>
-              <w:bottom w:w="80" w:type="dxa"/>
-              <w:end w:w="100" w:type="dxa"/>
-            </w:tcMar>
-            <w:vAlign w:val="center"/>
-          </w:tcPr>
-          <w:p>
-            <w:pPr>
-              <w:spacing w:after="0"/>
-            </w:pPr>
-            <w:r>
-              <w:rPr>
-                <w:rFonts w:ascii="Calibri" w:hAnsi="Calibri" w:eastAsia="Microsoft YaHei"/>
-                <w:sz w:val="16"/>
-              </w:rPr>
-              <w:t>URL</w:t>
-            </w:r>
-          </w:p>
-        </w:tc>
-        <w:tc>
-          <w:tcPr>
-            <w:tcW w:type="dxa" w:w="4896"/>
-            <w:tcMar>
-              <w:top w:w="80" w:type="dxa"/>
-              <w:start w:w="100" w:type="dxa"/>
-              <w:bottom w:w="80" w:type="dxa"/>
-              <w:end w:w="100" w:type="dxa"/>
-            </w:tcMar>
-            <w:vAlign w:val="center"/>
-          </w:tcPr>
-          <w:p>
-            <w:pPr>
-              <w:spacing w:after="0"/>
-            </w:pPr>
-            <w:r>
-              <w:rPr>
-                <w:rFonts w:ascii="Calibri" w:hAnsi="Calibri" w:eastAsia="Microsoft YaHei"/>
-                <w:sz w:val="16"/>
-              </w:rPr>
-              <w:t>/api/common/download</w:t>
-            </w:r>
-          </w:p>
-        </w:tc>
-      </w:tr>
-      <w:tr>
-        <w:tc>
-          <w:tcPr>
-            <w:tcW w:type="dxa" w:w="4896"/>
-            <w:tcMar>
-              <w:top w:w="80" w:type="dxa"/>
-              <w:start w:w="100" w:type="dxa"/>
-              <w:bottom w:w="80" w:type="dxa"/>
-              <w:end w:w="100" w:type="dxa"/>
-            </w:tcMar>
-            <w:vAlign w:val="center"/>
-          </w:tcPr>
-          <w:p>
-            <w:pPr>
-              <w:spacing w:after="0"/>
-            </w:pPr>
-            <w:r>
-              <w:rPr>
-                <w:rFonts w:ascii="Calibri" w:hAnsi="Calibri" w:eastAsia="Microsoft YaHei"/>
-                <w:sz w:val="16"/>
-              </w:rPr>
-              <w:t>Method</w:t>
-            </w:r>
-          </w:p>
-        </w:tc>
-        <w:tc>
-          <w:tcPr>
-            <w:tcW w:type="dxa" w:w="4896"/>
-            <w:tcMar>
-              <w:top w:w="80" w:type="dxa"/>
-              <w:start w:w="100" w:type="dxa"/>
-              <w:bottom w:w="80" w:type="dxa"/>
-              <w:end w:w="100" w:type="dxa"/>
-            </w:tcMar>
-            <w:vAlign w:val="center"/>
-          </w:tcPr>
-          <w:p>
-            <w:pPr>
-              <w:spacing w:after="0"/>
-            </w:pPr>
-            <w:r>
-              <w:rPr>
-                <w:rFonts w:ascii="Calibri" w:hAnsi="Calibri" w:eastAsia="Microsoft YaHei"/>
-                <w:sz w:val="16"/>
-              </w:rPr>
-              <w:t>POST</w:t>
-            </w:r>
-          </w:p>
-        </w:tc>
-      </w:tr>
-      <w:tr>
-        <w:tc>
-          <w:tcPr>
-            <w:tcW w:type="dxa" w:w="4896"/>
-            <w:tcMar>
-              <w:top w:w="80" w:type="dxa"/>
-              <w:start w:w="100" w:type="dxa"/>
-              <w:bottom w:w="80" w:type="dxa"/>
-              <w:end w:w="100" w:type="dxa"/>
-            </w:tcMar>
-            <w:vAlign w:val="center"/>
-          </w:tcPr>
-          <w:p>
-            <w:pPr>
-              <w:spacing w:after="0"/>
-            </w:pPr>
-            <w:r>
-              <w:rPr>
-                <w:rFonts w:ascii="Calibri" w:hAnsi="Calibri" w:eastAsia="Microsoft YaHei"/>
-                <w:sz w:val="16"/>
-              </w:rPr>
-              <w:t>Content-Type</w:t>
-            </w:r>
-          </w:p>
-        </w:tc>
-        <w:tc>
-          <w:tcPr>
-            <w:tcW w:type="dxa" w:w="4896"/>
-            <w:tcMar>
-              <w:top w:w="80" w:type="dxa"/>
-              <w:start w:w="100" w:type="dxa"/>
-              <w:bottom w:w="80" w:type="dxa"/>
-              <w:end w:w="100" w:type="dxa"/>
-            </w:tcMar>
-            <w:vAlign w:val="center"/>
-          </w:tcPr>
-          <w:p>
-            <w:pPr>
-              <w:spacing w:after="0"/>
-            </w:pPr>
-            <w:r>
-              <w:rPr>
-                <w:rFonts w:ascii="Calibri" w:hAnsi="Calibri" w:eastAsia="Microsoft YaHei"/>
-                <w:sz w:val="16"/>
-              </w:rPr>
-              <w:t>application/json</w:t>
-            </w:r>
-          </w:p>
-        </w:tc>
-      </w:tr>
-      <w:tr>
-        <w:tc>
-          <w:tcPr>
-            <w:tcW w:type="dxa" w:w="4896"/>
-            <w:tcMar>
-              <w:top w:w="80" w:type="dxa"/>
-              <w:start w:w="100" w:type="dxa"/>
-              <w:bottom w:w="80" w:type="dxa"/>
-              <w:end w:w="100" w:type="dxa"/>
-            </w:tcMar>
-            <w:vAlign w:val="center"/>
-          </w:tcPr>
-          <w:p>
-            <w:pPr>
-              <w:spacing w:after="0"/>
-            </w:pPr>
-            <w:r>
-              <w:rPr>
-                <w:rFonts w:ascii="Calibri" w:hAnsi="Calibri" w:eastAsia="Microsoft YaHei"/>
-                <w:sz w:val="16"/>
-              </w:rPr>
-              <w:t>返回类型</w:t>
-            </w:r>
-          </w:p>
-        </w:tc>
-        <w:tc>
-          <w:tcPr>
-            <w:tcW w:type="dxa" w:w="4896"/>
-            <w:tcMar>
-              <w:top w:w="80" w:type="dxa"/>
-              <w:start w:w="100" w:type="dxa"/>
-              <w:bottom w:w="80" w:type="dxa"/>
-              <w:end w:w="100" w:type="dxa"/>
-            </w:tcMar>
-            <w:vAlign w:val="center"/>
-          </w:tcPr>
-          <w:p>
-            <w:pPr>
-              <w:spacing w:after="0"/>
-            </w:pPr>
-            <w:r>
-              <w:rPr>
-                <w:rFonts w:ascii="Calibri" w:hAnsi="Calibri" w:eastAsia="Microsoft YaHei"/>
-                <w:sz w:val="16"/>
-              </w:rPr>
-              <w:t>文件流</w:t>
-            </w:r>
-          </w:p>
-        </w:tc>
-      </w:tr>
-    </w:tbl>
-    <w:p>
-      <w:pPr>
-        <w:spacing w:after="40"/>
-      </w:pPr>
-    </w:p>
-    <w:p>
-      <w:pPr>
-        <w:pStyle w:val="Heading2"/>
-      </w:pPr>
-      <w:r>
-        <w:t>3.2 请求参数</w:t>
-      </w:r>
-    </w:p>
-    <w:tbl>
-      <w:tblPr>
-        <w:tblStyle w:val="TableGrid"/>
-        <w:tblW w:type="auto" w:w="0"/>
-        <w:jc w:val="left"/>
-        <w:tblLayout w:type="autofit"/>
-        <w:tblLook w:firstColumn="1" w:firstRow="1" w:lastColumn="0" w:lastRow="0" w:noHBand="0" w:noVBand="1" w:val="04A0"/>
-      </w:tblPr>
-      <w:tblGrid>
-        <w:gridCol w:w="1958"/>
-        <w:gridCol w:w="1958"/>
-        <w:gridCol w:w="1958"/>
-        <w:gridCol w:w="1958"/>
-        <w:gridCol w:w="1958"/>
-      </w:tblGrid>
-      <w:tr>
-        <w:trPr>
-          <w:tblHeader w:val="true"/>
-        </w:trPr>
-        <w:tc>
-          <w:tcPr>
-            <w:tcW w:type="dxa" w:w="1958"/>
-            <w:shd w:fill="E8EEF5"/>
-            <w:tcMar>
-              <w:top w:w="80" w:type="dxa"/>
-              <w:start w:w="100" w:type="dxa"/>
-              <w:bottom w:w="80" w:type="dxa"/>
-              <w:end w:w="100" w:type="dxa"/>
-            </w:tcMar>
-            <w:vAlign w:val="center"/>
-          </w:tcPr>
-          <w:p>
-            <w:pPr>
-              <w:spacing w:after="0"/>
-            </w:pPr>
-            <w:r>
-              <w:rPr>
-                <w:rFonts w:ascii="Calibri" w:hAnsi="Calibri" w:eastAsia="Microsoft YaHei"/>
-                <w:b/>
-                <w:color w:val="1F4D78"/>
-                <w:sz w:val="17"/>
-              </w:rPr>
-              <w:t>字段</w:t>
-            </w:r>
-          </w:p>
-        </w:tc>
-        <w:tc>
-          <w:tcPr>
-            <w:tcW w:type="dxa" w:w="1958"/>
-            <w:shd w:fill="E8EEF5"/>
-            <w:tcMar>
-              <w:top w:w="80" w:type="dxa"/>
-              <w:start w:w="100" w:type="dxa"/>
-              <w:bottom w:w="80" w:type="dxa"/>
-              <w:end w:w="100" w:type="dxa"/>
-            </w:tcMar>
-            <w:vAlign w:val="center"/>
-          </w:tcPr>
-          <w:p>
-            <w:pPr>
-              <w:spacing w:after="0"/>
-            </w:pPr>
-            <w:r>
-              <w:rPr>
-                <w:rFonts w:ascii="Calibri" w:hAnsi="Calibri" w:eastAsia="Microsoft YaHei"/>
-                <w:b/>
-                <w:color w:val="1F4D78"/>
-                <w:sz w:val="17"/>
-              </w:rPr>
-              <w:t>类型</w:t>
-            </w:r>
-          </w:p>
-        </w:tc>
-        <w:tc>
-          <w:tcPr>
-            <w:tcW w:type="dxa" w:w="1958"/>
-            <w:shd w:fill="E8EEF5"/>
-            <w:tcMar>
-              <w:top w:w="80" w:type="dxa"/>
-              <w:start w:w="100" w:type="dxa"/>
-              <w:bottom w:w="80" w:type="dxa"/>
-              <w:end w:w="100" w:type="dxa"/>
-            </w:tcMar>
-            <w:vAlign w:val="center"/>
-          </w:tcPr>
-          <w:p>
-            <w:pPr>
-              <w:spacing w:after="0"/>
-            </w:pPr>
-            <w:r>
-              <w:rPr>
-                <w:rFonts w:ascii="Calibri" w:hAnsi="Calibri" w:eastAsia="Microsoft YaHei"/>
-                <w:b/>
-                <w:color w:val="1F4D78"/>
-                <w:sz w:val="17"/>
-              </w:rPr>
-              <w:t>必填</w:t>
-            </w:r>
-          </w:p>
-        </w:tc>
-        <w:tc>
-          <w:tcPr>
-            <w:tcW w:type="dxa" w:w="1958"/>
-            <w:shd w:fill="E8EEF5"/>
-            <w:tcMar>
-              <w:top w:w="80" w:type="dxa"/>
-              <w:start w:w="100" w:type="dxa"/>
-              <w:bottom w:w="80" w:type="dxa"/>
-              <w:end w:w="100" w:type="dxa"/>
-            </w:tcMar>
-            <w:vAlign w:val="center"/>
-          </w:tcPr>
-          <w:p>
-            <w:pPr>
-              <w:spacing w:after="0"/>
-            </w:pPr>
-            <w:r>
-              <w:rPr>
-                <w:rFonts w:ascii="Calibri" w:hAnsi="Calibri" w:eastAsia="Microsoft YaHei"/>
-                <w:b/>
-                <w:color w:val="1F4D78"/>
-                <w:sz w:val="17"/>
-              </w:rPr>
-              <w:t>默认值</w:t>
-            </w:r>
-          </w:p>
-        </w:tc>
-        <w:tc>
-          <w:tcPr>
-            <w:tcW w:type="dxa" w:w="1958"/>
-            <w:shd w:fill="E8EEF5"/>
-            <w:tcMar>
-              <w:top w:w="80" w:type="dxa"/>
-              <w:start w:w="100" w:type="dxa"/>
-              <w:bottom w:w="80" w:type="dxa"/>
-              <w:end w:w="100" w:type="dxa"/>
-            </w:tcMar>
-            <w:vAlign w:val="center"/>
-          </w:tcPr>
-          <w:p>
-            <w:pPr>
-              <w:spacing w:after="0"/>
-            </w:pPr>
-            <w:r>
-              <w:rPr>
-                <w:rFonts w:ascii="Calibri" w:hAnsi="Calibri" w:eastAsia="Microsoft YaHei"/>
-                <w:b/>
-                <w:color w:val="1F4D78"/>
-                <w:sz w:val="17"/>
-              </w:rPr>
-              <w:t>说明</w:t>
-            </w:r>
-          </w:p>
-        </w:tc>
-      </w:tr>
-      <w:tr>
-        <w:tc>
-          <w:tcPr>
-            <w:tcW w:type="dxa" w:w="1958"/>
-            <w:tcMar>
-              <w:top w:w="80" w:type="dxa"/>
-              <w:start w:w="100" w:type="dxa"/>
-              <w:bottom w:w="80" w:type="dxa"/>
-              <w:end w:w="100" w:type="dxa"/>
-            </w:tcMar>
-            <w:vAlign w:val="center"/>
-          </w:tcPr>
-          <w:p>
-            <w:pPr>
-              <w:spacing w:after="0"/>
-            </w:pPr>
-            <w:r>
-              <w:rPr>
-                <w:rFonts w:ascii="Calibri" w:hAnsi="Calibri" w:eastAsia="Microsoft YaHei"/>
-                <w:sz w:val="16"/>
-              </w:rPr>
-              <w:t>fileName</w:t>
-            </w:r>
-          </w:p>
-        </w:tc>
-        <w:tc>
-          <w:tcPr>
-            <w:tcW w:type="dxa" w:w="1958"/>
-            <w:tcMar>
-              <w:top w:w="80" w:type="dxa"/>
-              <w:start w:w="100" w:type="dxa"/>
-              <w:bottom w:w="80" w:type="dxa"/>
-              <w:end w:w="100" w:type="dxa"/>
-            </w:tcMar>
-            <w:vAlign w:val="center"/>
-          </w:tcPr>
-          <w:p>
-            <w:pPr>
-              <w:spacing w:after="0"/>
-            </w:pPr>
-            <w:r>
-              <w:rPr>
-                <w:rFonts w:ascii="Calibri" w:hAnsi="Calibri" w:eastAsia="Microsoft YaHei"/>
-                <w:sz w:val="16"/>
-              </w:rPr>
-              <w:t>string</w:t>
-            </w:r>
-          </w:p>
-        </w:tc>
-        <w:tc>
-          <w:tcPr>
-            <w:tcW w:type="dxa" w:w="1958"/>
-            <w:tcMar>
-              <w:top w:w="80" w:type="dxa"/>
-              <w:start w:w="100" w:type="dxa"/>
-              <w:bottom w:w="80" w:type="dxa"/>
-              <w:end w:w="100" w:type="dxa"/>
-            </w:tcMar>
-            <w:vAlign w:val="center"/>
-          </w:tcPr>
-          <w:p>
-            <w:pPr>
-              <w:spacing w:after="0"/>
-            </w:pPr>
-            <w:r>
-              <w:rPr>
-                <w:rFonts w:ascii="Calibri" w:hAnsi="Calibri" w:eastAsia="Microsoft YaHei"/>
-                <w:sz w:val="16"/>
-              </w:rPr>
-              <w:t>是</w:t>
-            </w:r>
-          </w:p>
-        </w:tc>
-        <w:tc>
-          <w:tcPr>
-            <w:tcW w:type="dxa" w:w="1958"/>
-            <w:tcMar>
-              <w:top w:w="80" w:type="dxa"/>
-              <w:start w:w="100" w:type="dxa"/>
-              <w:bottom w:w="80" w:type="dxa"/>
-              <w:end w:w="100" w:type="dxa"/>
-            </w:tcMar>
-            <w:vAlign w:val="center"/>
-          </w:tcPr>
-          <w:p>
-            <w:pPr>
-              <w:spacing w:after="0"/>
-            </w:pPr>
-            <w:r>
-              <w:rPr>
-                <w:rFonts w:ascii="Calibri" w:hAnsi="Calibri" w:eastAsia="Microsoft YaHei"/>
-                <w:sz w:val="16"/>
-              </w:rPr>
-              <w:t>无</w:t>
-            </w:r>
-          </w:p>
-        </w:tc>
-        <w:tc>
-          <w:tcPr>
-            <w:tcW w:type="dxa" w:w="1958"/>
-            <w:tcMar>
-              <w:top w:w="80" w:type="dxa"/>
-              <w:start w:w="100" w:type="dxa"/>
-              <w:bottom w:w="80" w:type="dxa"/>
-              <w:end w:w="100" w:type="dxa"/>
-            </w:tcMar>
-            <w:vAlign w:val="center"/>
-          </w:tcPr>
-          <w:p>
-            <w:pPr>
-              <w:spacing w:after="0"/>
-            </w:pPr>
-            <w:r>
-              <w:rPr>
-                <w:rFonts w:ascii="Calibri" w:hAnsi="Calibri" w:eastAsia="Microsoft YaHei"/>
-                <w:sz w:val="16"/>
-              </w:rPr>
-              <w:t>/api/actuator/execute 在 exportExcel=true 时返回的 data。</w:t>
-            </w:r>
-          </w:p>
-        </w:tc>
-      </w:tr>
-      <w:tr>
-        <w:tc>
-          <w:tcPr>
-            <w:tcW w:type="dxa" w:w="1958"/>
-            <w:tcMar>
-              <w:top w:w="80" w:type="dxa"/>
-              <w:start w:w="100" w:type="dxa"/>
-              <w:bottom w:w="80" w:type="dxa"/>
-              <w:end w:w="100" w:type="dxa"/>
-            </w:tcMar>
-            <w:vAlign w:val="center"/>
-          </w:tcPr>
-          <w:p>
-            <w:pPr>
-              <w:spacing w:after="0"/>
-            </w:pPr>
-            <w:r>
-              <w:rPr>
-                <w:rFonts w:ascii="Calibri" w:hAnsi="Calibri" w:eastAsia="Microsoft YaHei"/>
-                <w:sz w:val="16"/>
-              </w:rPr>
-              <w:t>delete</w:t>
-            </w:r>
-          </w:p>
-        </w:tc>
-        <w:tc>
-          <w:tcPr>
-            <w:tcW w:type="dxa" w:w="1958"/>
-            <w:tcMar>
-              <w:top w:w="80" w:type="dxa"/>
-              <w:start w:w="100" w:type="dxa"/>
-              <w:bottom w:w="80" w:type="dxa"/>
-              <w:end w:w="100" w:type="dxa"/>
-            </w:tcMar>
-            <w:vAlign w:val="center"/>
-          </w:tcPr>
-          <w:p>
-            <w:pPr>
-              <w:spacing w:after="0"/>
-            </w:pPr>
-            <w:r>
-              <w:rPr>
-                <w:rFonts w:ascii="Calibri" w:hAnsi="Calibri" w:eastAsia="Microsoft YaHei"/>
-                <w:sz w:val="16"/>
-              </w:rPr>
-              <w:t>boolean</w:t>
-            </w:r>
-          </w:p>
-        </w:tc>
-        <w:tc>
-          <w:tcPr>
-            <w:tcW w:type="dxa" w:w="1958"/>
-            <w:tcMar>
-              <w:top w:w="80" w:type="dxa"/>
-              <w:start w:w="100" w:type="dxa"/>
-              <w:bottom w:w="80" w:type="dxa"/>
-              <w:end w:w="100" w:type="dxa"/>
-            </w:tcMar>
-            <w:vAlign w:val="center"/>
-          </w:tcPr>
-          <w:p>
-            <w:pPr>
-              <w:spacing w:after="0"/>
-            </w:pPr>
-            <w:r>
-              <w:rPr>
-                <w:rFonts w:ascii="Calibri" w:hAnsi="Calibri" w:eastAsia="Microsoft YaHei"/>
-                <w:sz w:val="16"/>
-              </w:rPr>
-              <w:t>否</w:t>
-            </w:r>
-          </w:p>
-        </w:tc>
-        <w:tc>
-          <w:tcPr>
-            <w:tcW w:type="dxa" w:w="1958"/>
-            <w:tcMar>
-              <w:top w:w="80" w:type="dxa"/>
-              <w:start w:w="100" w:type="dxa"/>
-              <w:bottom w:w="80" w:type="dxa"/>
-              <w:end w:w="100" w:type="dxa"/>
-            </w:tcMar>
-            <w:vAlign w:val="center"/>
-          </w:tcPr>
-          <w:p>
-            <w:pPr>
-              <w:spacing w:after="0"/>
-            </w:pPr>
-            <w:r>
-              <w:rPr>
-                <w:rFonts w:ascii="Calibri" w:hAnsi="Calibri" w:eastAsia="Microsoft YaHei"/>
-                <w:sz w:val="16"/>
-              </w:rPr>
-              <w:t>true</w:t>
-            </w:r>
-          </w:p>
-        </w:tc>
-        <w:tc>
-          <w:tcPr>
-            <w:tcW w:type="dxa" w:w="1958"/>
-            <w:tcMar>
-              <w:top w:w="80" w:type="dxa"/>
-              <w:start w:w="100" w:type="dxa"/>
-              <w:bottom w:w="80" w:type="dxa"/>
-              <w:end w:w="100" w:type="dxa"/>
-            </w:tcMar>
-            <w:vAlign w:val="center"/>
-          </w:tcPr>
-          <w:p>
-            <w:pPr>
-              <w:spacing w:after="0"/>
-            </w:pPr>
-            <w:r>
-              <w:rPr>
-                <w:rFonts w:ascii="Calibri" w:hAnsi="Calibri" w:eastAsia="Microsoft YaHei"/>
-                <w:sz w:val="16"/>
-              </w:rPr>
-              <w:t>下载后是否删除临时文件。</w:t>
-            </w:r>
-          </w:p>
-        </w:tc>
-      </w:tr>
-      <w:tr>
-        <w:tc>
-          <w:tcPr>
-            <w:tcW w:type="dxa" w:w="1958"/>
-            <w:tcMar>
-              <w:top w:w="80" w:type="dxa"/>
-              <w:start w:w="100" w:type="dxa"/>
-              <w:bottom w:w="80" w:type="dxa"/>
-              <w:end w:w="100" w:type="dxa"/>
-            </w:tcMar>
-            <w:vAlign w:val="center"/>
-          </w:tcPr>
-          <w:p>
-            <w:pPr>
-              <w:spacing w:after="0"/>
-            </w:pPr>
-            <w:r>
-              <w:rPr>
-                <w:rFonts w:ascii="Calibri" w:hAnsi="Calibri" w:eastAsia="Microsoft YaHei"/>
-                <w:sz w:val="16"/>
-              </w:rPr>
-              <w:t>timeStamp</w:t>
-            </w:r>
-          </w:p>
-        </w:tc>
-        <w:tc>
-          <w:tcPr>
-            <w:tcW w:type="dxa" w:w="1958"/>
-            <w:tcMar>
-              <w:top w:w="80" w:type="dxa"/>
-              <w:start w:w="100" w:type="dxa"/>
-              <w:bottom w:w="80" w:type="dxa"/>
-              <w:end w:w="100" w:type="dxa"/>
-            </w:tcMar>
-            <w:vAlign w:val="center"/>
-          </w:tcPr>
-          <w:p>
-            <w:pPr>
-              <w:spacing w:after="0"/>
-            </w:pPr>
-            <w:r>
-              <w:rPr>
-                <w:rFonts w:ascii="Calibri" w:hAnsi="Calibri" w:eastAsia="Microsoft YaHei"/>
-                <w:sz w:val="16"/>
-              </w:rPr>
-              <w:t>boolean</w:t>
-            </w:r>
-          </w:p>
-        </w:tc>
-        <w:tc>
-          <w:tcPr>
-            <w:tcW w:type="dxa" w:w="1958"/>
-            <w:tcMar>
-              <w:top w:w="80" w:type="dxa"/>
-              <w:start w:w="100" w:type="dxa"/>
-              <w:bottom w:w="80" w:type="dxa"/>
-              <w:end w:w="100" w:type="dxa"/>
-            </w:tcMar>
-            <w:vAlign w:val="center"/>
-          </w:tcPr>
-          <w:p>
-            <w:pPr>
-              <w:spacing w:after="0"/>
-            </w:pPr>
-            <w:r>
-              <w:rPr>
-                <w:rFonts w:ascii="Calibri" w:hAnsi="Calibri" w:eastAsia="Microsoft YaHei"/>
-                <w:sz w:val="16"/>
-              </w:rPr>
-              <w:t>否</w:t>
-            </w:r>
-          </w:p>
-        </w:tc>
-        <w:tc>
-          <w:tcPr>
-            <w:tcW w:type="dxa" w:w="1958"/>
-            <w:tcMar>
-              <w:top w:w="80" w:type="dxa"/>
-              <w:start w:w="100" w:type="dxa"/>
-              <w:bottom w:w="80" w:type="dxa"/>
-              <w:end w:w="100" w:type="dxa"/>
-            </w:tcMar>
-            <w:vAlign w:val="center"/>
-          </w:tcPr>
-          <w:p>
-            <w:pPr>
-              <w:spacing w:after="0"/>
-            </w:pPr>
-            <w:r>
-              <w:rPr>
-                <w:rFonts w:ascii="Calibri" w:hAnsi="Calibri" w:eastAsia="Microsoft YaHei"/>
-                <w:sz w:val="16"/>
-              </w:rPr>
-              <w:t>true</w:t>
-            </w:r>
-          </w:p>
-        </w:tc>
-        <w:tc>
-          <w:tcPr>
-            <w:tcW w:type="dxa" w:w="1958"/>
-            <w:tcMar>
-              <w:top w:w="80" w:type="dxa"/>
-              <w:start w:w="100" w:type="dxa"/>
-              <w:bottom w:w="80" w:type="dxa"/>
-              <w:end w:w="100" w:type="dxa"/>
-            </w:tcMar>
-            <w:vAlign w:val="center"/>
-          </w:tcPr>
-          <w:p>
-            <w:pPr>
-              <w:spacing w:after="0"/>
-            </w:pPr>
-            <w:r>
-              <w:rPr>
-                <w:rFonts w:ascii="Calibri" w:hAnsi="Calibri" w:eastAsia="Microsoft YaHei"/>
-                <w:sz w:val="16"/>
-              </w:rPr>
-              <w:t>下载文件名是否追加当前时间戳。</w:t>
-            </w:r>
-          </w:p>
-        </w:tc>
-      </w:tr>
-    </w:tbl>
-    <w:p>
-      <w:pPr>
-        <w:spacing w:after="40"/>
-      </w:pPr>
-    </w:p>
-    <w:p>
-      <w:pPr>
-        <w:pStyle w:val="Heading2"/>
-      </w:pPr>
-      <w:r>
-        <w:t>3.3 请求示例</w:t>
-      </w:r>
-    </w:p>
-    <w:p>
-      <w:pPr>
-        <w:pStyle w:val="CodeBlock"/>
-        <w:ind w:left="216" w:right="144"/>
-        <w:shd w:fill="F6F8FA"/>
-      </w:pPr>
-      <w:r>
-        <w:rPr>
-          <w:rFonts w:ascii="Consolas" w:hAnsi="Consolas" w:eastAsia="Microsoft YaHei"/>
-          <w:sz w:val="17"/>
-        </w:rPr>
-        <w:t>{</w:t>
-      </w:r>
-    </w:p>
-    <w:p>
-      <w:pPr>
-        <w:pStyle w:val="CodeBlock"/>
-        <w:ind w:left="216" w:right="144"/>
-        <w:shd w:fill="F6F8FA"/>
-      </w:pPr>
-      <w:r>
-        <w:rPr>
-          <w:rFonts w:ascii="Consolas" w:hAnsi="Consolas" w:eastAsia="Microsoft YaHei"/>
-          <w:sz w:val="17"/>
-        </w:rPr>
-        <w:t xml:space="preserve">  "fileName": "0d4c7b54-7d59-4c17-a4af-76a68b3f2201_demoApi_20260710153000.xlsx",</w:t>
-      </w:r>
-    </w:p>
-    <w:p>
-      <w:pPr>
-        <w:pStyle w:val="CodeBlock"/>
-        <w:ind w:left="216" w:right="144"/>
-        <w:shd w:fill="F6F8FA"/>
-      </w:pPr>
-      <w:r>
-        <w:rPr>
-          <w:rFonts w:ascii="Consolas" w:hAnsi="Consolas" w:eastAsia="Microsoft YaHei"/>
-          <w:sz w:val="17"/>
-        </w:rPr>
-        <w:t xml:space="preserve">  "delete": true,</w:t>
-      </w:r>
-    </w:p>
-    <w:p>
-      <w:pPr>
-        <w:pStyle w:val="CodeBlock"/>
-        <w:ind w:left="216" w:right="144"/>
-        <w:shd w:fill="F6F8FA"/>
-      </w:pPr>
-      <w:r>
-        <w:rPr>
-          <w:rFonts w:ascii="Consolas" w:hAnsi="Consolas" w:eastAsia="Microsoft YaHei"/>
-          <w:sz w:val="17"/>
-        </w:rPr>
-        <w:t xml:space="preserve">  "timeStamp": false</w:t>
-      </w:r>
-    </w:p>
-    <w:p>
-      <w:pPr>
-        <w:pStyle w:val="CodeBlock"/>
-        <w:ind w:left="216" w:right="144"/>
-        <w:shd w:fill="F6F8FA"/>
-      </w:pPr>
-      <w:r>
-        <w:rPr>
-          <w:rFonts w:ascii="Consolas" w:hAnsi="Consolas" w:eastAsia="Microsoft YaHei"/>
-          <w:sz w:val="17"/>
-        </w:rPr>
-        <w:t>}</w:t>
-      </w:r>
-    </w:p>
-    <w:p>
-      <w:pPr>
-        <w:spacing w:after="40"/>
-      </w:pPr>
-    </w:p>
-    <w:p>
-      <w:pPr>
-        <w:pStyle w:val="Heading2"/>
-      </w:pPr>
-      <w:r>
-        <w:t>3.4 响应说明</w:t>
-      </w:r>
-    </w:p>
-    <w:p>
-      <w:pPr>
-        <w:spacing w:after="100"/>
-      </w:pPr>
-      <w:r>
-        <w:rPr>
-          <w:rFonts w:ascii="Calibri" w:hAnsi="Calibri" w:eastAsia="Microsoft YaHei"/>
-          <w:sz w:val="20"/>
-        </w:rPr>
-        <w:t>成功时返回文件流，响应头包含：</w:t>
-      </w:r>
-    </w:p>
-    <w:tbl>
-      <w:tblPr>
-        <w:tblStyle w:val="TableGrid"/>
-        <w:tblW w:type="auto" w:w="0"/>
-        <w:jc w:val="left"/>
-        <w:tblLayout w:type="autofit"/>
-        <w:tblLook w:firstColumn="1" w:firstRow="1" w:lastColumn="0" w:lastRow="0" w:noHBand="0" w:noVBand="1" w:val="04A0"/>
-      </w:tblPr>
-      <w:tblGrid>
-        <w:gridCol w:w="4896"/>
-        <w:gridCol w:w="4896"/>
-      </w:tblGrid>
-      <w:tr>
-        <w:trPr>
-          <w:tblHeader w:val="true"/>
-        </w:trPr>
-        <w:tc>
-          <w:tcPr>
-            <w:tcW w:type="dxa" w:w="4896"/>
-            <w:shd w:fill="E8EEF5"/>
-            <w:tcMar>
-              <w:top w:w="80" w:type="dxa"/>
-              <w:start w:w="100" w:type="dxa"/>
-              <w:bottom w:w="80" w:type="dxa"/>
-              <w:end w:w="100" w:type="dxa"/>
-            </w:tcMar>
-            <w:vAlign w:val="center"/>
-          </w:tcPr>
-          <w:p>
-            <w:pPr>
-              <w:spacing w:after="0"/>
-            </w:pPr>
-            <w:r>
-              <w:rPr>
-                <w:rFonts w:ascii="Calibri" w:hAnsi="Calibri" w:eastAsia="Microsoft YaHei"/>
-                <w:b/>
-                <w:color w:val="1F4D78"/>
-                <w:sz w:val="17"/>
-              </w:rPr>
-              <w:t>响应头</w:t>
-            </w:r>
-          </w:p>
-        </w:tc>
-        <w:tc>
-          <w:tcPr>
-            <w:tcW w:type="dxa" w:w="4896"/>
-            <w:shd w:fill="E8EEF5"/>
-            <w:tcMar>
-              <w:top w:w="80" w:type="dxa"/>
-              <w:start w:w="100" w:type="dxa"/>
-              <w:bottom w:w="80" w:type="dxa"/>
-              <w:end w:w="100" w:type="dxa"/>
-            </w:tcMar>
-            <w:vAlign w:val="center"/>
-          </w:tcPr>
-          <w:p>
-            <w:pPr>
-              <w:spacing w:after="0"/>
-            </w:pPr>
-            <w:r>
-              <w:rPr>
-                <w:rFonts w:ascii="Calibri" w:hAnsi="Calibri" w:eastAsia="Microsoft YaHei"/>
-                <w:b/>
-                <w:color w:val="1F4D78"/>
-                <w:sz w:val="17"/>
-              </w:rPr>
-              <w:t>说明</w:t>
-            </w:r>
-          </w:p>
-        </w:tc>
-      </w:tr>
-      <w:tr>
-        <w:tc>
-          <w:tcPr>
-            <w:tcW w:type="dxa" w:w="4896"/>
-            <w:tcMar>
-              <w:top w:w="80" w:type="dxa"/>
-              <w:start w:w="100" w:type="dxa"/>
-              <w:bottom w:w="80" w:type="dxa"/>
-              <w:end w:w="100" w:type="dxa"/>
-            </w:tcMar>
-            <w:vAlign w:val="center"/>
-          </w:tcPr>
-          <w:p>
-            <w:pPr>
-              <w:spacing w:after="0"/>
-            </w:pPr>
-            <w:r>
-              <w:rPr>
-                <w:rFonts w:ascii="Calibri" w:hAnsi="Calibri" w:eastAsia="Microsoft YaHei"/>
-                <w:sz w:val="16"/>
-              </w:rPr>
-              <w:t>Content-Type</w:t>
-            </w:r>
-          </w:p>
-        </w:tc>
-        <w:tc>
-          <w:tcPr>
-            <w:tcW w:type="dxa" w:w="4896"/>
-            <w:tcMar>
-              <w:top w:w="80" w:type="dxa"/>
-              <w:start w:w="100" w:type="dxa"/>
-              <w:bottom w:w="80" w:type="dxa"/>
-              <w:end w:w="100" w:type="dxa"/>
-            </w:tcMar>
-            <w:vAlign w:val="center"/>
-          </w:tcPr>
-          <w:p>
-            <w:pPr>
-              <w:spacing w:after="0"/>
-            </w:pPr>
-            <w:r>
-              <w:rPr>
-                <w:rFonts w:ascii="Calibri" w:hAnsi="Calibri" w:eastAsia="Microsoft YaHei"/>
-                <w:sz w:val="16"/>
-              </w:rPr>
-              <w:t>application/octet-stream</w:t>
-            </w:r>
-          </w:p>
-        </w:tc>
-      </w:tr>
-      <w:tr>
-        <w:tc>
-          <w:tcPr>
-            <w:tcW w:type="dxa" w:w="4896"/>
-            <w:tcMar>
-              <w:top w:w="80" w:type="dxa"/>
-              <w:start w:w="100" w:type="dxa"/>
-              <w:bottom w:w="80" w:type="dxa"/>
-              <w:end w:w="100" w:type="dxa"/>
-            </w:tcMar>
-            <w:vAlign w:val="center"/>
-          </w:tcPr>
-          <w:p>
-            <w:pPr>
-              <w:spacing w:after="0"/>
-            </w:pPr>
-            <w:r>
-              <w:rPr>
-                <w:rFonts w:ascii="Calibri" w:hAnsi="Calibri" w:eastAsia="Microsoft YaHei"/>
-                <w:sz w:val="16"/>
-              </w:rPr>
-              <w:t>Content-Disposition</w:t>
-            </w:r>
-          </w:p>
-        </w:tc>
-        <w:tc>
-          <w:tcPr>
-            <w:tcW w:type="dxa" w:w="4896"/>
-            <w:tcMar>
-              <w:top w:w="80" w:type="dxa"/>
-              <w:start w:w="100" w:type="dxa"/>
-              <w:bottom w:w="80" w:type="dxa"/>
-              <w:end w:w="100" w:type="dxa"/>
-            </w:tcMar>
-            <w:vAlign w:val="center"/>
-          </w:tcPr>
-          <w:p>
-            <w:pPr>
-              <w:spacing w:after="0"/>
-            </w:pPr>
-            <w:r>
-              <w:rPr>
-                <w:rFonts w:ascii="Calibri" w:hAnsi="Calibri" w:eastAsia="Microsoft YaHei"/>
-                <w:sz w:val="16"/>
-              </w:rPr>
-              <w:t>下载文件名</w:t>
-            </w:r>
-          </w:p>
-        </w:tc>
-      </w:tr>
-      <w:tr>
-        <w:tc>
-          <w:tcPr>
-            <w:tcW w:type="dxa" w:w="4896"/>
-            <w:tcMar>
-              <w:top w:w="80" w:type="dxa"/>
-              <w:start w:w="100" w:type="dxa"/>
-              <w:bottom w:w="80" w:type="dxa"/>
-              <w:end w:w="100" w:type="dxa"/>
-            </w:tcMar>
-            <w:vAlign w:val="center"/>
-          </w:tcPr>
-          <w:p>
-            <w:pPr>
-              <w:spacing w:after="0"/>
-            </w:pPr>
-            <w:r>
-              <w:rPr>
-                <w:rFonts w:ascii="Calibri" w:hAnsi="Calibri" w:eastAsia="Microsoft YaHei"/>
-                <w:sz w:val="16"/>
-              </w:rPr>
-              <w:t>Access-Control-Expose-Headers</w:t>
-            </w:r>
-          </w:p>
-        </w:tc>
-        <w:tc>
-          <w:tcPr>
-            <w:tcW w:type="dxa" w:w="4896"/>
-            <w:tcMar>
-              <w:top w:w="80" w:type="dxa"/>
-              <w:start w:w="100" w:type="dxa"/>
-              <w:bottom w:w="80" w:type="dxa"/>
-              <w:end w:w="100" w:type="dxa"/>
-            </w:tcMar>
-            <w:vAlign w:val="center"/>
-          </w:tcPr>
-          <w:p>
-            <w:pPr>
-              <w:spacing w:after="0"/>
-            </w:pPr>
-            <w:r>
-              <w:rPr>
-                <w:rFonts w:ascii="Calibri" w:hAnsi="Calibri" w:eastAsia="Microsoft YaHei"/>
-                <w:sz w:val="16"/>
-              </w:rPr>
-              <w:t>暴露 Content-Disposition</w:t>
-            </w:r>
-          </w:p>
-        </w:tc>
-      </w:tr>
-    </w:tbl>
-    <w:p>
-      <w:pPr>
-        <w:spacing w:after="40"/>
-      </w:pPr>
-    </w:p>
-    <w:p>
-      <w:pPr>
-        <w:spacing w:after="100"/>
-      </w:pPr>
-      <w:r>
-        <w:rPr>
-          <w:rFonts w:ascii="Calibri" w:hAnsi="Calibri" w:eastAsia="Microsoft YaHei"/>
-          <w:sz w:val="20"/>
-        </w:rPr>
-        <w:t>失败时返回：</w:t>
-      </w:r>
-    </w:p>
-    <w:p>
-      <w:pPr>
-        <w:pStyle w:val="CodeBlock"/>
-        <w:ind w:left="216" w:right="144"/>
-        <w:shd w:fill="F6F8FA"/>
-      </w:pPr>
-      <w:r>
-        <w:rPr>
-          <w:rFonts w:ascii="Consolas" w:hAnsi="Consolas" w:eastAsia="Microsoft YaHei"/>
-          <w:sz w:val="17"/>
-        </w:rPr>
-        <w:t>{</w:t>
-      </w:r>
-    </w:p>
-    <w:p>
-      <w:pPr>
-        <w:pStyle w:val="CodeBlock"/>
-        <w:ind w:left="216" w:right="144"/>
-        <w:shd w:fill="F6F8FA"/>
-      </w:pPr>
-      <w:r>
-        <w:rPr>
-          <w:rFonts w:ascii="Consolas" w:hAnsi="Consolas" w:eastAsia="Microsoft YaHei"/>
-          <w:sz w:val="17"/>
-        </w:rPr>
-        <w:t xml:space="preserve">  "code": 1002,</w:t>
-      </w:r>
-    </w:p>
-    <w:p>
-      <w:pPr>
-        <w:pStyle w:val="CodeBlock"/>
-        <w:ind w:left="216" w:right="144"/>
-        <w:shd w:fill="F6F8FA"/>
-      </w:pPr>
-      <w:r>
-        <w:rPr>
-          <w:rFonts w:ascii="Consolas" w:hAnsi="Consolas" w:eastAsia="Microsoft YaHei"/>
-          <w:sz w:val="17"/>
-        </w:rPr>
-        <w:t xml:space="preserve">  "message": "下载失败！",</w:t>
-      </w:r>
-    </w:p>
-    <w:p>
-      <w:pPr>
-        <w:pStyle w:val="CodeBlock"/>
-        <w:ind w:left="216" w:right="144"/>
-        <w:shd w:fill="F6F8FA"/>
-      </w:pPr>
-      <w:r>
-        <w:rPr>
-          <w:rFonts w:ascii="Consolas" w:hAnsi="Consolas" w:eastAsia="Microsoft YaHei"/>
-          <w:sz w:val="17"/>
-        </w:rPr>
-        <w:t xml:space="preserve">  "data": null</w:t>
-      </w:r>
-    </w:p>
-    <w:p>
-      <w:pPr>
-        <w:pStyle w:val="CodeBlock"/>
-        <w:ind w:left="216" w:right="144"/>
-        <w:shd w:fill="F6F8FA"/>
-      </w:pPr>
-      <w:r>
-        <w:rPr>
-          <w:rFonts w:ascii="Consolas" w:hAnsi="Consolas" w:eastAsia="Microsoft YaHei"/>
-          <w:sz w:val="17"/>
-        </w:rPr>
-        <w:t>}</w:t>
-      </w:r>
-    </w:p>
-    <w:p>
-      <w:pPr>
-        <w:spacing w:after="40"/>
-      </w:pPr>
-    </w:p>
-    <w:p>
-      <w:pPr>
-        <w:pStyle w:val="Heading1"/>
-      </w:pPr>
-      <w:r>
-        <w:t>4. 导出规则</w:t>
-      </w:r>
-    </w:p>
-    <w:tbl>
-      <w:tblPr>
-        <w:tblStyle w:val="TableGrid"/>
-        <w:tblW w:type="auto" w:w="0"/>
-        <w:jc w:val="left"/>
-        <w:tblLayout w:type="autofit"/>
-        <w:tblLook w:firstColumn="1" w:firstRow="1" w:lastColumn="0" w:lastRow="0" w:noHBand="0" w:noVBand="1" w:val="04A0"/>
-      </w:tblPr>
-      <w:tblGrid>
-        <w:gridCol w:w="4896"/>
-        <w:gridCol w:w="4896"/>
-      </w:tblGrid>
-      <w:tr>
-        <w:trPr>
-          <w:tblHeader w:val="true"/>
-        </w:trPr>
-        <w:tc>
-          <w:tcPr>
-            <w:tcW w:type="dxa" w:w="4896"/>
-            <w:shd w:fill="E8EEF5"/>
-            <w:tcMar>
-              <w:top w:w="80" w:type="dxa"/>
-              <w:start w:w="100" w:type="dxa"/>
-              <w:bottom w:w="80" w:type="dxa"/>
-              <w:end w:w="100" w:type="dxa"/>
-            </w:tcMar>
-            <w:vAlign w:val="center"/>
-          </w:tcPr>
-          <w:p>
-            <w:pPr>
-              <w:spacing w:after="0"/>
-            </w:pPr>
-            <w:r>
-              <w:rPr>
-                <w:rFonts w:ascii="Calibri" w:hAnsi="Calibri" w:eastAsia="Microsoft YaHei"/>
-                <w:b/>
-                <w:color w:val="1F4D78"/>
-                <w:sz w:val="17"/>
-              </w:rPr>
-              <w:t>规则</w:t>
-            </w:r>
-          </w:p>
-        </w:tc>
-        <w:tc>
-          <w:tcPr>
-            <w:tcW w:type="dxa" w:w="4896"/>
-            <w:shd w:fill="E8EEF5"/>
-            <w:tcMar>
-              <w:top w:w="80" w:type="dxa"/>
-              <w:start w:w="100" w:type="dxa"/>
-              <w:bottom w:w="80" w:type="dxa"/>
-              <w:end w:w="100" w:type="dxa"/>
-            </w:tcMar>
-            <w:vAlign w:val="center"/>
-          </w:tcPr>
-          <w:p>
-            <w:pPr>
-              <w:spacing w:after="0"/>
-            </w:pPr>
-            <w:r>
-              <w:rPr>
-                <w:rFonts w:ascii="Calibri" w:hAnsi="Calibri" w:eastAsia="Microsoft YaHei"/>
-                <w:b/>
-                <w:color w:val="1F4D78"/>
-                <w:sz w:val="17"/>
-              </w:rPr>
-              <w:t>说明</w:t>
-            </w:r>
-          </w:p>
-        </w:tc>
-      </w:tr>
-      <w:tr>
-        <w:tc>
-          <w:tcPr>
-            <w:tcW w:type="dxa" w:w="4896"/>
-            <w:tcMar>
-              <w:top w:w="80" w:type="dxa"/>
-              <w:start w:w="100" w:type="dxa"/>
-              <w:bottom w:w="80" w:type="dxa"/>
-              <w:end w:w="100" w:type="dxa"/>
-            </w:tcMar>
-            <w:vAlign w:val="center"/>
-          </w:tcPr>
-          <w:p>
-            <w:pPr>
-              <w:spacing w:after="0"/>
-            </w:pPr>
-            <w:r>
-              <w:rPr>
-                <w:rFonts w:ascii="Calibri" w:hAnsi="Calibri" w:eastAsia="Microsoft YaHei"/>
-                <w:sz w:val="16"/>
+                <w:rFonts w:ascii="Microsoft YaHei" w:hAnsi="Microsoft YaHei" w:eastAsia="Microsoft YaHei"/>
+                <w:b w:val="0"/>
+                <w:sz w:val="21"/>
               </w:rPr>
               <w:t>导出入口</w:t>
             </w:r>
@@ -4757,23 +2114,16 @@
         </w:tc>
         <w:tc>
           <w:tcPr>
-            <w:tcW w:type="dxa" w:w="4896"/>
-            <w:tcMar>
-              <w:top w:w="80" w:type="dxa"/>
-              <w:start w:w="100" w:type="dxa"/>
-              <w:bottom w:w="80" w:type="dxa"/>
-              <w:end w:w="100" w:type="dxa"/>
-            </w:tcMar>
+            <w:tcW w:type="dxa" w:w="4320"/>
             <w:vAlign w:val="center"/>
           </w:tcPr>
           <w:p>
-            <w:pPr>
-              <w:spacing w:after="0"/>
-            </w:pPr>
+            <w:r/>
             <w:r>
               <w:rPr>
-                <w:rFonts w:ascii="Calibri" w:hAnsi="Calibri" w:eastAsia="Microsoft YaHei"/>
-                <w:sz w:val="16"/>
+                <w:rFonts w:ascii="Microsoft YaHei" w:hAnsi="Microsoft YaHei" w:eastAsia="Microsoft YaHei"/>
+                <w:b w:val="0"/>
+                <w:sz w:val="21"/>
               </w:rPr>
               <w:t>/api/actuator/execute，请求体中传 exportExcel=true。</w:t>
             </w:r>
@@ -4783,23 +2133,16 @@
       <w:tr>
         <w:tc>
           <w:tcPr>
-            <w:tcW w:type="dxa" w:w="4896"/>
-            <w:tcMar>
-              <w:top w:w="80" w:type="dxa"/>
-              <w:start w:w="100" w:type="dxa"/>
-              <w:bottom w:w="80" w:type="dxa"/>
-              <w:end w:w="100" w:type="dxa"/>
-            </w:tcMar>
+            <w:tcW w:type="dxa" w:w="4320"/>
             <w:vAlign w:val="center"/>
           </w:tcPr>
           <w:p>
-            <w:pPr>
-              <w:spacing w:after="0"/>
-            </w:pPr>
+            <w:r/>
             <w:r>
               <w:rPr>
-                <w:rFonts w:ascii="Calibri" w:hAnsi="Calibri" w:eastAsia="Microsoft YaHei"/>
-                <w:sz w:val="16"/>
+                <w:rFonts w:ascii="Microsoft YaHei" w:hAnsi="Microsoft YaHei" w:eastAsia="Microsoft YaHei"/>
+                <w:b w:val="0"/>
+                <w:sz w:val="21"/>
               </w:rPr>
               <w:t>导出范围</w:t>
             </w:r>
@@ -4807,23 +2150,16 @@
         </w:tc>
         <w:tc>
           <w:tcPr>
-            <w:tcW w:type="dxa" w:w="4896"/>
-            <w:tcMar>
-              <w:top w:w="80" w:type="dxa"/>
-              <w:start w:w="100" w:type="dxa"/>
-              <w:bottom w:w="80" w:type="dxa"/>
-              <w:end w:w="100" w:type="dxa"/>
-            </w:tcMar>
+            <w:tcW w:type="dxa" w:w="4320"/>
             <w:vAlign w:val="center"/>
           </w:tcPr>
           <w:p>
-            <w:pPr>
-              <w:spacing w:after="0"/>
-            </w:pPr>
+            <w:r/>
             <w:r>
               <w:rPr>
-                <w:rFonts w:ascii="Calibri" w:hAnsi="Calibri" w:eastAsia="Microsoft YaHei"/>
-                <w:sz w:val="16"/>
+                <w:rFonts w:ascii="Microsoft YaHei" w:hAnsi="Microsoft YaHei" w:eastAsia="Microsoft YaHei"/>
+                <w:b w:val="0"/>
+                <w:sz w:val="21"/>
               </w:rPr>
               <w:t>分页查询导出当前页数据；非分页查询导出本次 SQL 返回的数据。</w:t>
             </w:r>
@@ -4833,23 +2169,16 @@
       <w:tr>
         <w:tc>
           <w:tcPr>
-            <w:tcW w:type="dxa" w:w="4896"/>
-            <w:tcMar>
-              <w:top w:w="80" w:type="dxa"/>
-              <w:start w:w="100" w:type="dxa"/>
-              <w:bottom w:w="80" w:type="dxa"/>
-              <w:end w:w="100" w:type="dxa"/>
-            </w:tcMar>
+            <w:tcW w:type="dxa" w:w="4320"/>
             <w:vAlign w:val="center"/>
           </w:tcPr>
           <w:p>
-            <w:pPr>
-              <w:spacing w:after="0"/>
-            </w:pPr>
+            <w:r/>
             <w:r>
               <w:rPr>
-                <w:rFonts w:ascii="Calibri" w:hAnsi="Calibri" w:eastAsia="Microsoft YaHei"/>
-                <w:sz w:val="16"/>
+                <w:rFonts w:ascii="Microsoft YaHei" w:hAnsi="Microsoft YaHei" w:eastAsia="Microsoft YaHei"/>
+                <w:b w:val="0"/>
+                <w:sz w:val="21"/>
               </w:rPr>
               <w:t>Sheet 名称</w:t>
             </w:r>
@@ -4857,23 +2186,16 @@
         </w:tc>
         <w:tc>
           <w:tcPr>
-            <w:tcW w:type="dxa" w:w="4896"/>
-            <w:tcMar>
-              <w:top w:w="80" w:type="dxa"/>
-              <w:start w:w="100" w:type="dxa"/>
-              <w:bottom w:w="80" w:type="dxa"/>
-              <w:end w:w="100" w:type="dxa"/>
-            </w:tcMar>
+            <w:tcW w:type="dxa" w:w="4320"/>
             <w:vAlign w:val="center"/>
           </w:tcPr>
           <w:p>
-            <w:pPr>
-              <w:spacing w:after="0"/>
-            </w:pPr>
+            <w:r/>
             <w:r>
               <w:rPr>
-                <w:rFonts w:ascii="Calibri" w:hAnsi="Calibri" w:eastAsia="Microsoft YaHei"/>
-                <w:sz w:val="16"/>
+                <w:rFonts w:ascii="Microsoft YaHei" w:hAnsi="Microsoft YaHei" w:eastAsia="Microsoft YaHei"/>
+                <w:b w:val="0"/>
+                <w:sz w:val="21"/>
               </w:rPr>
               <w:t>固定为 result。</w:t>
             </w:r>
@@ -4883,23 +2205,16 @@
       <w:tr>
         <w:tc>
           <w:tcPr>
-            <w:tcW w:type="dxa" w:w="4896"/>
-            <w:tcMar>
-              <w:top w:w="80" w:type="dxa"/>
-              <w:start w:w="100" w:type="dxa"/>
-              <w:bottom w:w="80" w:type="dxa"/>
-              <w:end w:w="100" w:type="dxa"/>
-            </w:tcMar>
+            <w:tcW w:type="dxa" w:w="4320"/>
             <w:vAlign w:val="center"/>
           </w:tcPr>
           <w:p>
-            <w:pPr>
-              <w:spacing w:after="0"/>
-            </w:pPr>
+            <w:r/>
             <w:r>
               <w:rPr>
-                <w:rFonts w:ascii="Calibri" w:hAnsi="Calibri" w:eastAsia="Microsoft YaHei"/>
-                <w:sz w:val="16"/>
+                <w:rFonts w:ascii="Microsoft YaHei" w:hAnsi="Microsoft YaHei" w:eastAsia="Microsoft YaHei"/>
+                <w:b w:val="0"/>
+                <w:sz w:val="21"/>
               </w:rPr>
               <w:t>表头</w:t>
             </w:r>
@@ -4907,23 +2222,16 @@
         </w:tc>
         <w:tc>
           <w:tcPr>
-            <w:tcW w:type="dxa" w:w="4896"/>
-            <w:tcMar>
-              <w:top w:w="80" w:type="dxa"/>
-              <w:start w:w="100" w:type="dxa"/>
-              <w:bottom w:w="80" w:type="dxa"/>
-              <w:end w:w="100" w:type="dxa"/>
-            </w:tcMar>
+            <w:tcW w:type="dxa" w:w="4320"/>
             <w:vAlign w:val="center"/>
           </w:tcPr>
           <w:p>
-            <w:pPr>
-              <w:spacing w:after="0"/>
-            </w:pPr>
+            <w:r/>
             <w:r>
               <w:rPr>
-                <w:rFonts w:ascii="Calibri" w:hAnsi="Calibri" w:eastAsia="Microsoft YaHei"/>
-                <w:sz w:val="16"/>
+                <w:rFonts w:ascii="Microsoft YaHei" w:hAnsi="Microsoft YaHei" w:eastAsia="Microsoft YaHei"/>
+                <w:b w:val="0"/>
+                <w:sz w:val="21"/>
               </w:rPr>
               <w:t>使用 SQL 返回字段名。</w:t>
             </w:r>
@@ -4933,23 +2241,16 @@
       <w:tr>
         <w:tc>
           <w:tcPr>
-            <w:tcW w:type="dxa" w:w="4896"/>
-            <w:tcMar>
-              <w:top w:w="80" w:type="dxa"/>
-              <w:start w:w="100" w:type="dxa"/>
-              <w:bottom w:w="80" w:type="dxa"/>
-              <w:end w:w="100" w:type="dxa"/>
-            </w:tcMar>
+            <w:tcW w:type="dxa" w:w="4320"/>
             <w:vAlign w:val="center"/>
           </w:tcPr>
           <w:p>
-            <w:pPr>
-              <w:spacing w:after="0"/>
-            </w:pPr>
+            <w:r/>
             <w:r>
               <w:rPr>
-                <w:rFonts w:ascii="Calibri" w:hAnsi="Calibri" w:eastAsia="Microsoft YaHei"/>
-                <w:sz w:val="16"/>
+                <w:rFonts w:ascii="Microsoft YaHei" w:hAnsi="Microsoft YaHei" w:eastAsia="Microsoft YaHei"/>
+                <w:b w:val="0"/>
+                <w:sz w:val="21"/>
               </w:rPr>
               <w:t>动态字段</w:t>
             </w:r>
@@ -4957,23 +2258,16 @@
         </w:tc>
         <w:tc>
           <w:tcPr>
-            <w:tcW w:type="dxa" w:w="4896"/>
-            <w:tcMar>
-              <w:top w:w="80" w:type="dxa"/>
-              <w:start w:w="100" w:type="dxa"/>
-              <w:bottom w:w="80" w:type="dxa"/>
-              <w:end w:w="100" w:type="dxa"/>
-            </w:tcMar>
+            <w:tcW w:type="dxa" w:w="4320"/>
             <w:vAlign w:val="center"/>
           </w:tcPr>
           <w:p>
-            <w:pPr>
-              <w:spacing w:after="0"/>
-            </w:pPr>
+            <w:r/>
             <w:r>
               <w:rPr>
-                <w:rFonts w:ascii="Calibri" w:hAnsi="Calibri" w:eastAsia="Microsoft YaHei"/>
-                <w:sz w:val="16"/>
+                <w:rFonts w:ascii="Microsoft YaHei" w:hAnsi="Microsoft YaHei" w:eastAsia="Microsoft YaHei"/>
+                <w:b w:val="0"/>
+                <w:sz w:val="21"/>
               </w:rPr>
               <w:t>不同 SQL 的字段可以不同，Excel 表头动态生成。</w:t>
             </w:r>
@@ -4983,23 +2277,16 @@
       <w:tr>
         <w:tc>
           <w:tcPr>
-            <w:tcW w:type="dxa" w:w="4896"/>
-            <w:tcMar>
-              <w:top w:w="80" w:type="dxa"/>
-              <w:start w:w="100" w:type="dxa"/>
-              <w:bottom w:w="80" w:type="dxa"/>
-              <w:end w:w="100" w:type="dxa"/>
-            </w:tcMar>
+            <w:tcW w:type="dxa" w:w="4320"/>
             <w:vAlign w:val="center"/>
           </w:tcPr>
           <w:p>
-            <w:pPr>
-              <w:spacing w:after="0"/>
-            </w:pPr>
+            <w:r/>
             <w:r>
               <w:rPr>
-                <w:rFonts w:ascii="Calibri" w:hAnsi="Calibri" w:eastAsia="Microsoft YaHei"/>
-                <w:sz w:val="16"/>
+                <w:rFonts w:ascii="Microsoft YaHei" w:hAnsi="Microsoft YaHei" w:eastAsia="Microsoft YaHei"/>
+                <w:b w:val="0"/>
+                <w:sz w:val="21"/>
               </w:rPr>
               <w:t>空结果</w:t>
             </w:r>
@@ -5007,23 +2294,16 @@
         </w:tc>
         <w:tc>
           <w:tcPr>
-            <w:tcW w:type="dxa" w:w="4896"/>
-            <w:tcMar>
-              <w:top w:w="80" w:type="dxa"/>
-              <w:start w:w="100" w:type="dxa"/>
-              <w:bottom w:w="80" w:type="dxa"/>
-              <w:end w:w="100" w:type="dxa"/>
-            </w:tcMar>
+            <w:tcW w:type="dxa" w:w="4320"/>
             <w:vAlign w:val="center"/>
           </w:tcPr>
           <w:p>
-            <w:pPr>
-              <w:spacing w:after="0"/>
-            </w:pPr>
+            <w:r/>
             <w:r>
               <w:rPr>
-                <w:rFonts w:ascii="Calibri" w:hAnsi="Calibri" w:eastAsia="Microsoft YaHei"/>
-                <w:sz w:val="16"/>
+                <w:rFonts w:ascii="Microsoft YaHei" w:hAnsi="Microsoft YaHei" w:eastAsia="Microsoft YaHei"/>
+                <w:b w:val="0"/>
+                <w:sz w:val="21"/>
               </w:rPr>
               <w:t>生成空 Excel 文件，不报错。</w:t>
             </w:r>
@@ -5033,23 +2313,16 @@
       <w:tr>
         <w:tc>
           <w:tcPr>
-            <w:tcW w:type="dxa" w:w="4896"/>
-            <w:tcMar>
-              <w:top w:w="80" w:type="dxa"/>
-              <w:start w:w="100" w:type="dxa"/>
-              <w:bottom w:w="80" w:type="dxa"/>
-              <w:end w:w="100" w:type="dxa"/>
-            </w:tcMar>
+            <w:tcW w:type="dxa" w:w="4320"/>
             <w:vAlign w:val="center"/>
           </w:tcPr>
           <w:p>
-            <w:pPr>
-              <w:spacing w:after="0"/>
-            </w:pPr>
+            <w:r/>
             <w:r>
               <w:rPr>
-                <w:rFonts w:ascii="Calibri" w:hAnsi="Calibri" w:eastAsia="Microsoft YaHei"/>
-                <w:sz w:val="16"/>
+                <w:rFonts w:ascii="Microsoft YaHei" w:hAnsi="Microsoft YaHei" w:eastAsia="Microsoft YaHei"/>
+                <w:b w:val="0"/>
+                <w:sz w:val="21"/>
               </w:rPr>
               <w:t>null 值</w:t>
             </w:r>
@@ -5057,23 +2330,16 @@
         </w:tc>
         <w:tc>
           <w:tcPr>
-            <w:tcW w:type="dxa" w:w="4896"/>
-            <w:tcMar>
-              <w:top w:w="80" w:type="dxa"/>
-              <w:start w:w="100" w:type="dxa"/>
-              <w:bottom w:w="80" w:type="dxa"/>
-              <w:end w:w="100" w:type="dxa"/>
-            </w:tcMar>
+            <w:tcW w:type="dxa" w:w="4320"/>
             <w:vAlign w:val="center"/>
           </w:tcPr>
           <w:p>
-            <w:pPr>
-              <w:spacing w:after="0"/>
-            </w:pPr>
+            <w:r/>
             <w:r>
               <w:rPr>
-                <w:rFonts w:ascii="Calibri" w:hAnsi="Calibri" w:eastAsia="Microsoft YaHei"/>
-                <w:sz w:val="16"/>
+                <w:rFonts w:ascii="Microsoft YaHei" w:hAnsi="Microsoft YaHei" w:eastAsia="Microsoft YaHei"/>
+                <w:b w:val="0"/>
+                <w:sz w:val="21"/>
               </w:rPr>
               <w:t>导出为空单元格。</w:t>
             </w:r>
@@ -5083,23 +2349,16 @@
       <w:tr>
         <w:tc>
           <w:tcPr>
-            <w:tcW w:type="dxa" w:w="4896"/>
-            <w:tcMar>
-              <w:top w:w="80" w:type="dxa"/>
-              <w:start w:w="100" w:type="dxa"/>
-              <w:bottom w:w="80" w:type="dxa"/>
-              <w:end w:w="100" w:type="dxa"/>
-            </w:tcMar>
+            <w:tcW w:type="dxa" w:w="4320"/>
             <w:vAlign w:val="center"/>
           </w:tcPr>
           <w:p>
-            <w:pPr>
-              <w:spacing w:after="0"/>
-            </w:pPr>
+            <w:r/>
             <w:r>
               <w:rPr>
-                <w:rFonts w:ascii="Calibri" w:hAnsi="Calibri" w:eastAsia="Microsoft YaHei"/>
-                <w:sz w:val="16"/>
+                <w:rFonts w:ascii="Microsoft YaHei" w:hAnsi="Microsoft YaHei" w:eastAsia="Microsoft YaHei"/>
+                <w:b w:val="0"/>
+                <w:sz w:val="21"/>
               </w:rPr>
               <w:t>文件名</w:t>
             </w:r>
@@ -5107,25 +2366,18 @@
         </w:tc>
         <w:tc>
           <w:tcPr>
-            <w:tcW w:type="dxa" w:w="4896"/>
-            <w:tcMar>
-              <w:top w:w="80" w:type="dxa"/>
-              <w:start w:w="100" w:type="dxa"/>
-              <w:bottom w:w="80" w:type="dxa"/>
-              <w:end w:w="100" w:type="dxa"/>
-            </w:tcMar>
+            <w:tcW w:type="dxa" w:w="4320"/>
             <w:vAlign w:val="center"/>
           </w:tcPr>
           <w:p>
-            <w:pPr>
-              <w:spacing w:after="0"/>
-            </w:pPr>
+            <w:r/>
             <w:r>
               <w:rPr>
-                <w:rFonts w:ascii="Calibri" w:hAnsi="Calibri" w:eastAsia="Microsoft YaHei"/>
-                <w:sz w:val="16"/>
+                <w:rFonts w:ascii="Microsoft YaHei" w:hAnsi="Microsoft YaHei" w:eastAsia="Microsoft YaHei"/>
+                <w:b w:val="0"/>
+                <w:sz w:val="21"/>
               </w:rPr>
-              <w:t>UUID_apiCode_yyyyMMddHHmmss.xlsx。</w:t>
+              <w:t>apiCode_yyyyMMddHHmmss.xlsx。</w:t>
             </w:r>
           </w:p>
         </w:tc>
@@ -5133,55 +2385,43 @@
     </w:tbl>
     <w:p>
       <w:pPr>
-        <w:spacing w:after="40"/>
-      </w:pPr>
-    </w:p>
-    <w:p>
-      <w:pPr>
         <w:pStyle w:val="Heading1"/>
       </w:pPr>
       <w:r>
-        <w:t>5. 分页规则</w:t>
+        <w:rPr>
+          <w:rFonts w:ascii="Microsoft YaHei" w:hAnsi="Microsoft YaHei" w:eastAsia="Microsoft YaHei"/>
+          <w:b/>
+          <w:color w:val="1F4E79"/>
+          <w:sz w:val="32"/>
+        </w:rPr>
+        <w:t>8. 分页规则</w:t>
       </w:r>
     </w:p>
     <w:tbl>
       <w:tblPr>
         <w:tblStyle w:val="TableGrid"/>
         <w:tblW w:type="auto" w:w="0"/>
-        <w:jc w:val="left"/>
-        <w:tblLayout w:type="autofit"/>
+        <w:jc w:val="center"/>
         <w:tblLook w:firstColumn="1" w:firstRow="1" w:lastColumn="0" w:lastRow="0" w:noHBand="0" w:noVBand="1" w:val="04A0"/>
       </w:tblPr>
       <w:tblGrid>
-        <w:gridCol w:w="4896"/>
-        <w:gridCol w:w="4896"/>
+        <w:gridCol w:w="4320"/>
+        <w:gridCol w:w="4320"/>
       </w:tblGrid>
       <w:tr>
-        <w:trPr>
-          <w:tblHeader w:val="true"/>
-        </w:trPr>
         <w:tc>
           <w:tcPr>
-            <w:tcW w:type="dxa" w:w="4896"/>
-            <w:shd w:fill="E8EEF5"/>
-            <w:tcMar>
-              <w:top w:w="80" w:type="dxa"/>
-              <w:start w:w="100" w:type="dxa"/>
-              <w:bottom w:w="80" w:type="dxa"/>
-              <w:end w:w="100" w:type="dxa"/>
-            </w:tcMar>
+            <w:tcW w:type="dxa" w:w="4320"/>
+            <w:shd w:fill="D9EAF7"/>
             <w:vAlign w:val="center"/>
           </w:tcPr>
           <w:p>
-            <w:pPr>
-              <w:spacing w:after="0"/>
-            </w:pPr>
+            <w:r/>
             <w:r>
               <w:rPr>
-                <w:rFonts w:ascii="Calibri" w:hAnsi="Calibri" w:eastAsia="Microsoft YaHei"/>
+                <w:rFonts w:ascii="Microsoft YaHei" w:hAnsi="Microsoft YaHei" w:eastAsia="Microsoft YaHei"/>
                 <w:b/>
-                <w:color w:val="1F4D78"/>
-                <w:sz w:val="17"/>
+                <w:sz w:val="21"/>
               </w:rPr>
               <w:t>场景</w:t>
             </w:r>
@@ -5189,26 +2429,17 @@
         </w:tc>
         <w:tc>
           <w:tcPr>
-            <w:tcW w:type="dxa" w:w="4896"/>
-            <w:shd w:fill="E8EEF5"/>
-            <w:tcMar>
-              <w:top w:w="80" w:type="dxa"/>
-              <w:start w:w="100" w:type="dxa"/>
-              <w:bottom w:w="80" w:type="dxa"/>
-              <w:end w:w="100" w:type="dxa"/>
-            </w:tcMar>
+            <w:tcW w:type="dxa" w:w="4320"/>
+            <w:shd w:fill="D9EAF7"/>
             <w:vAlign w:val="center"/>
           </w:tcPr>
           <w:p>
-            <w:pPr>
-              <w:spacing w:after="0"/>
-            </w:pPr>
+            <w:r/>
             <w:r>
               <w:rPr>
-                <w:rFonts w:ascii="Calibri" w:hAnsi="Calibri" w:eastAsia="Microsoft YaHei"/>
+                <w:rFonts w:ascii="Microsoft YaHei" w:hAnsi="Microsoft YaHei" w:eastAsia="Microsoft YaHei"/>
                 <w:b/>
-                <w:color w:val="1F4D78"/>
-                <w:sz w:val="17"/>
+                <w:sz w:val="21"/>
               </w:rPr>
               <w:t>规则</w:t>
             </w:r>
@@ -5218,23 +2449,16 @@
       <w:tr>
         <w:tc>
           <w:tcPr>
-            <w:tcW w:type="dxa" w:w="4896"/>
-            <w:tcMar>
-              <w:top w:w="80" w:type="dxa"/>
-              <w:start w:w="100" w:type="dxa"/>
-              <w:bottom w:w="80" w:type="dxa"/>
-              <w:end w:w="100" w:type="dxa"/>
-            </w:tcMar>
+            <w:tcW w:type="dxa" w:w="4320"/>
             <w:vAlign w:val="center"/>
           </w:tcPr>
           <w:p>
-            <w:pPr>
-              <w:spacing w:after="0"/>
-            </w:pPr>
+            <w:r/>
             <w:r>
               <w:rPr>
-                <w:rFonts w:ascii="Calibri" w:hAnsi="Calibri" w:eastAsia="Microsoft YaHei"/>
-                <w:sz w:val="16"/>
+                <w:rFonts w:ascii="Microsoft YaHei" w:hAnsi="Microsoft YaHei" w:eastAsia="Microsoft YaHei"/>
+                <w:b w:val="0"/>
+                <w:sz w:val="21"/>
               </w:rPr>
               <w:t>pageNeed=true</w:t>
             </w:r>
@@ -5242,23 +2466,16 @@
         </w:tc>
         <w:tc>
           <w:tcPr>
-            <w:tcW w:type="dxa" w:w="4896"/>
-            <w:tcMar>
-              <w:top w:w="80" w:type="dxa"/>
-              <w:start w:w="100" w:type="dxa"/>
-              <w:bottom w:w="80" w:type="dxa"/>
-              <w:end w:w="100" w:type="dxa"/>
-            </w:tcMar>
+            <w:tcW w:type="dxa" w:w="4320"/>
             <w:vAlign w:val="center"/>
           </w:tcPr>
           <w:p>
-            <w:pPr>
-              <w:spacing w:after="0"/>
-            </w:pPr>
+            <w:r/>
             <w:r>
               <w:rPr>
-                <w:rFonts w:ascii="Calibri" w:hAnsi="Calibri" w:eastAsia="Microsoft YaHei"/>
-                <w:sz w:val="16"/>
+                <w:rFonts w:ascii="Microsoft YaHei" w:hAnsi="Microsoft YaHei" w:eastAsia="Microsoft YaHei"/>
+                <w:b w:val="0"/>
+                <w:sz w:val="21"/>
               </w:rPr>
               <w:t>分页，必须传 pageNum 和 pageSize。</w:t>
             </w:r>
@@ -5268,23 +2485,16 @@
       <w:tr>
         <w:tc>
           <w:tcPr>
-            <w:tcW w:type="dxa" w:w="4896"/>
-            <w:tcMar>
-              <w:top w:w="80" w:type="dxa"/>
-              <w:start w:w="100" w:type="dxa"/>
-              <w:bottom w:w="80" w:type="dxa"/>
-              <w:end w:w="100" w:type="dxa"/>
-            </w:tcMar>
+            <w:tcW w:type="dxa" w:w="4320"/>
             <w:vAlign w:val="center"/>
           </w:tcPr>
           <w:p>
-            <w:pPr>
-              <w:spacing w:after="0"/>
-            </w:pPr>
+            <w:r/>
             <w:r>
               <w:rPr>
-                <w:rFonts w:ascii="Calibri" w:hAnsi="Calibri" w:eastAsia="Microsoft YaHei"/>
-                <w:sz w:val="16"/>
+                <w:rFonts w:ascii="Microsoft YaHei" w:hAnsi="Microsoft YaHei" w:eastAsia="Microsoft YaHei"/>
+                <w:b w:val="0"/>
+                <w:sz w:val="21"/>
               </w:rPr>
               <w:t>pageNeed=false</w:t>
             </w:r>
@@ -5292,23 +2502,16 @@
         </w:tc>
         <w:tc>
           <w:tcPr>
-            <w:tcW w:type="dxa" w:w="4896"/>
-            <w:tcMar>
-              <w:top w:w="80" w:type="dxa"/>
-              <w:start w:w="100" w:type="dxa"/>
-              <w:bottom w:w="80" w:type="dxa"/>
-              <w:end w:w="100" w:type="dxa"/>
-            </w:tcMar>
+            <w:tcW w:type="dxa" w:w="4320"/>
             <w:vAlign w:val="center"/>
           </w:tcPr>
           <w:p>
-            <w:pPr>
-              <w:spacing w:after="0"/>
-            </w:pPr>
+            <w:r/>
             <w:r>
               <w:rPr>
-                <w:rFonts w:ascii="Calibri" w:hAnsi="Calibri" w:eastAsia="Microsoft YaHei"/>
-                <w:sz w:val="16"/>
+                <w:rFonts w:ascii="Microsoft YaHei" w:hAnsi="Microsoft YaHei" w:eastAsia="Microsoft YaHei"/>
+                <w:b w:val="0"/>
+                <w:sz w:val="21"/>
               </w:rPr>
               <w:t>不分页。</w:t>
             </w:r>
@@ -5318,23 +2521,16 @@
       <w:tr>
         <w:tc>
           <w:tcPr>
-            <w:tcW w:type="dxa" w:w="4896"/>
-            <w:tcMar>
-              <w:top w:w="80" w:type="dxa"/>
-              <w:start w:w="100" w:type="dxa"/>
-              <w:bottom w:w="80" w:type="dxa"/>
-              <w:end w:w="100" w:type="dxa"/>
-            </w:tcMar>
+            <w:tcW w:type="dxa" w:w="4320"/>
             <w:vAlign w:val="center"/>
           </w:tcPr>
           <w:p>
-            <w:pPr>
-              <w:spacing w:after="0"/>
-            </w:pPr>
+            <w:r/>
             <w:r>
               <w:rPr>
-                <w:rFonts w:ascii="Calibri" w:hAnsi="Calibri" w:eastAsia="Microsoft YaHei"/>
-                <w:sz w:val="16"/>
+                <w:rFonts w:ascii="Microsoft YaHei" w:hAnsi="Microsoft YaHei" w:eastAsia="Microsoft YaHei"/>
+                <w:b w:val="0"/>
+                <w:sz w:val="21"/>
               </w:rPr>
               <w:t>pageNeed 不传</w:t>
             </w:r>
@@ -5342,23 +2538,16 @@
         </w:tc>
         <w:tc>
           <w:tcPr>
-            <w:tcW w:type="dxa" w:w="4896"/>
-            <w:tcMar>
-              <w:top w:w="80" w:type="dxa"/>
-              <w:start w:w="100" w:type="dxa"/>
-              <w:bottom w:w="80" w:type="dxa"/>
-              <w:end w:w="100" w:type="dxa"/>
-            </w:tcMar>
+            <w:tcW w:type="dxa" w:w="4320"/>
             <w:vAlign w:val="center"/>
           </w:tcPr>
           <w:p>
-            <w:pPr>
-              <w:spacing w:after="0"/>
-            </w:pPr>
+            <w:r/>
             <w:r>
               <w:rPr>
-                <w:rFonts w:ascii="Calibri" w:hAnsi="Calibri" w:eastAsia="Microsoft YaHei"/>
-                <w:sz w:val="16"/>
+                <w:rFonts w:ascii="Microsoft YaHei" w:hAnsi="Microsoft YaHei" w:eastAsia="Microsoft YaHei"/>
+                <w:b w:val="0"/>
+                <w:sz w:val="21"/>
               </w:rPr>
               <w:t>以后端接口配置 API_SQL_INTERFACE.PAGE 为准。</w:t>
             </w:r>
@@ -5368,23 +2557,16 @@
       <w:tr>
         <w:tc>
           <w:tcPr>
-            <w:tcW w:type="dxa" w:w="4896"/>
-            <w:tcMar>
-              <w:top w:w="80" w:type="dxa"/>
-              <w:start w:w="100" w:type="dxa"/>
-              <w:bottom w:w="80" w:type="dxa"/>
-              <w:end w:w="100" w:type="dxa"/>
-            </w:tcMar>
+            <w:tcW w:type="dxa" w:w="4320"/>
             <w:vAlign w:val="center"/>
           </w:tcPr>
           <w:p>
-            <w:pPr>
-              <w:spacing w:after="0"/>
-            </w:pPr>
+            <w:r/>
             <w:r>
               <w:rPr>
-                <w:rFonts w:ascii="Calibri" w:hAnsi="Calibri" w:eastAsia="Microsoft YaHei"/>
-                <w:sz w:val="16"/>
+                <w:rFonts w:ascii="Microsoft YaHei" w:hAnsi="Microsoft YaHei" w:eastAsia="Microsoft YaHei"/>
+                <w:b w:val="0"/>
+                <w:sz w:val="21"/>
               </w:rPr>
               <w:t>接口配置分页</w:t>
             </w:r>
@@ -5392,23 +2574,16 @@
         </w:tc>
         <w:tc>
           <w:tcPr>
-            <w:tcW w:type="dxa" w:w="4896"/>
-            <w:tcMar>
-              <w:top w:w="80" w:type="dxa"/>
-              <w:start w:w="100" w:type="dxa"/>
-              <w:bottom w:w="80" w:type="dxa"/>
-              <w:end w:w="100" w:type="dxa"/>
-            </w:tcMar>
+            <w:tcW w:type="dxa" w:w="4320"/>
             <w:vAlign w:val="center"/>
           </w:tcPr>
           <w:p>
-            <w:pPr>
-              <w:spacing w:after="0"/>
-            </w:pPr>
+            <w:r/>
             <w:r>
               <w:rPr>
-                <w:rFonts w:ascii="Calibri" w:hAnsi="Calibri" w:eastAsia="Microsoft YaHei"/>
-                <w:sz w:val="16"/>
+                <w:rFonts w:ascii="Microsoft YaHei" w:hAnsi="Microsoft YaHei" w:eastAsia="Microsoft YaHei"/>
+                <w:b w:val="0"/>
+                <w:sz w:val="21"/>
               </w:rPr>
               <w:t>必须传 pageNum 和 pageSize。</w:t>
             </w:r>
@@ -5418,23 +2593,16 @@
       <w:tr>
         <w:tc>
           <w:tcPr>
-            <w:tcW w:type="dxa" w:w="4896"/>
-            <w:tcMar>
-              <w:top w:w="80" w:type="dxa"/>
-              <w:start w:w="100" w:type="dxa"/>
-              <w:bottom w:w="80" w:type="dxa"/>
-              <w:end w:w="100" w:type="dxa"/>
-            </w:tcMar>
+            <w:tcW w:type="dxa" w:w="4320"/>
             <w:vAlign w:val="center"/>
           </w:tcPr>
           <w:p>
-            <w:pPr>
-              <w:spacing w:after="0"/>
-            </w:pPr>
+            <w:r/>
             <w:r>
               <w:rPr>
-                <w:rFonts w:ascii="Calibri" w:hAnsi="Calibri" w:eastAsia="Microsoft YaHei"/>
-                <w:sz w:val="16"/>
+                <w:rFonts w:ascii="Microsoft YaHei" w:hAnsi="Microsoft YaHei" w:eastAsia="Microsoft YaHei"/>
+                <w:b w:val="0"/>
+                <w:sz w:val="21"/>
               </w:rPr>
               <w:t>接口配置不分页</w:t>
             </w:r>
@@ -5442,23 +2610,16 @@
         </w:tc>
         <w:tc>
           <w:tcPr>
-            <w:tcW w:type="dxa" w:w="4896"/>
-            <w:tcMar>
-              <w:top w:w="80" w:type="dxa"/>
-              <w:start w:w="100" w:type="dxa"/>
-              <w:bottom w:w="80" w:type="dxa"/>
-              <w:end w:w="100" w:type="dxa"/>
-            </w:tcMar>
+            <w:tcW w:type="dxa" w:w="4320"/>
             <w:vAlign w:val="center"/>
           </w:tcPr>
           <w:p>
-            <w:pPr>
-              <w:spacing w:after="0"/>
-            </w:pPr>
+            <w:r/>
             <w:r>
               <w:rPr>
-                <w:rFonts w:ascii="Calibri" w:hAnsi="Calibri" w:eastAsia="Microsoft YaHei"/>
-                <w:sz w:val="16"/>
+                <w:rFonts w:ascii="Microsoft YaHei" w:hAnsi="Microsoft YaHei" w:eastAsia="Microsoft YaHei"/>
+                <w:b w:val="0"/>
+                <w:sz w:val="21"/>
               </w:rPr>
               <w:t>可以不传分页参数。</w:t>
             </w:r>
@@ -5467,18 +2628,11 @@
       </w:tr>
     </w:tbl>
     <w:p>
-      <w:pPr>
-        <w:spacing w:after="40"/>
-      </w:pPr>
-    </w:p>
-    <w:p>
-      <w:pPr>
-        <w:spacing w:after="100"/>
-      </w:pPr>
       <w:r>
         <w:rPr>
-          <w:rFonts w:ascii="Calibri" w:hAnsi="Calibri" w:eastAsia="Microsoft YaHei"/>
-          <w:sz w:val="20"/>
+          <w:rFonts w:ascii="Microsoft YaHei" w:hAnsi="Microsoft YaHei" w:eastAsia="Microsoft YaHei"/>
+          <w:b w:val="0"/>
+          <w:sz w:val="21"/>
         </w:rPr>
         <w:t>说明：API_SQL_INTERFACE.PAGE 是后端接口配置，不是前端入参。</w:t>
       </w:r>
@@ -5486,12 +2640,8 @@
     <w:sectPr>
       <w:headerReference w:type="default" r:id="rId9"/>
       <w:footerReference w:type="default" r:id="rId10"/>
-      <w:headerReference w:type="first" r:id="rId11"/>
-      <w:footerReference w:type="first" r:id="rId12"/>
-      <w:headerReference w:type="even" r:id="rId13"/>
-      <w:footerReference w:type="even" r:id="rId14"/>
       <w:pgSz w:w="12240" w:h="15840"/>
-      <w:pgMar w:top="1224" w:right="1224" w:bottom="1224" w:left="1224" w:header="720" w:footer="720" w:gutter="0"/>
+      <w:pgMar w:top="1440" w:right="1800" w:bottom="1440" w:left="1800" w:header="720" w:footer="720" w:gutter="0"/>
       <w:cols w:space="720"/>
       <w:docGrid w:linePitch="360"/>
     </w:sectPr>
@@ -5510,51 +2660,7 @@
 </w:ftr>
 </file>
 
-<file path=word/footer2.xml><?xml version="1.0" encoding="utf-8"?>
-<w:ftr xmlns:m="http://schemas.openxmlformats.org/officeDocument/2006/math" xmlns:mc="http://schemas.openxmlformats.org/markup-compatibility/2006" xmlns:mo="http://schemas.microsoft.com/office/mac/office/2008/main" xmlns:mv="urn:schemas-microsoft-com:mac:vml" xmlns:o="urn:schemas-microsoft-com:office:office" xmlns:r="http://schemas.openxmlformats.org/officeDocument/2006/relationships" xmlns:v="urn:schemas-microsoft-com:vml" xmlns:w10="urn:schemas-microsoft-com:office:word" xmlns:w14="http://schemas.microsoft.com/office/word/2010/wordml" xmlns:w="http://schemas.openxmlformats.org/wordprocessingml/2006/main" xmlns:wne="http://schemas.microsoft.com/office/word/2006/wordml" xmlns:wp14="http://schemas.microsoft.com/office/word/2010/wordprocessingDrawing" xmlns:wp="http://schemas.openxmlformats.org/drawingml/2006/wordprocessingDrawing" xmlns:wpc="http://schemas.microsoft.com/office/word/2010/wordprocessingCanvas" xmlns:wpg="http://schemas.microsoft.com/office/word/2010/wordprocessingGroup" xmlns:wpi="http://schemas.microsoft.com/office/word/2010/wordprocessingInk" xmlns:wps="http://schemas.microsoft.com/office/word/2010/wordprocessingShape" mc:Ignorable="w14 wp14">
-  <w:p>
-    <w:pPr>
-      <w:pStyle w:val="Footer"/>
-    </w:pPr>
-    <w:r/>
-  </w:p>
-</w:ftr>
-</file>
-
-<file path=word/footer3.xml><?xml version="1.0" encoding="utf-8"?>
-<w:ftr xmlns:m="http://schemas.openxmlformats.org/officeDocument/2006/math" xmlns:mc="http://schemas.openxmlformats.org/markup-compatibility/2006" xmlns:mo="http://schemas.microsoft.com/office/mac/office/2008/main" xmlns:mv="urn:schemas-microsoft-com:mac:vml" xmlns:o="urn:schemas-microsoft-com:office:office" xmlns:r="http://schemas.openxmlformats.org/officeDocument/2006/relationships" xmlns:v="urn:schemas-microsoft-com:vml" xmlns:w10="urn:schemas-microsoft-com:office:word" xmlns:w14="http://schemas.microsoft.com/office/word/2010/wordml" xmlns:w="http://schemas.openxmlformats.org/wordprocessingml/2006/main" xmlns:wne="http://schemas.microsoft.com/office/word/2006/wordml" xmlns:wp14="http://schemas.microsoft.com/office/word/2010/wordprocessingDrawing" xmlns:wp="http://schemas.openxmlformats.org/drawingml/2006/wordprocessingDrawing" xmlns:wpc="http://schemas.microsoft.com/office/word/2010/wordprocessingCanvas" xmlns:wpg="http://schemas.microsoft.com/office/word/2010/wordprocessingGroup" xmlns:wpi="http://schemas.microsoft.com/office/word/2010/wordprocessingInk" xmlns:wps="http://schemas.microsoft.com/office/word/2010/wordprocessingShape" mc:Ignorable="w14 wp14">
-  <w:p>
-    <w:pPr>
-      <w:pStyle w:val="Footer"/>
-    </w:pPr>
-    <w:r/>
-  </w:p>
-</w:ftr>
-</file>
-
 <file path=word/header1.xml><?xml version="1.0" encoding="utf-8"?>
-<w:hdr xmlns:m="http://schemas.openxmlformats.org/officeDocument/2006/math" xmlns:mc="http://schemas.openxmlformats.org/markup-compatibility/2006" xmlns:mo="http://schemas.microsoft.com/office/mac/office/2008/main" xmlns:mv="urn:schemas-microsoft-com:mac:vml" xmlns:o="urn:schemas-microsoft-com:office:office" xmlns:r="http://schemas.openxmlformats.org/officeDocument/2006/relationships" xmlns:v="urn:schemas-microsoft-com:vml" xmlns:w10="urn:schemas-microsoft-com:office:word" xmlns:w14="http://schemas.microsoft.com/office/word/2010/wordml" xmlns:w="http://schemas.openxmlformats.org/wordprocessingml/2006/main" xmlns:wne="http://schemas.microsoft.com/office/word/2006/wordml" xmlns:wp14="http://schemas.microsoft.com/office/word/2010/wordprocessingDrawing" xmlns:wp="http://schemas.openxmlformats.org/drawingml/2006/wordprocessingDrawing" xmlns:wpc="http://schemas.microsoft.com/office/word/2010/wordprocessingCanvas" xmlns:wpg="http://schemas.microsoft.com/office/word/2010/wordprocessingGroup" xmlns:wpi="http://schemas.microsoft.com/office/word/2010/wordprocessingInk" xmlns:wps="http://schemas.microsoft.com/office/word/2010/wordprocessingShape" mc:Ignorable="w14 wp14">
-  <w:p>
-    <w:pPr>
-      <w:pStyle w:val="Header"/>
-    </w:pPr>
-    <w:r/>
-  </w:p>
-</w:hdr>
-</file>
-
-<file path=word/header2.xml><?xml version="1.0" encoding="utf-8"?>
-<w:hdr xmlns:m="http://schemas.openxmlformats.org/officeDocument/2006/math" xmlns:mc="http://schemas.openxmlformats.org/markup-compatibility/2006" xmlns:mo="http://schemas.microsoft.com/office/mac/office/2008/main" xmlns:mv="urn:schemas-microsoft-com:mac:vml" xmlns:o="urn:schemas-microsoft-com:office:office" xmlns:r="http://schemas.openxmlformats.org/officeDocument/2006/relationships" xmlns:v="urn:schemas-microsoft-com:vml" xmlns:w10="urn:schemas-microsoft-com:office:word" xmlns:w14="http://schemas.microsoft.com/office/word/2010/wordml" xmlns:w="http://schemas.openxmlformats.org/wordprocessingml/2006/main" xmlns:wne="http://schemas.microsoft.com/office/word/2006/wordml" xmlns:wp14="http://schemas.microsoft.com/office/word/2010/wordprocessingDrawing" xmlns:wp="http://schemas.openxmlformats.org/drawingml/2006/wordprocessingDrawing" xmlns:wpc="http://schemas.microsoft.com/office/word/2010/wordprocessingCanvas" xmlns:wpg="http://schemas.microsoft.com/office/word/2010/wordprocessingGroup" xmlns:wpi="http://schemas.microsoft.com/office/word/2010/wordprocessingInk" xmlns:wps="http://schemas.microsoft.com/office/word/2010/wordprocessingShape" mc:Ignorable="w14 wp14">
-  <w:p>
-    <w:pPr>
-      <w:pStyle w:val="Header"/>
-    </w:pPr>
-    <w:r/>
-  </w:p>
-</w:hdr>
-</file>
-
-<file path=word/header3.xml><?xml version="1.0" encoding="utf-8"?>
 <w:hdr xmlns:m="http://schemas.openxmlformats.org/officeDocument/2006/math" xmlns:mc="http://schemas.openxmlformats.org/markup-compatibility/2006" xmlns:mo="http://schemas.microsoft.com/office/mac/office/2008/main" xmlns:mv="urn:schemas-microsoft-com:mac:vml" xmlns:o="urn:schemas-microsoft-com:office:office" xmlns:r="http://schemas.openxmlformats.org/officeDocument/2006/relationships" xmlns:v="urn:schemas-microsoft-com:vml" xmlns:w10="urn:schemas-microsoft-com:office:word" xmlns:w14="http://schemas.microsoft.com/office/word/2010/wordml" xmlns:w="http://schemas.openxmlformats.org/wordprocessingml/2006/main" xmlns:wne="http://schemas.microsoft.com/office/word/2006/wordml" xmlns:wp14="http://schemas.microsoft.com/office/word/2010/wordprocessingDrawing" xmlns:wp="http://schemas.openxmlformats.org/drawingml/2006/wordprocessingDrawing" xmlns:wpc="http://schemas.microsoft.com/office/word/2010/wordprocessingCanvas" xmlns:wpg="http://schemas.microsoft.com/office/word/2010/wordprocessingGroup" xmlns:wpi="http://schemas.microsoft.com/office/word/2010/wordprocessingInk" xmlns:wps="http://schemas.microsoft.com/office/word/2010/wordprocessingShape" mc:Ignorable="w14 wp14">
   <w:p>
     <w:pPr>
@@ -5928,12 +3034,8 @@
     <w:name w:val="Normal"/>
     <w:qFormat/>
     <w:rsid w:val="00FC693F"/>
-    <w:pPr>
-      <w:spacing w:after="100" w:line="288" w:lineRule="auto"/>
-    </w:pPr>
     <w:rPr>
-      <w:rFonts w:ascii="Calibri" w:hAnsi="Calibri" w:eastAsia="Microsoft YaHei"/>
-      <w:color w:val="202124"/>
+      <w:rFonts w:ascii="Microsoft YaHei" w:hAnsi="Microsoft YaHei" w:eastAsia="Microsoft YaHei"/>
       <w:sz w:val="21"/>
     </w:rPr>
   </w:style>
@@ -5992,15 +3094,15 @@
     <w:pPr>
       <w:keepNext/>
       <w:keepLines/>
-      <w:spacing w:before="280" w:after="160" w:line="288" w:lineRule="auto"/>
+      <w:spacing w:before="480" w:after="0"/>
       <w:outlineLvl w:val="0"/>
     </w:pPr>
     <w:rPr>
-      <w:rFonts w:asciiTheme="majorHAnsi" w:eastAsiaTheme="majorEastAsia" w:hAnsiTheme="majorHAnsi" w:cstheme="majorBidi" w:ascii="Calibri" w:hAnsi="Calibri" w:eastAsia="Microsoft YaHei"/>
+      <w:rFonts w:asciiTheme="majorHAnsi" w:eastAsiaTheme="majorEastAsia" w:hAnsiTheme="majorHAnsi" w:cstheme="majorBidi" w:ascii="Microsoft YaHei" w:hAnsi="Microsoft YaHei" w:eastAsia="Microsoft YaHei"/>
       <w:b/>
       <w:bCs/>
-      <w:color w:val="2E74B5"/>
-      <w:sz w:val="30"/>
+      <w:color w:val="365F91" w:themeColor="accent1" w:themeShade="BF"/>
+      <w:sz w:val="32"/>
       <w:szCs w:val="28"/>
     </w:rPr>
   </w:style>
@@ -6016,15 +3118,15 @@
     <w:pPr>
       <w:keepNext/>
       <w:keepLines/>
-      <w:spacing w:before="200" w:after="100" w:line="288" w:lineRule="auto"/>
+      <w:spacing w:before="200" w:after="0"/>
       <w:outlineLvl w:val="1"/>
     </w:pPr>
     <w:rPr>
-      <w:rFonts w:asciiTheme="majorHAnsi" w:eastAsiaTheme="majorEastAsia" w:hAnsiTheme="majorHAnsi" w:cstheme="majorBidi" w:ascii="Calibri" w:hAnsi="Calibri" w:eastAsia="Microsoft YaHei"/>
+      <w:rFonts w:asciiTheme="majorHAnsi" w:eastAsiaTheme="majorEastAsia" w:hAnsiTheme="majorHAnsi" w:cstheme="majorBidi" w:ascii="Microsoft YaHei" w:hAnsi="Microsoft YaHei" w:eastAsia="Microsoft YaHei"/>
       <w:b/>
       <w:bCs/>
-      <w:color w:val="2E74B5"/>
-      <w:sz w:val="25"/>
+      <w:color w:val="4F81BD" w:themeColor="accent1"/>
+      <w:sz w:val="26"/>
       <w:szCs w:val="26"/>
     </w:rPr>
   </w:style>
@@ -6040,15 +3142,14 @@
     <w:pPr>
       <w:keepNext/>
       <w:keepLines/>
-      <w:spacing w:before="160" w:after="80" w:line="288" w:lineRule="auto"/>
+      <w:spacing w:before="200" w:after="0"/>
       <w:outlineLvl w:val="2"/>
     </w:pPr>
     <w:rPr>
-      <w:rFonts w:asciiTheme="majorHAnsi" w:eastAsiaTheme="majorEastAsia" w:hAnsiTheme="majorHAnsi" w:cstheme="majorBidi" w:ascii="Calibri" w:hAnsi="Calibri" w:eastAsia="Microsoft YaHei"/>
+      <w:rFonts w:asciiTheme="majorHAnsi" w:eastAsiaTheme="majorEastAsia" w:hAnsiTheme="majorHAnsi" w:cstheme="majorBidi" w:ascii="Microsoft YaHei" w:hAnsi="Microsoft YaHei" w:eastAsia="Microsoft YaHei"/>
       <w:b/>
       <w:bCs/>
-      <w:color w:val="1F4D78"/>
-      <w:sz w:val="23"/>
+      <w:color w:val="4F81BD" w:themeColor="accent1"/>
     </w:rPr>
   </w:style>
   <w:style w:type="paragraph" w:styleId="Heading4">
@@ -6286,11 +3387,12 @@
       <w:contextualSpacing/>
     </w:pPr>
     <w:rPr>
-      <w:rFonts w:asciiTheme="majorHAnsi" w:eastAsiaTheme="majorEastAsia" w:hAnsiTheme="majorHAnsi" w:cstheme="majorBidi"/>
+      <w:rFonts w:asciiTheme="majorHAnsi" w:eastAsiaTheme="majorEastAsia" w:hAnsiTheme="majorHAnsi" w:cstheme="majorBidi" w:ascii="Microsoft YaHei" w:hAnsi="Microsoft YaHei" w:eastAsia="Microsoft YaHei"/>
+      <w:b/>
       <w:color w:val="17365D" w:themeColor="text2" w:themeShade="BF"/>
       <w:spacing w:val="5"/>
       <w:kern w:val="28"/>
-      <w:sz w:val="52"/>
+      <w:sz w:val="44"/>
       <w:szCs w:val="52"/>
     </w:rPr>
   </w:style>
@@ -17619,16 +14721,6 @@
         <w:shd w:val="clear" w:color="auto" w:fill="FBCAA2" w:themeFill="accent6" w:themeFillTint="7F"/>
       </w:tcPr>
     </w:tblStylePr>
-  </w:style>
-  <w:style w:type="paragraph" w:customStyle="1" w:styleId="CodeBlock">
-    <w:name w:val="Code Block"/>
-    <w:pPr>
-      <w:spacing w:after="0" w:line="240" w:lineRule="auto"/>
-    </w:pPr>
-    <w:rPr>
-      <w:rFonts w:ascii="Consolas" w:hAnsi="Consolas" w:eastAsia="Microsoft YaHei"/>
-      <w:sz w:val="17"/>
-    </w:rPr>
   </w:style>
 </w:styles>
 </file>
